--- a/sales/داکیومنت-فروش.docx
+++ b/sales/داکیومنت-فروش.docx
@@ -2,205 +2,19 @@
 <file path=word/document.xml><?xml version="1.0" encoding="utf-8"?>
 <w:document xmlns:wpc="http://schemas.microsoft.com/office/word/2010/wordprocessingCanvas" xmlns:mo="http://schemas.microsoft.com/office/mac/office/2008/main" xmlns:mc="http://schemas.openxmlformats.org/markup-compatibility/2006" xmlns:mv="urn:schemas-microsoft-com:mac:vml" xmlns:o="urn:schemas-microsoft-com:office:office" xmlns:r="http://schemas.openxmlformats.org/officeDocument/2006/relationships" xmlns:m="http://schemas.openxmlformats.org/officeDocument/2006/math" xmlns:v="urn:schemas-microsoft-com:vml" xmlns:wp14="http://schemas.microsoft.com/office/word/2010/wordprocessingDrawing" xmlns:wp="http://schemas.openxmlformats.org/drawingml/2006/wordprocessingDrawing" xmlns:w10="urn:schemas-microsoft-com:office:word" xmlns:w="http://schemas.openxmlformats.org/wordprocessingml/2006/main" xmlns:w14="http://schemas.microsoft.com/office/word/2010/wordml" xmlns:wpg="http://schemas.microsoft.com/office/word/2010/wordprocessingGroup" xmlns:wpi="http://schemas.microsoft.com/office/word/2010/wordprocessingInk" xmlns:wne="http://schemas.microsoft.com/office/word/2006/wordml" xmlns:wps="http://schemas.microsoft.com/office/word/2010/wordprocessingShape" mc:Ignorable="w14 wp14">
   <w:body>
-    <w:p>
-      <w:pPr>
-        <w:bidi w:val="1"/>
-        <w:spacing w:before="2400"/>
-        <w:jc w:val="center"/>
-      </w:pPr>
-      <w:r>
-        <w:rPr>
-          <w:rFonts w:ascii="Tahoma" w:hAnsi="Tahoma" w:cs="Tahoma"/>
-          <w:b/>
-          <w:i w:val="0"/>
-          <w:color w:val="0D47A1"/>
-          <w:sz w:val="60"/>
-        </w:rPr>
-        <w:t>آکادمی‌منیجر پرو</w:t>
-      </w:r>
-    </w:p>
+    <w:p/>
+    <w:p/>
+    <w:p/>
+    <w:p/>
     <w:p>
       <w:pPr>
         <w:spacing w:after="480"/>
         <w:jc w:val="center"/>
       </w:pPr>
       <w:r>
-        <w:rPr>
-          <w:rFonts w:ascii="Tahoma" w:hAnsi="Tahoma" w:cs="Tahoma"/>
-          <w:b w:val="0"/>
-          <w:i w:val="0"/>
-          <w:color w:val="555555"/>
-          <w:sz w:val="28"/>
-        </w:rPr>
-        <w:t>Academy Manager Pro</w:t>
-      </w:r>
-    </w:p>
-    <w:p>
-      <w:pPr>
-        <w:spacing w:after="360"/>
-        <w:jc w:val="center"/>
-      </w:pPr>
-      <w:r>
-        <w:rPr>
-          <w:rFonts w:ascii="Tahoma" w:hAnsi="Tahoma" w:cs="Tahoma"/>
-          <w:b/>
-          <w:i w:val="0"/>
-          <w:color w:val="222B33"/>
-          <w:sz w:val="30"/>
-        </w:rPr>
-        <w:t>مدیریت کامل آموزشگاه — از ثبت‌نام تا حسابداری، در یک نرم‌افزار</w:t>
-      </w:r>
-    </w:p>
-    <w:p>
-      <w:pPr>
-        <w:bidi w:val="1"/>
-        <w:jc w:val="center"/>
-      </w:pPr>
-      <w:r>
-        <w:rPr>
-          <w:rFonts w:ascii="Tahoma" w:hAnsi="Tahoma" w:cs="Tahoma"/>
-          <w:b w:val="0"/>
-          <w:i w:val="0"/>
-          <w:color w:val="555555"/>
-          <w:sz w:val="22"/>
-        </w:rPr>
-        <w:t>نسخه ۱.۰.۰ | فارسی، کاملاً راست‌به‌چپ، با تقویم شمسی</w:t>
-      </w:r>
-    </w:p>
-    <w:p>
-      <w:r>
-        <w:br w:type="page"/>
-      </w:r>
-    </w:p>
-    <w:p>
-      <w:pPr>
-        <w:bidi w:val="1"/>
-        <w:spacing w:before="360" w:after="160"/>
-        <w:pBdr>
-          <w:bottom w:val="single" w:sz="8" w:space="4" w:color="0D47A1"/>
-        </w:pBdr>
-      </w:pPr>
-      <w:r>
-        <w:rPr>
-          <w:rFonts w:ascii="Tahoma" w:hAnsi="Tahoma" w:cs="Tahoma"/>
-          <w:b/>
-          <w:i w:val="0"/>
-          <w:color w:val="0D47A1"/>
-          <w:sz w:val="32"/>
-        </w:rPr>
-        <w:t>چرا این نرم‌افزار؟</w:t>
-      </w:r>
-    </w:p>
-    <w:p>
-      <w:pPr>
-        <w:bidi w:val="1"/>
-        <w:spacing w:after="160"/>
-        <w:jc w:val="right"/>
-      </w:pPr>
-      <w:r>
-        <w:rPr>
-          <w:rFonts w:ascii="Tahoma" w:hAnsi="Tahoma" w:cs="Tahoma"/>
-          <w:b w:val="0"/>
-          <w:i w:val="0"/>
-          <w:color w:val="222B33"/>
-          <w:sz w:val="22"/>
-        </w:rPr>
-        <w:t>اگر آموزشگاه دارید، احتمالاً همین حالا هم با همین روزهای کاری آشنا هستید: صبح با لیست حضور و غیاب شروع می‌کنید، ظهر دنبال می‌گردید کدام هنرجو قسطش عقب افتاده، شب هم هنوز با اکسل‌های به‌هم‌ریخته درگیر بدهی‌ها و درآمدی هستید که هیچ‌وقت دقیق نمی‌شود.</w:t>
-      </w:r>
-    </w:p>
-    <w:p>
-      <w:pPr>
-        <w:bidi w:val="1"/>
-        <w:spacing w:after="160"/>
-        <w:jc w:val="right"/>
-      </w:pPr>
-      <w:r>
-        <w:rPr>
-          <w:rFonts w:ascii="Tahoma" w:hAnsi="Tahoma" w:cs="Tahoma"/>
-          <w:b/>
-          <w:i w:val="0"/>
-          <w:color w:val="222B33"/>
-          <w:sz w:val="22"/>
-        </w:rPr>
-        <w:t>آکادمی‌منیجر پرو</w:t>
-      </w:r>
-      <w:r>
-        <w:rPr>
-          <w:rFonts w:ascii="Tahoma" w:hAnsi="Tahoma" w:cs="Tahoma"/>
-          <w:b w:val="0"/>
-          <w:i w:val="0"/>
-          <w:color w:val="222B33"/>
-          <w:sz w:val="22"/>
-        </w:rPr>
-        <w:t xml:space="preserve"> برای همین ساخته شده: یک نرم‌افزار که تمام کارهای روزانه آموزشگاه — ثبت‌نام، کلاس، حضور و غیاب، آزمون، شهریه، اقساط، حقوق و حتی حسابداری دوبل — را در یک پنجره جمع کرده باشد. بدون اکسل، بدون چند نرم‌افزار جدا، بدون «یادم رفته بود».</w:t>
-      </w:r>
-    </w:p>
-    <w:p>
-      <w:pPr>
-        <w:bidi w:val="1"/>
-        <w:spacing w:after="200"/>
-        <w:ind w:right="340" w:left="340"/>
-        <w:jc w:val="right"/>
-        <w:pBdr>
-          <w:right w:val="single" w:sz="18" w:space="6" w:color="0D47A1"/>
-        </w:pBdr>
-      </w:pPr>
-      <w:r>
-        <w:rPr>
-          <w:rFonts w:ascii="Tahoma" w:hAnsi="Tahoma" w:cs="Tahoma"/>
-          <w:b w:val="0"/>
-          <w:i w:val="0"/>
-          <w:color w:val="555555"/>
-          <w:sz w:val="21"/>
-        </w:rPr>
-        <w:t>همه تصاویر این داکیومنت، اسکرین‌شات‌های واقعی از نرم‌افزار در حال اجرا هستند؛ دقیقاً همان چیزی که روی سیستم شما اجرا می‌شود.</w:t>
-      </w:r>
-    </w:p>
-    <w:p>
-      <w:pPr>
-        <w:bidi w:val="1"/>
-        <w:spacing w:before="360" w:after="160"/>
-        <w:pBdr>
-          <w:bottom w:val="single" w:sz="8" w:space="4" w:color="0D47A1"/>
-        </w:pBdr>
-      </w:pPr>
-      <w:r>
-        <w:rPr>
-          <w:rFonts w:ascii="Tahoma" w:hAnsi="Tahoma" w:cs="Tahoma"/>
-          <w:b/>
-          <w:i w:val="0"/>
-          <w:color w:val="0D47A1"/>
-          <w:sz w:val="32"/>
-        </w:rPr>
-        <w:t>۱. داشبورد هوشمند: وضعیت آموزشگاه، یک نگاه</w:t>
-      </w:r>
-    </w:p>
-    <w:p>
-      <w:pPr>
-        <w:bidi w:val="1"/>
-        <w:spacing w:after="160"/>
-        <w:jc w:val="right"/>
-      </w:pPr>
-      <w:r>
-        <w:rPr>
-          <w:rFonts w:ascii="Tahoma" w:hAnsi="Tahoma" w:cs="Tahoma"/>
-          <w:b w:val="0"/>
-          <w:i w:val="0"/>
-          <w:color w:val="222B33"/>
-          <w:sz w:val="22"/>
-        </w:rPr>
-        <w:t>به‌محض ورود، همه‌چیز جلوی چشم شماست: تعداد هنرجویان فعال، کلاس‌های امروز، درآمد ماه، موجودی صندوق و تازه‌ترین فعالیت‌ها. تقویم شمسی و ساعت زنده در نوار بالا، و دکمه‌های دسترسی سریع برای چهار کار پرکاربردی که هر روز انجام می‌دهید: ثبت هنرجوی جدید، ثبت‌نام، دریافت وجه و تحلیل هوشمند.</w:t>
-      </w:r>
-    </w:p>
-    <w:p>
-      <w:pPr>
-        <w:spacing w:before="120" w:after="40"/>
-        <w:jc w:val="center"/>
-      </w:pPr>
-      <w:r>
         <w:drawing>
           <wp:inline xmlns:a="http://schemas.openxmlformats.org/drawingml/2006/main" xmlns:pic="http://schemas.openxmlformats.org/drawingml/2006/picture">
-            <wp:extent cx="5940000" cy="3712500"/>
+            <wp:extent cx="1224000" cy="1224000"/>
             <wp:docPr id="1" name="Picture 1"/>
             <wp:cNvGraphicFramePr>
               <a:graphicFrameLocks noChangeAspect="1"/>
@@ -209,7 +23,7 @@
               <a:graphicData uri="http://schemas.openxmlformats.org/drawingml/2006/picture">
                 <pic:pic>
                   <pic:nvPicPr>
-                    <pic:cNvPr id="0" name="02-dashboard.jpg"/>
+                    <pic:cNvPr id="0" name="logo.png"/>
                     <pic:cNvPicPr/>
                   </pic:nvPicPr>
                   <pic:blipFill>
@@ -221,7 +35,382 @@
                   <pic:spPr>
                     <a:xfrm>
                       <a:off x="0" y="0"/>
-                      <a:ext cx="5940000" cy="3712500"/>
+                      <a:ext cx="1224000" cy="1224000"/>
+                    </a:xfrm>
+                    <a:prstGeom prst="rect"/>
+                  </pic:spPr>
+                </pic:pic>
+              </a:graphicData>
+            </a:graphic>
+          </wp:inline>
+        </w:drawing>
+      </w:r>
+    </w:p>
+    <w:p>
+      <w:pPr>
+        <w:bidi w:val="1"/>
+        <w:spacing w:after="120"/>
+        <w:jc w:val="center"/>
+      </w:pPr>
+      <w:r>
+        <w:rPr>
+          <w:rFonts w:ascii="B Nazanin" w:hAnsi="B Nazanin" w:cs="B Nazanin"/>
+          <w:b/>
+          <w:i w:val="0"/>
+          <w:color w:val="0D47A1"/>
+          <w:sz w:val="68"/>
+          <w:szCs w:val="68"/>
+        </w:rPr>
+        <w:t>آکادمی‌منیجر پرو</w:t>
+      </w:r>
+    </w:p>
+    <w:p>
+      <w:pPr>
+        <w:spacing w:after="400"/>
+        <w:jc w:val="center"/>
+      </w:pPr>
+      <w:r>
+        <w:rPr>
+          <w:rFonts w:ascii="B Nazanin" w:hAnsi="B Nazanin" w:cs="B Nazanin"/>
+          <w:b w:val="0"/>
+          <w:i w:val="0"/>
+          <w:color w:val="555555"/>
+          <w:sz w:val="28"/>
+          <w:szCs w:val="28"/>
+        </w:rPr>
+        <w:t>Academy Manager Pro</w:t>
+      </w:r>
+    </w:p>
+    <w:p>
+      <w:pPr>
+        <w:bidi w:val="1"/>
+        <w:spacing w:after="520"/>
+        <w:jc w:val="center"/>
+      </w:pPr>
+      <w:r>
+        <w:rPr>
+          <w:rFonts w:ascii="B Nazanin" w:hAnsi="B Nazanin" w:cs="B Nazanin"/>
+          <w:b/>
+          <w:i w:val="0"/>
+          <w:color w:val="222B33"/>
+          <w:sz w:val="32"/>
+          <w:szCs w:val="32"/>
+        </w:rPr>
+        <w:t>مدیریت کامل آموزشگاه — از ثبت‌نام تا حسابداری، در یک نرم‌افزار</w:t>
+      </w:r>
+    </w:p>
+    <w:p>
+      <w:pPr>
+        <w:bidi w:val="1"/>
+        <w:spacing w:after="520"/>
+        <w:jc w:val="center"/>
+      </w:pPr>
+      <w:r>
+        <w:rPr>
+          <w:rFonts w:ascii="B Nazanin" w:hAnsi="B Nazanin" w:cs="B Nazanin"/>
+          <w:b/>
+          <w:i w:val="0"/>
+          <w:color w:val="0D47A1"/>
+          <w:sz w:val="24"/>
+          <w:szCs w:val="24"/>
+        </w:rPr>
+        <w:t>۱۹۰+ قابلیت کاربردی</w:t>
+      </w:r>
+      <w:r>
+        <w:rPr>
+          <w:rFonts w:ascii="B Nazanin" w:hAnsi="B Nazanin" w:cs="B Nazanin"/>
+          <w:b w:val="0"/>
+          <w:i w:val="0"/>
+          <w:color w:val="555555"/>
+          <w:sz w:val="24"/>
+          <w:szCs w:val="24"/>
+        </w:rPr>
+        <w:t xml:space="preserve">   |   </w:t>
+      </w:r>
+      <w:r>
+        <w:rPr>
+          <w:rFonts w:ascii="B Nazanin" w:hAnsi="B Nazanin" w:cs="B Nazanin"/>
+          <w:b/>
+          <w:i w:val="0"/>
+          <w:color w:val="0D47A1"/>
+          <w:sz w:val="24"/>
+          <w:szCs w:val="24"/>
+        </w:rPr>
+        <w:t>حسابداری دوبل استاندارد</w:t>
+      </w:r>
+      <w:r>
+        <w:rPr>
+          <w:rFonts w:ascii="B Nazanin" w:hAnsi="B Nazanin" w:cs="B Nazanin"/>
+          <w:b w:val="0"/>
+          <w:i w:val="0"/>
+          <w:color w:val="555555"/>
+          <w:sz w:val="24"/>
+          <w:szCs w:val="24"/>
+        </w:rPr>
+        <w:t xml:space="preserve">   |   </w:t>
+      </w:r>
+      <w:r>
+        <w:rPr>
+          <w:rFonts w:ascii="B Nazanin" w:hAnsi="B Nazanin" w:cs="B Nazanin"/>
+          <w:b/>
+          <w:i w:val="0"/>
+          <w:color w:val="0D47A1"/>
+          <w:sz w:val="24"/>
+          <w:szCs w:val="24"/>
+        </w:rPr>
+        <w:t>تقویم شمسی و اعداد فارسی</w:t>
+      </w:r>
+      <w:r>
+        <w:rPr>
+          <w:rFonts w:ascii="B Nazanin" w:hAnsi="B Nazanin" w:cs="B Nazanin"/>
+          <w:b w:val="0"/>
+          <w:i w:val="0"/>
+          <w:color w:val="555555"/>
+          <w:sz w:val="24"/>
+          <w:szCs w:val="24"/>
+        </w:rPr>
+        <w:t xml:space="preserve">   |   </w:t>
+      </w:r>
+      <w:r>
+        <w:rPr>
+          <w:rFonts w:ascii="B Nazanin" w:hAnsi="B Nazanin" w:cs="B Nazanin"/>
+          <w:b/>
+          <w:i w:val="0"/>
+          <w:color w:val="0D47A1"/>
+          <w:sz w:val="24"/>
+          <w:szCs w:val="24"/>
+        </w:rPr>
+        <w:t>پیامک + ربات تلگرام و بله</w:t>
+      </w:r>
+    </w:p>
+    <w:p>
+      <w:pPr>
+        <w:bidi w:val="1"/>
+        <w:jc w:val="center"/>
+      </w:pPr>
+      <w:r>
+        <w:rPr>
+          <w:rFonts w:ascii="B Nazanin" w:hAnsi="B Nazanin" w:cs="B Nazanin"/>
+          <w:b w:val="0"/>
+          <w:i w:val="0"/>
+          <w:color w:val="555555"/>
+          <w:sz w:val="21"/>
+          <w:szCs w:val="21"/>
+        </w:rPr>
+        <w:t>نسخه ۱.۰.۰ | طراحی‌شده برای آموزشگاه‌های ایرانی | ۱۴۰۵</w:t>
+      </w:r>
+    </w:p>
+    <w:p>
+      <w:r>
+        <w:br w:type="page"/>
+      </w:r>
+    </w:p>
+    <w:p>
+      <w:pPr>
+        <w:bidi w:val="1"/>
+        <w:spacing w:before="400" w:after="200"/>
+        <w:jc w:val="right"/>
+        <w:pBdr>
+          <w:bottom w:val="single" w:sz="8" w:space="4" w:color="0D47A1"/>
+        </w:pBdr>
+      </w:pPr>
+      <w:r>
+        <w:rPr>
+          <w:rFonts w:ascii="B Nazanin" w:hAnsi="B Nazanin" w:cs="B Nazanin"/>
+          <w:b/>
+          <w:i w:val="0"/>
+          <w:color w:val="0D47A1"/>
+          <w:sz w:val="40"/>
+          <w:szCs w:val="40"/>
+        </w:rPr>
+        <w:t xml:space="preserve">؟  </w:t>
+      </w:r>
+      <w:r>
+        <w:rPr>
+          <w:rFonts w:ascii="B Nazanin" w:hAnsi="B Nazanin" w:cs="B Nazanin"/>
+          <w:b/>
+          <w:i w:val="0"/>
+          <w:color w:val="0D47A1"/>
+          <w:sz w:val="40"/>
+          <w:szCs w:val="40"/>
+        </w:rPr>
+        <w:t>چرا این نرم‌افزار؟</w:t>
+      </w:r>
+    </w:p>
+    <w:p>
+      <w:pPr>
+        <w:bidi w:val="1"/>
+        <w:spacing w:after="200" w:before="0"/>
+        <w:ind w:firstLine="357"/>
+        <w:jc w:val="both"/>
+      </w:pPr>
+      <w:r>
+        <w:rPr>
+          <w:rFonts w:ascii="B Nazanin" w:hAnsi="B Nazanin" w:cs="B Nazanin"/>
+          <w:b w:val="0"/>
+          <w:i w:val="0"/>
+          <w:color w:val="222B33"/>
+          <w:sz w:val="28"/>
+          <w:szCs w:val="28"/>
+        </w:rPr>
+        <w:t>اگر آموزشگاه دارید، احتمالاً همین‌روزهای کاری برایتان آشناست: صبح با لیست حضور و غیاب شروع می‌کنید، ظهر دنبال می‌گردید کدام هنرجو قسطش عقب افتاده، و شب هم هنوز با اکسل‌های به‌هم‌ریخته درگیر بدهی‌ها و درآمدی هستید که هیچ‌وقت دقیق نمی‌شود.</w:t>
+      </w:r>
+    </w:p>
+    <w:p>
+      <w:pPr>
+        <w:bidi w:val="1"/>
+        <w:spacing w:after="200" w:before="0"/>
+        <w:ind w:firstLine="357"/>
+        <w:jc w:val="both"/>
+      </w:pPr>
+      <w:r>
+        <w:rPr>
+          <w:rFonts w:ascii="B Nazanin" w:hAnsi="B Nazanin" w:cs="B Nazanin"/>
+          <w:b/>
+          <w:i w:val="0"/>
+          <w:color w:val="222B33"/>
+          <w:sz w:val="28"/>
+          <w:szCs w:val="28"/>
+        </w:rPr>
+        <w:t>آکادمی‌منیجر پرو</w:t>
+      </w:r>
+      <w:r>
+        <w:rPr>
+          <w:rFonts w:ascii="B Nazanin" w:hAnsi="B Nazanin" w:cs="B Nazanin"/>
+          <w:b w:val="0"/>
+          <w:i w:val="0"/>
+          <w:color w:val="222B33"/>
+          <w:sz w:val="28"/>
+          <w:szCs w:val="28"/>
+        </w:rPr>
+        <w:t xml:space="preserve"> برای همین ساخته شده: یک نرم‌افزار که تمام کارهای روزانه آموزشگاه — ثبت‌نام، کلاس، حضور و غیاب، آزمون، شهریه، اقساط، حقوق و حتی حسابداری دوبل — را در یک پنجره جمع کرده باشد. بدون اکسل، بدون چند نرم‌افزار جدا، بدون «یادم رفته بود».</w:t>
+      </w:r>
+    </w:p>
+    <w:p>
+      <w:pPr>
+        <w:bidi w:val="1"/>
+        <w:spacing w:after="240"/>
+        <w:ind w:right="454" w:left="454"/>
+        <w:jc w:val="right"/>
+        <w:pBdr>
+          <w:right w:val="single" w:sz="18" w:space="8" w:color="0D47A1"/>
+        </w:pBdr>
+      </w:pPr>
+      <w:r>
+        <w:rPr>
+          <w:rFonts w:ascii="B Nazanin" w:hAnsi="B Nazanin" w:cs="B Nazanin"/>
+          <w:b w:val="0"/>
+          <w:i w:val="0"/>
+          <w:color w:val="555555"/>
+          <w:sz w:val="24"/>
+          <w:szCs w:val="24"/>
+        </w:rPr>
+        <w:t>همه تصاویر این داکیومنت، اسکرین‌شات‌های واقعی از نرم‌افزار در حال اجرا هستند؛ دقیقاً همان چیزی که روی سیستم شما اجرا می‌شود.</w:t>
+      </w:r>
+    </w:p>
+    <w:p>
+      <w:pPr>
+        <w:bidi w:val="1"/>
+        <w:spacing w:before="400" w:after="200"/>
+        <w:jc w:val="right"/>
+        <w:pBdr>
+          <w:bottom w:val="single" w:sz="8" w:space="4" w:color="0D47A1"/>
+        </w:pBdr>
+      </w:pPr>
+      <w:r>
+        <w:rPr>
+          <w:rFonts w:ascii="B Nazanin" w:hAnsi="B Nazanin" w:cs="B Nazanin"/>
+          <w:b/>
+          <w:i w:val="0"/>
+          <w:color w:val="0D47A1"/>
+          <w:sz w:val="40"/>
+          <w:szCs w:val="40"/>
+        </w:rPr>
+        <w:t xml:space="preserve">۱  </w:t>
+      </w:r>
+      <w:r>
+        <w:rPr>
+          <w:rFonts w:ascii="B Nazanin" w:hAnsi="B Nazanin" w:cs="B Nazanin"/>
+          <w:b/>
+          <w:i w:val="0"/>
+          <w:color w:val="0D47A1"/>
+          <w:sz w:val="40"/>
+          <w:szCs w:val="40"/>
+        </w:rPr>
+        <w:t>داشبورد هوشمند: وضعیت آموزشگاه، یک نگاه</w:t>
+      </w:r>
+    </w:p>
+    <w:p>
+      <w:pPr>
+        <w:bidi w:val="1"/>
+        <w:spacing w:after="200" w:before="0"/>
+        <w:ind w:firstLine="357"/>
+        <w:jc w:val="both"/>
+      </w:pPr>
+      <w:r>
+        <w:rPr>
+          <w:rFonts w:ascii="B Nazanin" w:hAnsi="B Nazanin" w:cs="B Nazanin"/>
+          <w:b w:val="0"/>
+          <w:i w:val="0"/>
+          <w:color w:val="222B33"/>
+          <w:sz w:val="28"/>
+          <w:szCs w:val="28"/>
+        </w:rPr>
+        <w:t xml:space="preserve">به‌محض ورود، همه‌چیز جلوی چشم شماست: تعداد هنرجویان فعال، کلاس‌های امروز، درآمد ماه، موجودی صندوق و تازه‌ترین فعالیت‌ها. تقویم شمسی و ساعت زنده در نوار بالا، و دکمه‌های دسترسی سریع برای چهار کار پرکاربرد: </w:t>
+      </w:r>
+      <w:r>
+        <w:rPr>
+          <w:rFonts w:ascii="B Nazanin" w:hAnsi="B Nazanin" w:cs="B Nazanin"/>
+          <w:b/>
+          <w:i w:val="0"/>
+          <w:color w:val="222B33"/>
+          <w:sz w:val="28"/>
+          <w:szCs w:val="28"/>
+        </w:rPr>
+        <w:t>ثبت هنرجوی جدید، ثبت‌نام، دریافت وجه و تحلیل هوشمند</w:t>
+      </w:r>
+      <w:r>
+        <w:rPr>
+          <w:rFonts w:ascii="B Nazanin" w:hAnsi="B Nazanin" w:cs="B Nazanin"/>
+          <w:b w:val="0"/>
+          <w:i w:val="0"/>
+          <w:color w:val="222B33"/>
+          <w:sz w:val="28"/>
+          <w:szCs w:val="28"/>
+        </w:rPr>
+        <w:t>.</w:t>
+      </w:r>
+    </w:p>
+    <w:p>
+      <w:pPr>
+        <w:spacing w:before="160" w:after="40"/>
+        <w:jc w:val="center"/>
+      </w:pPr>
+      <w:r>
+        <w:drawing>
+          <wp:inline xmlns:a="http://schemas.openxmlformats.org/drawingml/2006/main" xmlns:pic="http://schemas.openxmlformats.org/drawingml/2006/picture">
+            <wp:extent cx="5832000" cy="3645000"/>
+            <wp:docPr id="2" name="Picture 2"/>
+            <wp:cNvGraphicFramePr>
+              <a:graphicFrameLocks noChangeAspect="1"/>
+            </wp:cNvGraphicFramePr>
+            <a:graphic>
+              <a:graphicData uri="http://schemas.openxmlformats.org/drawingml/2006/picture">
+                <pic:pic>
+                  <pic:nvPicPr>
+                    <pic:cNvPr id="0" name="image.jpg"/>
+                    <pic:cNvPicPr/>
+                  </pic:nvPicPr>
+                  <pic:blipFill>
+                    <a:blip r:embed="rId10"/>
+                    <a:stretch>
+                      <a:fillRect/>
+                    </a:stretch>
+                  </pic:blipFill>
+                  <pic:spPr>
+                    <a:xfrm>
+                      <a:off x="0" y="0"/>
+                      <a:ext cx="5832000" cy="3645000"/>
                     </a:xfrm>
                     <a:prstGeom prst="rect"/>
                   </pic:spPr>
@@ -240,62 +429,67 @@
       </w:pPr>
       <w:r>
         <w:rPr>
-          <w:rFonts w:ascii="Tahoma" w:hAnsi="Tahoma" w:cs="Tahoma"/>
+          <w:rFonts w:ascii="B Nazanin" w:hAnsi="B Nazanin" w:cs="B Nazanin"/>
           <w:b w:val="0"/>
           <w:i w:val="0"/>
           <w:color w:val="555555"/>
-          <w:sz w:val="18"/>
+          <w:sz w:val="21"/>
+          <w:szCs w:val="21"/>
         </w:rPr>
-        <w:t>داشبورد اصلی</w:t>
+        <w:t>داشبورد اصلی — KPIهای زنده، تقویم شمسی و دسترسی سریع</w:t>
       </w:r>
     </w:p>
     <w:p>
       <w:pPr>
         <w:bidi w:val="1"/>
-        <w:spacing w:after="160"/>
-        <w:jc w:val="right"/>
+        <w:spacing w:after="200" w:before="0"/>
+        <w:ind w:firstLine="357"/>
+        <w:jc w:val="both"/>
       </w:pPr>
       <w:r>
         <w:rPr>
-          <w:rFonts w:ascii="Tahoma" w:hAnsi="Tahoma" w:cs="Tahoma"/>
+          <w:rFonts w:ascii="B Nazanin" w:hAnsi="B Nazanin" w:cs="B Nazanin"/>
           <w:b w:val="0"/>
           <w:i w:val="0"/>
           <w:color w:val="222B33"/>
-          <w:sz w:val="22"/>
+          <w:sz w:val="28"/>
+          <w:szCs w:val="28"/>
         </w:rPr>
-        <w:t xml:space="preserve">و اگر شب‌ها بیشتر کار می‌کنید، </w:t>
+        <w:t xml:space="preserve">و اگر ساعات پایانی شب هم کار می‌کنید، </w:t>
       </w:r>
       <w:r>
         <w:rPr>
-          <w:rFonts w:ascii="Tahoma" w:hAnsi="Tahoma" w:cs="Tahoma"/>
+          <w:rFonts w:ascii="B Nazanin" w:hAnsi="B Nazanin" w:cs="B Nazanin"/>
           <w:b/>
           <w:i w:val="0"/>
           <w:color w:val="222B33"/>
-          <w:sz w:val="22"/>
+          <w:sz w:val="28"/>
+          <w:szCs w:val="28"/>
         </w:rPr>
         <w:t>حالت تاریک</w:t>
       </w:r>
       <w:r>
         <w:rPr>
-          <w:rFonts w:ascii="Tahoma" w:hAnsi="Tahoma" w:cs="Tahoma"/>
+          <w:rFonts w:ascii="B Nazanin" w:hAnsi="B Nazanin" w:cs="B Nazanin"/>
           <w:b w:val="0"/>
           <w:i w:val="0"/>
           <w:color w:val="222B33"/>
-          <w:sz w:val="22"/>
+          <w:sz w:val="28"/>
+          <w:szCs w:val="28"/>
         </w:rPr>
-        <w:t xml:space="preserve"> یک کلیک است:</w:t>
+        <w:t xml:space="preserve"> فقط یک کلیک فاصله دارد:</w:t>
       </w:r>
     </w:p>
     <w:p>
       <w:pPr>
-        <w:spacing w:before="120" w:after="40"/>
+        <w:spacing w:before="160" w:after="40"/>
         <w:jc w:val="center"/>
       </w:pPr>
       <w:r>
         <w:drawing>
           <wp:inline xmlns:a="http://schemas.openxmlformats.org/drawingml/2006/main" xmlns:pic="http://schemas.openxmlformats.org/drawingml/2006/picture">
-            <wp:extent cx="5940000" cy="3712500"/>
-            <wp:docPr id="2" name="Picture 2"/>
+            <wp:extent cx="5832000" cy="3645000"/>
+            <wp:docPr id="3" name="Picture 3"/>
             <wp:cNvGraphicFramePr>
               <a:graphicFrameLocks noChangeAspect="1"/>
             </wp:cNvGraphicFramePr>
@@ -303,11 +497,11 @@
               <a:graphicData uri="http://schemas.openxmlformats.org/drawingml/2006/picture">
                 <pic:pic>
                   <pic:nvPicPr>
-                    <pic:cNvPr id="0" name="03-dashboard-dark.jpg"/>
+                    <pic:cNvPr id="0" name="image.jpg"/>
                     <pic:cNvPicPr/>
                   </pic:nvPicPr>
                   <pic:blipFill>
-                    <a:blip r:embed="rId10"/>
+                    <a:blip r:embed="rId11"/>
                     <a:stretch>
                       <a:fillRect/>
                     </a:stretch>
@@ -315,7 +509,7 @@
                   <pic:spPr>
                     <a:xfrm>
                       <a:off x="0" y="0"/>
-                      <a:ext cx="5940000" cy="3712500"/>
+                      <a:ext cx="5832000" cy="3645000"/>
                     </a:xfrm>
                     <a:prstGeom prst="rect"/>
                   </pic:spPr>
@@ -334,91 +528,88 @@
       </w:pPr>
       <w:r>
         <w:rPr>
-          <w:rFonts w:ascii="Tahoma" w:hAnsi="Tahoma" w:cs="Tahoma"/>
+          <w:rFonts w:ascii="B Nazanin" w:hAnsi="B Nazanin" w:cs="B Nazanin"/>
           <w:b w:val="0"/>
           <w:i w:val="0"/>
           <w:color w:val="555555"/>
-          <w:sz w:val="18"/>
+          <w:sz w:val="21"/>
+          <w:szCs w:val="21"/>
         </w:rPr>
-        <w:t>داشبورد در حالت تاریک</w:t>
+        <w:t>همان داشبورد، در حالت تاریک</w:t>
       </w:r>
     </w:p>
     <w:p>
       <w:pPr>
         <w:bidi w:val="1"/>
-        <w:spacing w:before="360" w:after="160"/>
+        <w:spacing w:before="400" w:after="200"/>
+        <w:jc w:val="right"/>
         <w:pBdr>
           <w:bottom w:val="single" w:sz="8" w:space="4" w:color="0D47A1"/>
         </w:pBdr>
       </w:pPr>
       <w:r>
         <w:rPr>
-          <w:rFonts w:ascii="Tahoma" w:hAnsi="Tahoma" w:cs="Tahoma"/>
+          <w:rFonts w:ascii="B Nazanin" w:hAnsi="B Nazanin" w:cs="B Nazanin"/>
           <w:b/>
           <w:i w:val="0"/>
           <w:color w:val="0D47A1"/>
-          <w:sz w:val="32"/>
+          <w:sz w:val="40"/>
+          <w:szCs w:val="40"/>
         </w:rPr>
-        <w:t>۲. مدیریت هنرجویان: پرونده‌ای کامل برای هر نفر</w:t>
+        <w:t xml:space="preserve">۲  </w:t>
+      </w:r>
+      <w:r>
+        <w:rPr>
+          <w:rFonts w:ascii="B Nazanin" w:hAnsi="B Nazanin" w:cs="B Nazanin"/>
+          <w:b/>
+          <w:i w:val="0"/>
+          <w:color w:val="0D47A1"/>
+          <w:sz w:val="40"/>
+          <w:szCs w:val="40"/>
+        </w:rPr>
+        <w:t>مدیریت هنرجویان: پرونده‌ای کامل برای هر نفر</w:t>
       </w:r>
     </w:p>
     <w:p>
       <w:pPr>
         <w:bidi w:val="1"/>
-        <w:spacing w:after="160"/>
-        <w:jc w:val="right"/>
+        <w:spacing w:after="200" w:before="0"/>
+        <w:ind w:firstLine="357"/>
+        <w:jc w:val="both"/>
       </w:pPr>
       <w:r>
         <w:rPr>
-          <w:rFonts w:ascii="Tahoma" w:hAnsi="Tahoma" w:cs="Tahoma"/>
+          <w:rFonts w:ascii="B Nazanin" w:hAnsi="B Nazanin" w:cs="B Nazanin"/>
           <w:b/>
           <w:i w:val="0"/>
           <w:color w:val="222B33"/>
-          <w:sz w:val="22"/>
+          <w:sz w:val="28"/>
+          <w:szCs w:val="28"/>
         </w:rPr>
         <w:t>لیست هنرجویان</w:t>
       </w:r>
       <w:r>
         <w:rPr>
-          <w:rFonts w:ascii="Tahoma" w:hAnsi="Tahoma" w:cs="Tahoma"/>
+          <w:rFonts w:ascii="B Nazanin" w:hAnsi="B Nazanin" w:cs="B Nazanin"/>
           <w:b w:val="0"/>
           <w:i w:val="0"/>
           <w:color w:val="222B33"/>
-          <w:sz w:val="22"/>
+          <w:sz w:val="28"/>
+          <w:szCs w:val="28"/>
         </w:rPr>
-        <w:t xml:space="preserve"> با کدگذاری خودکار (هر هنرجو کد منحصربه‌فرد </w:t>
-      </w:r>
-      <w:r>
-        <w:rPr>
-          <w:rFonts w:ascii="Consolas" w:hAnsi="Consolas" w:cs="Consolas"/>
-          <w:b w:val="0"/>
-          <w:i w:val="0"/>
-          <w:color w:val="0D47A1"/>
-          <w:sz w:val="20"/>
-        </w:rPr>
-        <w:t>ST-1405-XXXXX</w:t>
-      </w:r>
-      <w:r>
-        <w:rPr>
-          <w:rFonts w:ascii="Tahoma" w:hAnsi="Tahoma" w:cs="Tahoma"/>
-          <w:b w:val="0"/>
-          <w:i w:val="0"/>
-          <w:color w:val="222B33"/>
-          <w:sz w:val="22"/>
-        </w:rPr>
-        <w:t xml:space="preserve"> می‌گیرد)، جستجوی آنی بر اساس نام، موبایل یا کد ملی، و فیلتر بر اساس وضعیت و دسته‌بندی (نوجوان، بزرگسال، سازمانی):</w:t>
+        <w:t xml:space="preserve"> با کدگذاری خودکار (هر هنرجو کد منحصربه‌فرد ST-1405-XXXXX می‌گیرد)، جستجوی آنی بر اساس نام، موبایل یا کد ملی، و فیلتر بر اساس وضعیت و دسته‌بندی — نوجوان، بزرگسال، VIP یا سازمانی:</w:t>
       </w:r>
     </w:p>
     <w:p>
       <w:pPr>
-        <w:spacing w:before="120" w:after="40"/>
+        <w:spacing w:before="160" w:after="40"/>
         <w:jc w:val="center"/>
       </w:pPr>
       <w:r>
         <w:drawing>
           <wp:inline xmlns:a="http://schemas.openxmlformats.org/drawingml/2006/main" xmlns:pic="http://schemas.openxmlformats.org/drawingml/2006/picture">
-            <wp:extent cx="5940000" cy="3712500"/>
-            <wp:docPr id="3" name="Picture 3"/>
+            <wp:extent cx="5832000" cy="3645000"/>
+            <wp:docPr id="4" name="Picture 4"/>
             <wp:cNvGraphicFramePr>
               <a:graphicFrameLocks noChangeAspect="1"/>
             </wp:cNvGraphicFramePr>
@@ -426,11 +617,11 @@
               <a:graphicData uri="http://schemas.openxmlformats.org/drawingml/2006/picture">
                 <pic:pic>
                   <pic:nvPicPr>
-                    <pic:cNvPr id="0" name="04-students.jpg"/>
+                    <pic:cNvPr id="0" name="image.jpg"/>
                     <pic:cNvPicPr/>
                   </pic:nvPicPr>
                   <pic:blipFill>
-                    <a:blip r:embed="rId11"/>
+                    <a:blip r:embed="rId12"/>
                     <a:stretch>
                       <a:fillRect/>
                     </a:stretch>
@@ -438,7 +629,7 @@
                   <pic:spPr>
                     <a:xfrm>
                       <a:off x="0" y="0"/>
-                      <a:ext cx="5940000" cy="3712500"/>
+                      <a:ext cx="5832000" cy="3645000"/>
                     </a:xfrm>
                     <a:prstGeom prst="rect"/>
                   </pic:spPr>
@@ -457,62 +648,67 @@
       </w:pPr>
       <w:r>
         <w:rPr>
-          <w:rFonts w:ascii="Tahoma" w:hAnsi="Tahoma" w:cs="Tahoma"/>
+          <w:rFonts w:ascii="B Nazanin" w:hAnsi="B Nazanin" w:cs="B Nazanin"/>
           <w:b w:val="0"/>
           <w:i w:val="0"/>
           <w:color w:val="555555"/>
-          <w:sz w:val="18"/>
+          <w:sz w:val="21"/>
+          <w:szCs w:val="21"/>
         </w:rPr>
-        <w:t>لیست هنرجویان</w:t>
+        <w:t>لیست هنرجویان با کدگذاری خودکار و فیلترهای پیشرفته</w:t>
       </w:r>
     </w:p>
     <w:p>
       <w:pPr>
         <w:bidi w:val="1"/>
-        <w:spacing w:after="160"/>
-        <w:jc w:val="right"/>
+        <w:spacing w:after="200" w:before="0"/>
+        <w:ind w:firstLine="357"/>
+        <w:jc w:val="both"/>
       </w:pPr>
       <w:r>
         <w:rPr>
-          <w:rFonts w:ascii="Tahoma" w:hAnsi="Tahoma" w:cs="Tahoma"/>
+          <w:rFonts w:ascii="B Nazanin" w:hAnsi="B Nazanin" w:cs="B Nazanin"/>
           <w:b w:val="0"/>
           <w:i w:val="0"/>
           <w:color w:val="222B33"/>
-          <w:sz w:val="22"/>
+          <w:sz w:val="28"/>
+          <w:szCs w:val="28"/>
         </w:rPr>
-        <w:t xml:space="preserve">پرونده هر هنرجو یک صفحه کامل است: اطلاعات شخصی، مشخصات تماس (شامل اطلاعات والدین برای هنرجویان نوجوان)، وضعیت مالی، و </w:t>
+        <w:t xml:space="preserve">پرونده هر هنرجو یک صفحه کامل است: اطلاعات شخصی، مشخصات تماس (شامل اطلاعات والدین برای هنرجویان نوجوان)، وضعیت مالی و </w:t>
       </w:r>
       <w:r>
         <w:rPr>
-          <w:rFonts w:ascii="Tahoma" w:hAnsi="Tahoma" w:cs="Tahoma"/>
+          <w:rFonts w:ascii="B Nazanin" w:hAnsi="B Nazanin" w:cs="B Nazanin"/>
           <w:b/>
           <w:i w:val="0"/>
           <w:color w:val="222B33"/>
-          <w:sz w:val="22"/>
+          <w:sz w:val="28"/>
+          <w:szCs w:val="28"/>
         </w:rPr>
         <w:t>سابقه ثبت‌نام‌ها</w:t>
       </w:r>
       <w:r>
         <w:rPr>
-          <w:rFonts w:ascii="Tahoma" w:hAnsi="Tahoma" w:cs="Tahoma"/>
+          <w:rFonts w:ascii="B Nazanin" w:hAnsi="B Nazanin" w:cs="B Nazanin"/>
           <w:b w:val="0"/>
           <w:i w:val="0"/>
           <w:color w:val="222B33"/>
-          <w:sz w:val="22"/>
+          <w:sz w:val="28"/>
+          <w:szCs w:val="28"/>
         </w:rPr>
         <w:t xml:space="preserve"> — چه دوره‌هایی گرفته، شهریه‌اش چقدر بوده، چقدر پرداخت کرده و چقدر مانده:</w:t>
       </w:r>
     </w:p>
     <w:p>
       <w:pPr>
-        <w:spacing w:before="120" w:after="40"/>
+        <w:spacing w:before="160" w:after="40"/>
         <w:jc w:val="center"/>
       </w:pPr>
       <w:r>
         <w:drawing>
           <wp:inline xmlns:a="http://schemas.openxmlformats.org/drawingml/2006/main" xmlns:pic="http://schemas.openxmlformats.org/drawingml/2006/picture">
-            <wp:extent cx="5940000" cy="3712500"/>
-            <wp:docPr id="4" name="Picture 4"/>
+            <wp:extent cx="5832000" cy="3645000"/>
+            <wp:docPr id="5" name="Picture 5"/>
             <wp:cNvGraphicFramePr>
               <a:graphicFrameLocks noChangeAspect="1"/>
             </wp:cNvGraphicFramePr>
@@ -520,11 +716,11 @@
               <a:graphicData uri="http://schemas.openxmlformats.org/drawingml/2006/picture">
                 <pic:pic>
                   <pic:nvPicPr>
-                    <pic:cNvPr id="0" name="05-student-profile.jpg"/>
+                    <pic:cNvPr id="0" name="image.jpg"/>
                     <pic:cNvPicPr/>
                   </pic:nvPicPr>
                   <pic:blipFill>
-                    <a:blip r:embed="rId12"/>
+                    <a:blip r:embed="rId13"/>
                     <a:stretch>
                       <a:fillRect/>
                     </a:stretch>
@@ -532,7 +728,7 @@
                   <pic:spPr>
                     <a:xfrm>
                       <a:off x="0" y="0"/>
-                      <a:ext cx="5940000" cy="3712500"/>
+                      <a:ext cx="5832000" cy="3645000"/>
                     </a:xfrm>
                     <a:prstGeom prst="rect"/>
                   </pic:spPr>
@@ -551,62 +747,67 @@
       </w:pPr>
       <w:r>
         <w:rPr>
-          <w:rFonts w:ascii="Tahoma" w:hAnsi="Tahoma" w:cs="Tahoma"/>
+          <w:rFonts w:ascii="B Nazanin" w:hAnsi="B Nazanin" w:cs="B Nazanin"/>
           <w:b w:val="0"/>
           <w:i w:val="0"/>
           <w:color w:val="555555"/>
-          <w:sz w:val="18"/>
+          <w:sz w:val="21"/>
+          <w:szCs w:val="21"/>
         </w:rPr>
-        <w:t>پرونده دیجیتال هنرجو</w:t>
+        <w:t>پرونده دیجیتال هنرجو — با سابقه ثبت‌نام‌ها و وضعیت مالی</w:t>
       </w:r>
     </w:p>
     <w:p>
       <w:pPr>
         <w:bidi w:val="1"/>
-        <w:spacing w:after="160"/>
-        <w:jc w:val="right"/>
+        <w:spacing w:after="200" w:before="0"/>
+        <w:ind w:firstLine="357"/>
+        <w:jc w:val="both"/>
       </w:pPr>
       <w:r>
         <w:rPr>
-          <w:rFonts w:ascii="Tahoma" w:hAnsi="Tahoma" w:cs="Tahoma"/>
+          <w:rFonts w:ascii="B Nazanin" w:hAnsi="B Nazanin" w:cs="B Nazanin"/>
           <w:b w:val="0"/>
           <w:i w:val="0"/>
           <w:color w:val="222B33"/>
-          <w:sz w:val="22"/>
+          <w:sz w:val="28"/>
+          <w:szCs w:val="28"/>
         </w:rPr>
         <w:t xml:space="preserve">و برای روزهای مهم، </w:t>
       </w:r>
       <w:r>
         <w:rPr>
-          <w:rFonts w:ascii="Tahoma" w:hAnsi="Tahoma" w:cs="Tahoma"/>
+          <w:rFonts w:ascii="B Nazanin" w:hAnsi="B Nazanin" w:cs="B Nazanin"/>
           <w:b/>
           <w:i w:val="0"/>
           <w:color w:val="222B33"/>
-          <w:sz w:val="22"/>
+          <w:sz w:val="28"/>
+          <w:szCs w:val="28"/>
         </w:rPr>
         <w:t>کارت شناسایی هنرجوی</w:t>
       </w:r>
       <w:r>
         <w:rPr>
-          <w:rFonts w:ascii="Tahoma" w:hAnsi="Tahoma" w:cs="Tahoma"/>
+          <w:rFonts w:ascii="B Nazanin" w:hAnsi="B Nazanin" w:cs="B Nazanin"/>
           <w:b w:val="0"/>
           <w:i w:val="0"/>
           <w:color w:val="222B33"/>
-          <w:sz w:val="22"/>
+          <w:sz w:val="28"/>
+          <w:szCs w:val="28"/>
         </w:rPr>
         <w:t xml:space="preserve"> با QR Code، آماده چاپ:</w:t>
       </w:r>
     </w:p>
     <w:p>
       <w:pPr>
-        <w:spacing w:before="120" w:after="40"/>
+        <w:spacing w:before="160" w:after="40"/>
         <w:jc w:val="center"/>
       </w:pPr>
       <w:r>
         <w:drawing>
           <wp:inline xmlns:a="http://schemas.openxmlformats.org/drawingml/2006/main" xmlns:pic="http://schemas.openxmlformats.org/drawingml/2006/picture">
-            <wp:extent cx="5940000" cy="3712500"/>
-            <wp:docPr id="5" name="Picture 5"/>
+            <wp:extent cx="5832000" cy="3645000"/>
+            <wp:docPr id="6" name="Picture 6"/>
             <wp:cNvGraphicFramePr>
               <a:graphicFrameLocks noChangeAspect="1"/>
             </wp:cNvGraphicFramePr>
@@ -614,11 +815,11 @@
               <a:graphicData uri="http://schemas.openxmlformats.org/drawingml/2006/picture">
                 <pic:pic>
                   <pic:nvPicPr>
-                    <pic:cNvPr id="0" name="06-student-card.jpg"/>
+                    <pic:cNvPr id="0" name="image.jpg"/>
                     <pic:cNvPicPr/>
                   </pic:nvPicPr>
                   <pic:blipFill>
-                    <a:blip r:embed="rId13"/>
+                    <a:blip r:embed="rId14"/>
                     <a:stretch>
                       <a:fillRect/>
                     </a:stretch>
@@ -626,7 +827,7 @@
                   <pic:spPr>
                     <a:xfrm>
                       <a:off x="0" y="0"/>
-                      <a:ext cx="5940000" cy="3712500"/>
+                      <a:ext cx="5832000" cy="3645000"/>
                     </a:xfrm>
                     <a:prstGeom prst="rect"/>
                   </pic:spPr>
@@ -645,101 +846,99 @@
       </w:pPr>
       <w:r>
         <w:rPr>
-          <w:rFonts w:ascii="Tahoma" w:hAnsi="Tahoma" w:cs="Tahoma"/>
+          <w:rFonts w:ascii="B Nazanin" w:hAnsi="B Nazanin" w:cs="B Nazanin"/>
           <w:b w:val="0"/>
           <w:i w:val="0"/>
           <w:color w:val="555555"/>
-          <w:sz w:val="18"/>
+          <w:sz w:val="21"/>
+          <w:szCs w:val="21"/>
         </w:rPr>
-        <w:t>کارت هنرجوی با QR Code</w:t>
+        <w:t>کارت هنرجوی با QR Code — قابل چاپ</w:t>
       </w:r>
     </w:p>
     <w:p>
       <w:pPr>
         <w:bidi w:val="1"/>
-        <w:spacing w:before="360" w:after="160"/>
+        <w:spacing w:before="400" w:after="200"/>
+        <w:jc w:val="right"/>
         <w:pBdr>
           <w:bottom w:val="single" w:sz="8" w:space="4" w:color="0D47A1"/>
         </w:pBdr>
       </w:pPr>
       <w:r>
         <w:rPr>
-          <w:rFonts w:ascii="Tahoma" w:hAnsi="Tahoma" w:cs="Tahoma"/>
+          <w:rFonts w:ascii="B Nazanin" w:hAnsi="B Nazanin" w:cs="B Nazanin"/>
           <w:b/>
           <w:i w:val="0"/>
           <w:color w:val="0D47A1"/>
-          <w:sz w:val="32"/>
+          <w:sz w:val="40"/>
+          <w:szCs w:val="40"/>
         </w:rPr>
-        <w:t>۳. ثبت‌نام: از اولین تماس تا کنترل کامل شهریه</w:t>
+        <w:t xml:space="preserve">۳  </w:t>
+      </w:r>
+      <w:r>
+        <w:rPr>
+          <w:rFonts w:ascii="B Nazanin" w:hAnsi="B Nazanin" w:cs="B Nazanin"/>
+          <w:b/>
+          <w:i w:val="0"/>
+          <w:color w:val="0D47A1"/>
+          <w:sz w:val="40"/>
+          <w:szCs w:val="40"/>
+        </w:rPr>
+        <w:t>ثبت‌نام: از اولین تماس تا کنترل کامل شهریه</w:t>
       </w:r>
     </w:p>
     <w:p>
       <w:pPr>
         <w:bidi w:val="1"/>
-        <w:spacing w:after="160"/>
-        <w:jc w:val="right"/>
+        <w:spacing w:after="200" w:before="0"/>
+        <w:ind w:firstLine="357"/>
+        <w:jc w:val="both"/>
       </w:pPr>
       <w:r>
         <w:rPr>
-          <w:rFonts w:ascii="Tahoma" w:hAnsi="Tahoma" w:cs="Tahoma"/>
+          <w:rFonts w:ascii="B Nazanin" w:hAnsi="B Nazanin" w:cs="B Nazanin"/>
           <w:b w:val="0"/>
           <w:i w:val="0"/>
           <w:color w:val="222B33"/>
-          <w:sz w:val="22"/>
+          <w:sz w:val="28"/>
+          <w:szCs w:val="28"/>
         </w:rPr>
-        <w:t xml:space="preserve">در صفحه ثبت‌نام، همه‌چیز در یک جدول شفاف است: هر ثبت‌نام کد </w:t>
+        <w:t xml:space="preserve">در صفحه ثبت‌نام، همه‌چیز در یک جدول شفاف است: هر ثبت‌نام کد REG-1405-XXXXX دارد، دوره و کلاس مشخص است، شهریه کل و مبلغ پرداختی کنار هم دیده می‌شود — و </w:t>
       </w:r>
       <w:r>
         <w:rPr>
-          <w:rFonts w:ascii="Consolas" w:hAnsi="Consolas" w:cs="Consolas"/>
-          <w:b w:val="0"/>
-          <w:i w:val="0"/>
-          <w:color w:val="0D47A1"/>
-          <w:sz w:val="20"/>
-        </w:rPr>
-        <w:t>REG-1405-XXXXX</w:t>
-      </w:r>
-      <w:r>
-        <w:rPr>
-          <w:rFonts w:ascii="Tahoma" w:hAnsi="Tahoma" w:cs="Tahoma"/>
-          <w:b w:val="0"/>
-          <w:i w:val="0"/>
-          <w:color w:val="222B33"/>
-          <w:sz w:val="22"/>
-        </w:rPr>
-        <w:t xml:space="preserve"> دارد، دوره و کلاس مشخص است، شهریه کل و مبلغ پرداختی کنار هم دیده می‌شود — و </w:t>
-      </w:r>
-      <w:r>
-        <w:rPr>
-          <w:rFonts w:ascii="Tahoma" w:hAnsi="Tahoma" w:cs="Tahoma"/>
+          <w:rFonts w:ascii="B Nazanin" w:hAnsi="B Nazanin" w:cs="B Nazanin"/>
           <w:b/>
           <w:i w:val="0"/>
           <w:color w:val="222B33"/>
-          <w:sz w:val="22"/>
+          <w:sz w:val="28"/>
+          <w:szCs w:val="28"/>
         </w:rPr>
         <w:t>مانده بدهی به رنگ قرمز</w:t>
       </w:r>
       <w:r>
         <w:rPr>
-          <w:rFonts w:ascii="Tahoma" w:hAnsi="Tahoma" w:cs="Tahoma"/>
+          <w:rFonts w:ascii="B Nazanin" w:hAnsi="B Nazanin" w:cs="B Nazanin"/>
           <w:b w:val="0"/>
           <w:i w:val="0"/>
           <w:color w:val="222B33"/>
-          <w:sz w:val="22"/>
+          <w:sz w:val="28"/>
+          <w:szCs w:val="28"/>
         </w:rPr>
         <w:t>، تا هیچ‌وقت گم نشود. کنترل ظرفیت کلاس‌ها هم خودکار است: جایی که جا نباشد، ثبت‌نام جدید بلاک می‌شود و هنرجو به لیست انتظار می‌رود.</w:t>
       </w:r>
     </w:p>
     <w:p>
       <w:pPr>
-        <w:spacing w:before="120" w:after="40"/>
+        <w:spacing w:before="160" w:after="40"/>
         <w:jc w:val="center"/>
       </w:pPr>
       <w:r>
         <w:drawing>
           <wp:inline xmlns:a="http://schemas.openxmlformats.org/drawingml/2006/main" xmlns:pic="http://schemas.openxmlformats.org/drawingml/2006/picture">
-            <wp:extent cx="5940000" cy="3712500"/>
-            <wp:docPr id="6" name="Picture 6"/>
+            <wp:extent cx="5832000" cy="3645000"/>
+            <wp:docPr id="7" name="Picture 7"/>
             <wp:cNvGraphicFramePr>
               <a:graphicFrameLocks noChangeAspect="1"/>
             </wp:cNvGraphicFramePr>
@@ -747,11 +946,11 @@
               <a:graphicData uri="http://schemas.openxmlformats.org/drawingml/2006/picture">
                 <pic:pic>
                   <pic:nvPicPr>
-                    <pic:cNvPr id="0" name="07-registration.jpg"/>
+                    <pic:cNvPr id="0" name="image.jpg"/>
                     <pic:cNvPicPr/>
                   </pic:nvPicPr>
                   <pic:blipFill>
-                    <a:blip r:embed="rId14"/>
+                    <a:blip r:embed="rId15"/>
                     <a:stretch>
                       <a:fillRect/>
                     </a:stretch>
@@ -759,7 +958,7 @@
                   <pic:spPr>
                     <a:xfrm>
                       <a:off x="0" y="0"/>
-                      <a:ext cx="5940000" cy="3712500"/>
+                      <a:ext cx="5832000" cy="3645000"/>
                     </a:xfrm>
                     <a:prstGeom prst="rect"/>
                   </pic:spPr>
@@ -778,121 +977,77 @@
       </w:pPr>
       <w:r>
         <w:rPr>
-          <w:rFonts w:ascii="Tahoma" w:hAnsi="Tahoma" w:cs="Tahoma"/>
+          <w:rFonts w:ascii="B Nazanin" w:hAnsi="B Nazanin" w:cs="B Nazanin"/>
           <w:b w:val="0"/>
           <w:i w:val="0"/>
           <w:color w:val="555555"/>
-          <w:sz w:val="18"/>
+          <w:sz w:val="21"/>
+          <w:szCs w:val="21"/>
         </w:rPr>
-        <w:t>لیست ثبت‌نام‌ها</w:t>
+        <w:t>ثبت‌نام‌ها — شهریه، پرداختی و مانده هر هنرجو، رنگی و شفاف</w:t>
       </w:r>
     </w:p>
     <w:p>
       <w:pPr>
         <w:bidi w:val="1"/>
-        <w:spacing w:before="360" w:after="160"/>
+        <w:spacing w:before="400" w:after="200"/>
+        <w:jc w:val="right"/>
         <w:pBdr>
           <w:bottom w:val="single" w:sz="8" w:space="4" w:color="0D47A1"/>
         </w:pBdr>
       </w:pPr>
       <w:r>
         <w:rPr>
-          <w:rFonts w:ascii="Tahoma" w:hAnsi="Tahoma" w:cs="Tahoma"/>
+          <w:rFonts w:ascii="B Nazanin" w:hAnsi="B Nazanin" w:cs="B Nazanin"/>
           <w:b/>
           <w:i w:val="0"/>
           <w:color w:val="0D47A1"/>
-          <w:sz w:val="32"/>
+          <w:sz w:val="40"/>
+          <w:szCs w:val="40"/>
         </w:rPr>
-        <w:t>۴. کلاس‌ها و جلسات: برنامه‌ریزی بدون سردرگمی</w:t>
+        <w:t xml:space="preserve">۴  </w:t>
+      </w:r>
+      <w:r>
+        <w:rPr>
+          <w:rFonts w:ascii="B Nazanin" w:hAnsi="B Nazanin" w:cs="B Nazanin"/>
+          <w:b/>
+          <w:i w:val="0"/>
+          <w:color w:val="0D47A1"/>
+          <w:sz w:val="40"/>
+          <w:szCs w:val="40"/>
+        </w:rPr>
+        <w:t>کلاس‌ها و جلسات: برنامه‌ریزی بدون سردرگمی</w:t>
       </w:r>
     </w:p>
     <w:p>
       <w:pPr>
         <w:bidi w:val="1"/>
-        <w:spacing w:after="160"/>
-        <w:jc w:val="right"/>
+        <w:spacing w:after="200" w:before="0"/>
+        <w:ind w:firstLine="357"/>
+        <w:jc w:val="both"/>
       </w:pPr>
       <w:r>
         <w:rPr>
-          <w:rFonts w:ascii="Tahoma" w:hAnsi="Tahoma" w:cs="Tahoma"/>
+          <w:rFonts w:ascii="B Nazanin" w:hAnsi="B Nazanin" w:cs="B Nazanin"/>
           <w:b w:val="0"/>
           <w:i w:val="0"/>
           <w:color w:val="222B33"/>
-          <w:sz w:val="22"/>
+          <w:sz w:val="28"/>
+          <w:szCs w:val="28"/>
         </w:rPr>
-        <w:t>هر کلاس با کد خودکار (</w:t>
-      </w:r>
-      <w:r>
-        <w:rPr>
-          <w:rFonts w:ascii="Consolas" w:hAnsi="Consolas" w:cs="Consolas"/>
-          <w:b w:val="0"/>
-          <w:i w:val="0"/>
-          <w:color w:val="0D47A1"/>
-          <w:sz w:val="20"/>
-        </w:rPr>
-        <w:t>ACC-1405-01</w:t>
-      </w:r>
-      <w:r>
-        <w:rPr>
-          <w:rFonts w:ascii="Tahoma" w:hAnsi="Tahoma" w:cs="Tahoma"/>
-          <w:b w:val="0"/>
-          <w:i w:val="0"/>
-          <w:color w:val="222B33"/>
-          <w:sz w:val="22"/>
-        </w:rPr>
-        <w:t xml:space="preserve">، </w:t>
-      </w:r>
-      <w:r>
-        <w:rPr>
-          <w:rFonts w:ascii="Consolas" w:hAnsi="Consolas" w:cs="Consolas"/>
-          <w:b w:val="0"/>
-          <w:i w:val="0"/>
-          <w:color w:val="0D47A1"/>
-          <w:sz w:val="20"/>
-        </w:rPr>
-        <w:t>ICDL-1405-01</w:t>
-      </w:r>
-      <w:r>
-        <w:rPr>
-          <w:rFonts w:ascii="Tahoma" w:hAnsi="Tahoma" w:cs="Tahoma"/>
-          <w:b w:val="0"/>
-          <w:i w:val="0"/>
-          <w:color w:val="222B33"/>
-          <w:sz w:val="22"/>
-        </w:rPr>
-        <w:t xml:space="preserve">، </w:t>
-      </w:r>
-      <w:r>
-        <w:rPr>
-          <w:rFonts w:ascii="Consolas" w:hAnsi="Consolas" w:cs="Consolas"/>
-          <w:b w:val="0"/>
-          <w:i w:val="0"/>
-          <w:color w:val="0D47A1"/>
-          <w:sz w:val="20"/>
-        </w:rPr>
-        <w:t>PY-1405-01</w:t>
-      </w:r>
-      <w:r>
-        <w:rPr>
-          <w:rFonts w:ascii="Tahoma" w:hAnsi="Tahoma" w:cs="Tahoma"/>
-          <w:b w:val="0"/>
-          <w:i w:val="0"/>
-          <w:color w:val="222B33"/>
-          <w:sz w:val="22"/>
-        </w:rPr>
-        <w:t>) شناسایی می‌شود: دوره، مدرس، ساعت، ظرفیت و وضعیت — همه در یک نگاه.</w:t>
+        <w:t>هر کلاس با کد خودکار (ACC-1405-01، ICDL-1405-01، PY-1405-01) شناسایی می‌شود: دوره، مدرس، ساعت، ظرفیت و وضعیت — همه در یک نگاه.</w:t>
       </w:r>
     </w:p>
     <w:p>
       <w:pPr>
-        <w:spacing w:before="120" w:after="40"/>
+        <w:spacing w:before="160" w:after="40"/>
         <w:jc w:val="center"/>
       </w:pPr>
       <w:r>
         <w:drawing>
           <wp:inline xmlns:a="http://schemas.openxmlformats.org/drawingml/2006/main" xmlns:pic="http://schemas.openxmlformats.org/drawingml/2006/picture">
-            <wp:extent cx="5940000" cy="3712500"/>
-            <wp:docPr id="7" name="Picture 7"/>
+            <wp:extent cx="5832000" cy="3645000"/>
+            <wp:docPr id="8" name="Picture 8"/>
             <wp:cNvGraphicFramePr>
               <a:graphicFrameLocks noChangeAspect="1"/>
             </wp:cNvGraphicFramePr>
@@ -900,11 +1055,11 @@
               <a:graphicData uri="http://schemas.openxmlformats.org/drawingml/2006/picture">
                 <pic:pic>
                   <pic:nvPicPr>
-                    <pic:cNvPr id="0" name="08-classes.jpg"/>
+                    <pic:cNvPr id="0" name="image.jpg"/>
                     <pic:cNvPicPr/>
                   </pic:nvPicPr>
                   <pic:blipFill>
-                    <a:blip r:embed="rId15"/>
+                    <a:blip r:embed="rId16"/>
                     <a:stretch>
                       <a:fillRect/>
                     </a:stretch>
@@ -912,7 +1067,7 @@
                   <pic:spPr>
                     <a:xfrm>
                       <a:off x="0" y="0"/>
-                      <a:ext cx="5940000" cy="3712500"/>
+                      <a:ext cx="5832000" cy="3645000"/>
                     </a:xfrm>
                     <a:prstGeom prst="rect"/>
                   </pic:spPr>
@@ -931,62 +1086,67 @@
       </w:pPr>
       <w:r>
         <w:rPr>
-          <w:rFonts w:ascii="Tahoma" w:hAnsi="Tahoma" w:cs="Tahoma"/>
+          <w:rFonts w:ascii="B Nazanin" w:hAnsi="B Nazanin" w:cs="B Nazanin"/>
           <w:b w:val="0"/>
           <w:i w:val="0"/>
           <w:color w:val="555555"/>
-          <w:sz w:val="18"/>
+          <w:sz w:val="21"/>
+          <w:szCs w:val="21"/>
         </w:rPr>
-        <w:t>لیست کلاس‌ها</w:t>
+        <w:t>لیست کلاس‌ها — ظرفیت، برنامه زمانی و وضعیت</w:t>
       </w:r>
     </w:p>
     <w:p>
       <w:pPr>
         <w:bidi w:val="1"/>
-        <w:spacing w:after="160"/>
-        <w:jc w:val="right"/>
+        <w:spacing w:after="200" w:before="0"/>
+        <w:ind w:firstLine="357"/>
+        <w:jc w:val="both"/>
       </w:pPr>
       <w:r>
         <w:rPr>
-          <w:rFonts w:ascii="Tahoma" w:hAnsi="Tahoma" w:cs="Tahoma"/>
+          <w:rFonts w:ascii="B Nazanin" w:hAnsi="B Nazanin" w:cs="B Nazanin"/>
           <w:b w:val="0"/>
           <w:i w:val="0"/>
           <w:color w:val="222B33"/>
-          <w:sz w:val="22"/>
+          <w:sz w:val="28"/>
+          <w:szCs w:val="28"/>
         </w:rPr>
         <w:t xml:space="preserve">داخل هر کلاس، لیست هنرجویان و </w:t>
       </w:r>
       <w:r>
         <w:rPr>
-          <w:rFonts w:ascii="Tahoma" w:hAnsi="Tahoma" w:cs="Tahoma"/>
+          <w:rFonts w:ascii="B Nazanin" w:hAnsi="B Nazanin" w:cs="B Nazanin"/>
           <w:b/>
           <w:i w:val="0"/>
           <w:color w:val="222B33"/>
-          <w:sz w:val="22"/>
+          <w:sz w:val="28"/>
+          <w:szCs w:val="28"/>
         </w:rPr>
         <w:t>لیست جلسات</w:t>
       </w:r>
       <w:r>
         <w:rPr>
-          <w:rFonts w:ascii="Tahoma" w:hAnsi="Tahoma" w:cs="Tahoma"/>
+          <w:rFonts w:ascii="B Nazanin" w:hAnsi="B Nazanin" w:cs="B Nazanin"/>
           <w:b w:val="0"/>
           <w:i w:val="0"/>
           <w:color w:val="222B33"/>
-          <w:sz w:val="22"/>
+          <w:sz w:val="28"/>
+          <w:szCs w:val="28"/>
         </w:rPr>
-        <w:t xml:space="preserve"> با موضوع هر جلسه (آشنایی با Python، متغیرها، حلقه‌ها...) و وضعیت آن‌ها — برگزارشده یا برنامه‌ریزی‌شده — مشخص است. انتقال هنرجو بین کلاس‌ها، تولید جلسات گروهی و چاپ لیست کلاس هم همین‌جا است:</w:t>
+        <w:t xml:space="preserve"> با موضوع هر جلسه (آشنایی با Python، متغیرها، حلقه‌ها…) و وضعیت آن‌ها — برگزارشده یا برنامه‌ریزی‌شده — مشخص است. انتقال هنرجو بین کلاس‌ها، تولید جلسات گروهی و چاپ لیست کلاس هم همین‌جا:</w:t>
       </w:r>
     </w:p>
     <w:p>
       <w:pPr>
-        <w:spacing w:before="120" w:after="40"/>
+        <w:spacing w:before="160" w:after="40"/>
         <w:jc w:val="center"/>
       </w:pPr>
       <w:r>
         <w:drawing>
           <wp:inline xmlns:a="http://schemas.openxmlformats.org/drawingml/2006/main" xmlns:pic="http://schemas.openxmlformats.org/drawingml/2006/picture">
-            <wp:extent cx="5940000" cy="3712500"/>
-            <wp:docPr id="8" name="Picture 8"/>
+            <wp:extent cx="5832000" cy="3645000"/>
+            <wp:docPr id="9" name="Picture 9"/>
             <wp:cNvGraphicFramePr>
               <a:graphicFrameLocks noChangeAspect="1"/>
             </wp:cNvGraphicFramePr>
@@ -994,11 +1154,11 @@
               <a:graphicData uri="http://schemas.openxmlformats.org/drawingml/2006/picture">
                 <pic:pic>
                   <pic:nvPicPr>
-                    <pic:cNvPr id="0" name="09-class-detail.jpg"/>
+                    <pic:cNvPr id="0" name="image.jpg"/>
                     <pic:cNvPicPr/>
                   </pic:nvPicPr>
                   <pic:blipFill>
-                    <a:blip r:embed="rId16"/>
+                    <a:blip r:embed="rId17"/>
                     <a:stretch>
                       <a:fillRect/>
                     </a:stretch>
@@ -1006,7 +1166,7 @@
                   <pic:spPr>
                     <a:xfrm>
                       <a:off x="0" y="0"/>
-                      <a:ext cx="5940000" cy="3712500"/>
+                      <a:ext cx="5832000" cy="3645000"/>
                     </a:xfrm>
                     <a:prstGeom prst="rect"/>
                   </pic:spPr>
@@ -1025,61 +1185,77 @@
       </w:pPr>
       <w:r>
         <w:rPr>
-          <w:rFonts w:ascii="Tahoma" w:hAnsi="Tahoma" w:cs="Tahoma"/>
+          <w:rFonts w:ascii="B Nazanin" w:hAnsi="B Nazanin" w:cs="B Nazanin"/>
           <w:b w:val="0"/>
           <w:i w:val="0"/>
           <w:color w:val="555555"/>
-          <w:sz w:val="18"/>
+          <w:sz w:val="21"/>
+          <w:szCs w:val="21"/>
         </w:rPr>
-        <w:t>جزئیات کلاس و جلسات</w:t>
+        <w:t>جزئیات کلاس — هنرجویان و جلسات با موضوع و وضعیت</w:t>
       </w:r>
     </w:p>
     <w:p>
       <w:pPr>
         <w:bidi w:val="1"/>
-        <w:spacing w:before="360" w:after="160"/>
+        <w:spacing w:before="400" w:after="200"/>
+        <w:jc w:val="right"/>
         <w:pBdr>
           <w:bottom w:val="single" w:sz="8" w:space="4" w:color="0D47A1"/>
         </w:pBdr>
       </w:pPr>
       <w:r>
         <w:rPr>
-          <w:rFonts w:ascii="Tahoma" w:hAnsi="Tahoma" w:cs="Tahoma"/>
+          <w:rFonts w:ascii="B Nazanin" w:hAnsi="B Nazanin" w:cs="B Nazanin"/>
           <w:b/>
           <w:i w:val="0"/>
           <w:color w:val="0D47A1"/>
-          <w:sz w:val="32"/>
+          <w:sz w:val="40"/>
+          <w:szCs w:val="40"/>
         </w:rPr>
-        <w:t>۵. حضور و غیاب: ثبت یک دقیقه‌ای، گزارش دقیق</w:t>
+        <w:t xml:space="preserve">۵  </w:t>
+      </w:r>
+      <w:r>
+        <w:rPr>
+          <w:rFonts w:ascii="B Nazanin" w:hAnsi="B Nazanin" w:cs="B Nazanin"/>
+          <w:b/>
+          <w:i w:val="0"/>
+          <w:color w:val="0D47A1"/>
+          <w:sz w:val="40"/>
+          <w:szCs w:val="40"/>
+        </w:rPr>
+        <w:t>حضور و غیاب: ثبت یک دقیقه‌ای، گزارش دقیق</w:t>
       </w:r>
     </w:p>
     <w:p>
       <w:pPr>
         <w:bidi w:val="1"/>
-        <w:spacing w:after="160"/>
-        <w:jc w:val="right"/>
+        <w:spacing w:after="200" w:before="0"/>
+        <w:ind w:firstLine="357"/>
+        <w:jc w:val="both"/>
       </w:pPr>
       <w:r>
         <w:rPr>
-          <w:rFonts w:ascii="Tahoma" w:hAnsi="Tahoma" w:cs="Tahoma"/>
+          <w:rFonts w:ascii="B Nazanin" w:hAnsi="B Nazanin" w:cs="B Nazanin"/>
           <w:b w:val="0"/>
           <w:i w:val="0"/>
           <w:color w:val="222B33"/>
-          <w:sz w:val="22"/>
+          <w:sz w:val="28"/>
+          <w:szCs w:val="28"/>
         </w:rPr>
-        <w:t>صفحه حضور و غیاب، کلاس‌های روز را با مدرس و تعداد هنرجویان نشان می‌دهد؛ یک کلیک روی «حضور» و جلسه ثبت می‌شود. ثبت ساعت ورود و خروج، حضور و غیاب مدرس، و گزارش درصد حضور برای هر کلاس هم بخشی از همین بخش است:</w:t>
+        <w:t>صفحه حضور و غیاب، کلاس‌های روز را با مدرس و تعداد هنرجویان نشان می‌دهد؛ یک کلیک روی «حضور» و جلسه ثبت می‌شود. ثبت ساعت ورود و خروج، حضور و غیاب مدرس و گزارش درصد حضور برای هر کلاس هم بخشی از همین بخش است:</w:t>
       </w:r>
     </w:p>
     <w:p>
       <w:pPr>
-        <w:spacing w:before="120" w:after="40"/>
+        <w:spacing w:before="160" w:after="40"/>
         <w:jc w:val="center"/>
       </w:pPr>
       <w:r>
         <w:drawing>
           <wp:inline xmlns:a="http://schemas.openxmlformats.org/drawingml/2006/main" xmlns:pic="http://schemas.openxmlformats.org/drawingml/2006/picture">
-            <wp:extent cx="5940000" cy="3712500"/>
-            <wp:docPr id="9" name="Picture 9"/>
+            <wp:extent cx="5832000" cy="3645000"/>
+            <wp:docPr id="10" name="Picture 10"/>
             <wp:cNvGraphicFramePr>
               <a:graphicFrameLocks noChangeAspect="1"/>
             </wp:cNvGraphicFramePr>
@@ -1087,11 +1263,11 @@
               <a:graphicData uri="http://schemas.openxmlformats.org/drawingml/2006/picture">
                 <pic:pic>
                   <pic:nvPicPr>
-                    <pic:cNvPr id="0" name="10-attendance.jpg"/>
+                    <pic:cNvPr id="0" name="image.jpg"/>
                     <pic:cNvPicPr/>
                   </pic:nvPicPr>
                   <pic:blipFill>
-                    <a:blip r:embed="rId17"/>
+                    <a:blip r:embed="rId18"/>
                     <a:stretch>
                       <a:fillRect/>
                     </a:stretch>
@@ -1099,7 +1275,7 @@
                   <pic:spPr>
                     <a:xfrm>
                       <a:off x="0" y="0"/>
-                      <a:ext cx="5940000" cy="3712500"/>
+                      <a:ext cx="5832000" cy="3645000"/>
                     </a:xfrm>
                     <a:prstGeom prst="rect"/>
                   </pic:spPr>
@@ -1118,42 +1294,67 @@
       </w:pPr>
       <w:r>
         <w:rPr>
-          <w:rFonts w:ascii="Tahoma" w:hAnsi="Tahoma" w:cs="Tahoma"/>
+          <w:rFonts w:ascii="B Nazanin" w:hAnsi="B Nazanin" w:cs="B Nazanin"/>
           <w:b w:val="0"/>
           <w:i w:val="0"/>
           <w:color w:val="555555"/>
-          <w:sz w:val="18"/>
+          <w:sz w:val="21"/>
+          <w:szCs w:val="21"/>
         </w:rPr>
-        <w:t>صفحه حضور و غیاب</w:t>
+        <w:t>ثبت سریع حضور و غیاب برای کلاس‌های روز</w:t>
       </w:r>
     </w:p>
     <w:p>
       <w:pPr>
         <w:bidi w:val="1"/>
-        <w:spacing w:after="160"/>
-        <w:jc w:val="right"/>
+        <w:spacing w:after="200" w:before="0"/>
+        <w:ind w:firstLine="357"/>
+        <w:jc w:val="both"/>
       </w:pPr>
       <w:r>
         <w:rPr>
-          <w:rFonts w:ascii="Tahoma" w:hAnsi="Tahoma" w:cs="Tahoma"/>
+          <w:rFonts w:ascii="B Nazanin" w:hAnsi="B Nazanin" w:cs="B Nazanin"/>
           <w:b w:val="0"/>
           <w:i w:val="0"/>
           <w:color w:val="222B33"/>
-          <w:sz w:val="22"/>
+          <w:sz w:val="28"/>
+          <w:szCs w:val="28"/>
         </w:rPr>
-        <w:t>و گزارش جمع‌بندی، درصد حضور هر کلاس را با نوار پیشرفت نشان می‌دهد — مثلاً ۸۸.۹٪ برای کلاس Python:</w:t>
+        <w:t xml:space="preserve">و گزارش جمع‌بندی، درصد حضور هر کلاس را با نوار پیشرفت نشان می‌دهد — مثلاً </w:t>
+      </w:r>
+      <w:r>
+        <w:rPr>
+          <w:rFonts w:ascii="B Nazanin" w:hAnsi="B Nazanin" w:cs="B Nazanin"/>
+          <w:b/>
+          <w:i w:val="0"/>
+          <w:color w:val="222B33"/>
+          <w:sz w:val="28"/>
+          <w:szCs w:val="28"/>
+        </w:rPr>
+        <w:t>۸۸.۹٪</w:t>
+      </w:r>
+      <w:r>
+        <w:rPr>
+          <w:rFonts w:ascii="B Nazanin" w:hAnsi="B Nazanin" w:cs="B Nazanin"/>
+          <w:b w:val="0"/>
+          <w:i w:val="0"/>
+          <w:color w:val="222B33"/>
+          <w:sz w:val="28"/>
+          <w:szCs w:val="28"/>
+        </w:rPr>
+        <w:t xml:space="preserve"> برای کلاس Python:</w:t>
       </w:r>
     </w:p>
     <w:p>
       <w:pPr>
-        <w:spacing w:before="120" w:after="40"/>
+        <w:spacing w:before="160" w:after="40"/>
         <w:jc w:val="center"/>
       </w:pPr>
       <w:r>
         <w:drawing>
           <wp:inline xmlns:a="http://schemas.openxmlformats.org/drawingml/2006/main" xmlns:pic="http://schemas.openxmlformats.org/drawingml/2006/picture">
-            <wp:extent cx="5940000" cy="3712500"/>
-            <wp:docPr id="10" name="Picture 10"/>
+            <wp:extent cx="5832000" cy="3645000"/>
+            <wp:docPr id="11" name="Picture 11"/>
             <wp:cNvGraphicFramePr>
               <a:graphicFrameLocks noChangeAspect="1"/>
             </wp:cNvGraphicFramePr>
@@ -1161,11 +1362,11 @@
               <a:graphicData uri="http://schemas.openxmlformats.org/drawingml/2006/picture">
                 <pic:pic>
                   <pic:nvPicPr>
-                    <pic:cNvPr id="0" name="11-attendance-report.jpg"/>
+                    <pic:cNvPr id="0" name="image.jpg"/>
                     <pic:cNvPicPr/>
                   </pic:nvPicPr>
                   <pic:blipFill>
-                    <a:blip r:embed="rId18"/>
+                    <a:blip r:embed="rId19"/>
                     <a:stretch>
                       <a:fillRect/>
                     </a:stretch>
@@ -1173,7 +1374,7 @@
                   <pic:spPr>
                     <a:xfrm>
                       <a:off x="0" y="0"/>
-                      <a:ext cx="5940000" cy="3712500"/>
+                      <a:ext cx="5832000" cy="3645000"/>
                     </a:xfrm>
                     <a:prstGeom prst="rect"/>
                   </pic:spPr>
@@ -1192,81 +1393,99 @@
       </w:pPr>
       <w:r>
         <w:rPr>
-          <w:rFonts w:ascii="Tahoma" w:hAnsi="Tahoma" w:cs="Tahoma"/>
+          <w:rFonts w:ascii="B Nazanin" w:hAnsi="B Nazanin" w:cs="B Nazanin"/>
           <w:b w:val="0"/>
           <w:i w:val="0"/>
           <w:color w:val="555555"/>
-          <w:sz w:val="18"/>
+          <w:sz w:val="21"/>
+          <w:szCs w:val="21"/>
         </w:rPr>
-        <w:t>گزارش حضور و غیاب</w:t>
+        <w:t>گزارش درصد حضور کلاس‌ها</w:t>
       </w:r>
     </w:p>
     <w:p>
       <w:pPr>
         <w:bidi w:val="1"/>
-        <w:spacing w:before="360" w:after="160"/>
+        <w:spacing w:before="400" w:after="200"/>
+        <w:jc w:val="right"/>
         <w:pBdr>
           <w:bottom w:val="single" w:sz="8" w:space="4" w:color="0D47A1"/>
         </w:pBdr>
       </w:pPr>
       <w:r>
         <w:rPr>
-          <w:rFonts w:ascii="Tahoma" w:hAnsi="Tahoma" w:cs="Tahoma"/>
+          <w:rFonts w:ascii="B Nazanin" w:hAnsi="B Nazanin" w:cs="B Nazanin"/>
           <w:b/>
           <w:i w:val="0"/>
           <w:color w:val="0D47A1"/>
-          <w:sz w:val="32"/>
+          <w:sz w:val="40"/>
+          <w:szCs w:val="40"/>
         </w:rPr>
-        <w:t>۶. آزمون و نمرات: ارزیابی ترکیبی و بدون دردسر</w:t>
+        <w:t xml:space="preserve">۶  </w:t>
+      </w:r>
+      <w:r>
+        <w:rPr>
+          <w:rFonts w:ascii="B Nazanin" w:hAnsi="B Nazanin" w:cs="B Nazanin"/>
+          <w:b/>
+          <w:i w:val="0"/>
+          <w:color w:val="0D47A1"/>
+          <w:sz w:val="40"/>
+          <w:szCs w:val="40"/>
+        </w:rPr>
+        <w:t>آزمون و نمرات: ارزیابی ترکیبی، بدون دردسر</w:t>
       </w:r>
     </w:p>
     <w:p>
       <w:pPr>
         <w:bidi w:val="1"/>
-        <w:spacing w:after="160"/>
-        <w:jc w:val="right"/>
+        <w:spacing w:after="200" w:before="0"/>
+        <w:ind w:firstLine="357"/>
+        <w:jc w:val="both"/>
       </w:pPr>
       <w:r>
         <w:rPr>
-          <w:rFonts w:ascii="Tahoma" w:hAnsi="Tahoma" w:cs="Tahoma"/>
+          <w:rFonts w:ascii="B Nazanin" w:hAnsi="B Nazanin" w:cs="B Nazanin"/>
           <w:b w:val="0"/>
           <w:i w:val="0"/>
           <w:color w:val="222B33"/>
-          <w:sz w:val="22"/>
+          <w:sz w:val="28"/>
+          <w:szCs w:val="28"/>
         </w:rPr>
         <w:t xml:space="preserve">برای هر دوره می‌توانید آزمون تعریف کنید — کتبی، عملی، شفاهی یا آنلاین — با مدت مشخص، نمره کل و نمره قبولی. نتایج، </w:t>
       </w:r>
       <w:r>
         <w:rPr>
-          <w:rFonts w:ascii="Tahoma" w:hAnsi="Tahoma" w:cs="Tahoma"/>
+          <w:rFonts w:ascii="B Nazanin" w:hAnsi="B Nazanin" w:cs="B Nazanin"/>
           <w:b/>
           <w:i w:val="0"/>
           <w:color w:val="222B33"/>
-          <w:sz w:val="22"/>
+          <w:sz w:val="28"/>
+          <w:szCs w:val="28"/>
         </w:rPr>
         <w:t>نمره ترکیبی</w:t>
       </w:r>
       <w:r>
         <w:rPr>
-          <w:rFonts w:ascii="Tahoma" w:hAnsi="Tahoma" w:cs="Tahoma"/>
+          <w:rFonts w:ascii="B Nazanin" w:hAnsi="B Nazanin" w:cs="B Nazanin"/>
           <w:b w:val="0"/>
           <w:i w:val="0"/>
           <w:color w:val="222B33"/>
-          <w:sz w:val="22"/>
+          <w:sz w:val="28"/>
+          <w:szCs w:val="28"/>
         </w:rPr>
-        <w:t xml:space="preserve"> (ترکیب نمره تئوری و عملی) را خودکار محاسبه می‌کند و وضعیت قبولی/غیرقبولی را مشخص می‌سازد. ثبت نمره، تصحیح خودکار، اعتراض به نمره و تاریخچه کامل آزمون‌های هر هنرجو هم در همین بخش:</w:t>
+        <w:t xml:space="preserve"> (ترکیب نمره تئوری و عملی) را خودکار محاسبه می‌کند و وضعیت قبولی را مشخص می‌سازد. ثبت نمره، تصحیح خودکار، اعتراض به نمره و تاریخچه کامل آزمون‌های هر هنرجو هم در همین بخش:</w:t>
       </w:r>
     </w:p>
     <w:p>
       <w:pPr>
-        <w:spacing w:before="120" w:after="40"/>
+        <w:spacing w:before="160" w:after="40"/>
         <w:jc w:val="center"/>
       </w:pPr>
       <w:r>
         <w:drawing>
           <wp:inline xmlns:a="http://schemas.openxmlformats.org/drawingml/2006/main" xmlns:pic="http://schemas.openxmlformats.org/drawingml/2006/picture">
-            <wp:extent cx="5940000" cy="3712500"/>
-            <wp:docPr id="11" name="Picture 11"/>
+            <wp:extent cx="5832000" cy="3645000"/>
+            <wp:docPr id="12" name="Picture 12"/>
             <wp:cNvGraphicFramePr>
               <a:graphicFrameLocks noChangeAspect="1"/>
             </wp:cNvGraphicFramePr>
@@ -1274,11 +1493,11 @@
               <a:graphicData uri="http://schemas.openxmlformats.org/drawingml/2006/picture">
                 <pic:pic>
                   <pic:nvPicPr>
-                    <pic:cNvPr id="0" name="13-exam-detail.jpg"/>
+                    <pic:cNvPr id="0" name="image.jpg"/>
                     <pic:cNvPicPr/>
                   </pic:nvPicPr>
                   <pic:blipFill>
-                    <a:blip r:embed="rId19"/>
+                    <a:blip r:embed="rId20"/>
                     <a:stretch>
                       <a:fillRect/>
                     </a:stretch>
@@ -1286,7 +1505,7 @@
                   <pic:spPr>
                     <a:xfrm>
                       <a:off x="0" y="0"/>
-                      <a:ext cx="5940000" cy="3712500"/>
+                      <a:ext cx="5832000" cy="3645000"/>
                     </a:xfrm>
                     <a:prstGeom prst="rect"/>
                   </pic:spPr>
@@ -1305,81 +1524,99 @@
       </w:pPr>
       <w:r>
         <w:rPr>
-          <w:rFonts w:ascii="Tahoma" w:hAnsi="Tahoma" w:cs="Tahoma"/>
+          <w:rFonts w:ascii="B Nazanin" w:hAnsi="B Nazanin" w:cs="B Nazanin"/>
           <w:b w:val="0"/>
           <w:i w:val="0"/>
           <w:color w:val="555555"/>
-          <w:sz w:val="18"/>
+          <w:sz w:val="21"/>
+          <w:szCs w:val="21"/>
         </w:rPr>
-        <w:t>نتایج آزمون و نمرات</w:t>
+        <w:t>نتایج آزمون — نمره تئوری، عملی و ترکیبی با وضعیت قبولی</w:t>
       </w:r>
     </w:p>
     <w:p>
       <w:pPr>
         <w:bidi w:val="1"/>
-        <w:spacing w:before="360" w:after="160"/>
+        <w:spacing w:before="400" w:after="200"/>
+        <w:jc w:val="right"/>
         <w:pBdr>
           <w:bottom w:val="single" w:sz="8" w:space="4" w:color="0D47A1"/>
         </w:pBdr>
       </w:pPr>
       <w:r>
         <w:rPr>
-          <w:rFonts w:ascii="Tahoma" w:hAnsi="Tahoma" w:cs="Tahoma"/>
+          <w:rFonts w:ascii="B Nazanin" w:hAnsi="B Nazanin" w:cs="B Nazanin"/>
           <w:b/>
           <w:i w:val="0"/>
           <w:color w:val="0D47A1"/>
-          <w:sz w:val="32"/>
+          <w:sz w:val="40"/>
+          <w:szCs w:val="40"/>
         </w:rPr>
-        <w:t>۷. مدیریت مدرسین: پرونده حرفه‌ای برای هر مدرس</w:t>
+        <w:t xml:space="preserve">۷  </w:t>
+      </w:r>
+      <w:r>
+        <w:rPr>
+          <w:rFonts w:ascii="B Nazanin" w:hAnsi="B Nazanin" w:cs="B Nazanin"/>
+          <w:b/>
+          <w:i w:val="0"/>
+          <w:color w:val="0D47A1"/>
+          <w:sz w:val="40"/>
+          <w:szCs w:val="40"/>
+        </w:rPr>
+        <w:t>مدیریت مدرسین: پرونده حرفه‌ای برای هر مدرس</w:t>
       </w:r>
     </w:p>
     <w:p>
       <w:pPr>
         <w:bidi w:val="1"/>
-        <w:spacing w:after="160"/>
-        <w:jc w:val="right"/>
+        <w:spacing w:after="200" w:before="0"/>
+        <w:ind w:firstLine="357"/>
+        <w:jc w:val="both"/>
       </w:pPr>
       <w:r>
         <w:rPr>
-          <w:rFonts w:ascii="Tahoma" w:hAnsi="Tahoma" w:cs="Tahoma"/>
+          <w:rFonts w:ascii="B Nazanin" w:hAnsi="B Nazanin" w:cs="B Nazanin"/>
           <w:b w:val="0"/>
           <w:i w:val="0"/>
           <w:color w:val="222B33"/>
-          <w:sz w:val="22"/>
+          <w:sz w:val="28"/>
+          <w:szCs w:val="28"/>
         </w:rPr>
         <w:t xml:space="preserve">برای هر مدرس، پرونده‌ای کامل: تخصص‌ها (مثلاً Python، Django)، تحصیلات، سطح تدریس، نوع قرارداد (ساعتی، ثابت، درصدی)، سابقه کار و </w:t>
       </w:r>
       <w:r>
         <w:rPr>
-          <w:rFonts w:ascii="Tahoma" w:hAnsi="Tahoma" w:cs="Tahoma"/>
+          <w:rFonts w:ascii="B Nazanin" w:hAnsi="B Nazanin" w:cs="B Nazanin"/>
           <w:b/>
           <w:i w:val="0"/>
           <w:color w:val="222B33"/>
-          <w:sz w:val="22"/>
+          <w:sz w:val="28"/>
+          <w:szCs w:val="28"/>
         </w:rPr>
         <w:t>ارزیابی توسط هنرجویان</w:t>
       </w:r>
       <w:r>
         <w:rPr>
-          <w:rFonts w:ascii="Tahoma" w:hAnsi="Tahoma" w:cs="Tahoma"/>
+          <w:rFonts w:ascii="B Nazanin" w:hAnsi="B Nazanin" w:cs="B Nazanin"/>
           <w:b w:val="0"/>
           <w:i w:val="0"/>
           <w:color w:val="222B33"/>
-          <w:sz w:val="22"/>
+          <w:sz w:val="28"/>
+          <w:szCs w:val="28"/>
         </w:rPr>
         <w:t>. کلاس‌های فعال و برنامه کاری هر مدرس هم همین‌جا قابل مشاهده است — و محاسبه حقوق بر اساس ساعات تدریس به‌صورت خودکار انجام می‌شود:</w:t>
       </w:r>
     </w:p>
     <w:p>
       <w:pPr>
-        <w:spacing w:before="120" w:after="40"/>
+        <w:spacing w:before="160" w:after="40"/>
         <w:jc w:val="center"/>
       </w:pPr>
       <w:r>
         <w:drawing>
           <wp:inline xmlns:a="http://schemas.openxmlformats.org/drawingml/2006/main" xmlns:pic="http://schemas.openxmlformats.org/drawingml/2006/picture">
-            <wp:extent cx="5940000" cy="3712500"/>
-            <wp:docPr id="12" name="Picture 12"/>
+            <wp:extent cx="5832000" cy="3645000"/>
+            <wp:docPr id="13" name="Picture 13"/>
             <wp:cNvGraphicFramePr>
               <a:graphicFrameLocks noChangeAspect="1"/>
             </wp:cNvGraphicFramePr>
@@ -1387,11 +1624,11 @@
               <a:graphicData uri="http://schemas.openxmlformats.org/drawingml/2006/picture">
                 <pic:pic>
                   <pic:nvPicPr>
-                    <pic:cNvPr id="0" name="15-teacher-profile.jpg"/>
+                    <pic:cNvPr id="0" name="image.jpg"/>
                     <pic:cNvPicPr/>
                   </pic:nvPicPr>
                   <pic:blipFill>
-                    <a:blip r:embed="rId20"/>
+                    <a:blip r:embed="rId21"/>
                     <a:stretch>
                       <a:fillRect/>
                     </a:stretch>
@@ -1399,7 +1636,7 @@
                   <pic:spPr>
                     <a:xfrm>
                       <a:off x="0" y="0"/>
-                      <a:ext cx="5940000" cy="3712500"/>
+                      <a:ext cx="5832000" cy="3645000"/>
                     </a:xfrm>
                     <a:prstGeom prst="rect"/>
                   </pic:spPr>
@@ -1418,101 +1655,121 @@
       </w:pPr>
       <w:r>
         <w:rPr>
-          <w:rFonts w:ascii="Tahoma" w:hAnsi="Tahoma" w:cs="Tahoma"/>
+          <w:rFonts w:ascii="B Nazanin" w:hAnsi="B Nazanin" w:cs="B Nazanin"/>
           <w:b w:val="0"/>
           <w:i w:val="0"/>
           <w:color w:val="555555"/>
-          <w:sz w:val="18"/>
+          <w:sz w:val="21"/>
+          <w:szCs w:val="21"/>
         </w:rPr>
-        <w:t>پرونده مدرس</w:t>
+        <w:t>پرونده مدرس — تخصص، سطح، قرارداد و کلاس‌های فعال</w:t>
       </w:r>
     </w:p>
     <w:p>
       <w:pPr>
         <w:bidi w:val="1"/>
-        <w:spacing w:before="360" w:after="160"/>
+        <w:spacing w:before="400" w:after="200"/>
+        <w:jc w:val="right"/>
         <w:pBdr>
           <w:bottom w:val="single" w:sz="8" w:space="4" w:color="0D47A1"/>
         </w:pBdr>
       </w:pPr>
       <w:r>
         <w:rPr>
-          <w:rFonts w:ascii="Tahoma" w:hAnsi="Tahoma" w:cs="Tahoma"/>
+          <w:rFonts w:ascii="B Nazanin" w:hAnsi="B Nazanin" w:cs="B Nazanin"/>
           <w:b/>
           <w:i w:val="0"/>
           <w:color w:val="0D47A1"/>
-          <w:sz w:val="32"/>
+          <w:sz w:val="40"/>
+          <w:szCs w:val="40"/>
         </w:rPr>
-        <w:t>۸. مالی: جریان پول آموزشگاه، شفاف و زنده</w:t>
+        <w:t xml:space="preserve">۸  </w:t>
+      </w:r>
+      <w:r>
+        <w:rPr>
+          <w:rFonts w:ascii="B Nazanin" w:hAnsi="B Nazanin" w:cs="B Nazanin"/>
+          <w:b/>
+          <w:i w:val="0"/>
+          <w:color w:val="0D47A1"/>
+          <w:sz w:val="40"/>
+          <w:szCs w:val="40"/>
+        </w:rPr>
+        <w:t>مالی: جریان پول آموزشگاه، شفاف و زنده</w:t>
       </w:r>
     </w:p>
     <w:p>
       <w:pPr>
         <w:bidi w:val="1"/>
-        <w:spacing w:after="160"/>
-        <w:jc w:val="right"/>
+        <w:spacing w:after="200" w:before="0"/>
+        <w:ind w:firstLine="357"/>
+        <w:jc w:val="both"/>
       </w:pPr>
       <w:r>
         <w:rPr>
-          <w:rFonts w:ascii="Tahoma" w:hAnsi="Tahoma" w:cs="Tahoma"/>
+          <w:rFonts w:ascii="B Nazanin" w:hAnsi="B Nazanin" w:cs="B Nazanin"/>
           <w:b w:val="0"/>
           <w:i w:val="0"/>
           <w:color w:val="222B33"/>
-          <w:sz w:val="22"/>
+          <w:sz w:val="28"/>
+          <w:szCs w:val="28"/>
         </w:rPr>
         <w:t xml:space="preserve">داشبورد مالی، وضعیت جریان نقد را یک‌جای نشان می‌دهد: درآمد ماه، هزینه ماه، سود، موجودی صندوق — و دو لیستی که مدیر هر روز به آن‌ها نیاز دارد: </w:t>
       </w:r>
       <w:r>
         <w:rPr>
-          <w:rFonts w:ascii="Tahoma" w:hAnsi="Tahoma" w:cs="Tahoma"/>
+          <w:rFonts w:ascii="B Nazanin" w:hAnsi="B Nazanin" w:cs="B Nazanin"/>
           <w:b/>
           <w:i w:val="0"/>
           <w:color w:val="222B33"/>
-          <w:sz w:val="22"/>
+          <w:sz w:val="28"/>
+          <w:szCs w:val="28"/>
         </w:rPr>
         <w:t>بدهکاران</w:t>
       </w:r>
       <w:r>
         <w:rPr>
-          <w:rFonts w:ascii="Tahoma" w:hAnsi="Tahoma" w:cs="Tahoma"/>
+          <w:rFonts w:ascii="B Nazanin" w:hAnsi="B Nazanin" w:cs="B Nazanin"/>
           <w:b w:val="0"/>
           <w:i w:val="0"/>
           <w:color w:val="222B33"/>
-          <w:sz w:val="22"/>
+          <w:sz w:val="28"/>
+          <w:szCs w:val="28"/>
         </w:rPr>
         <w:t xml:space="preserve"> (با مانده دقیق هر نفر) و </w:t>
       </w:r>
       <w:r>
         <w:rPr>
-          <w:rFonts w:ascii="Tahoma" w:hAnsi="Tahoma" w:cs="Tahoma"/>
+          <w:rFonts w:ascii="B Nazanin" w:hAnsi="B Nazanin" w:cs="B Nazanin"/>
           <w:b/>
           <w:i w:val="0"/>
           <w:color w:val="222B33"/>
-          <w:sz w:val="22"/>
+          <w:sz w:val="28"/>
+          <w:szCs w:val="28"/>
         </w:rPr>
         <w:t>اقساط معوقه</w:t>
       </w:r>
       <w:r>
         <w:rPr>
-          <w:rFonts w:ascii="Tahoma" w:hAnsi="Tahoma" w:cs="Tahoma"/>
+          <w:rFonts w:ascii="B Nazanin" w:hAnsi="B Nazanin" w:cs="B Nazanin"/>
           <w:b w:val="0"/>
           <w:i w:val="0"/>
           <w:color w:val="222B33"/>
-          <w:sz w:val="22"/>
+          <w:sz w:val="28"/>
+          <w:szCs w:val="28"/>
         </w:rPr>
         <w:t>:</w:t>
       </w:r>
     </w:p>
     <w:p>
       <w:pPr>
-        <w:spacing w:before="120" w:after="40"/>
+        <w:spacing w:before="160" w:after="40"/>
         <w:jc w:val="center"/>
       </w:pPr>
       <w:r>
         <w:drawing>
           <wp:inline xmlns:a="http://schemas.openxmlformats.org/drawingml/2006/main" xmlns:pic="http://schemas.openxmlformats.org/drawingml/2006/picture">
-            <wp:extent cx="5940000" cy="3712500"/>
-            <wp:docPr id="13" name="Picture 13"/>
+            <wp:extent cx="5832000" cy="3645000"/>
+            <wp:docPr id="14" name="Picture 14"/>
             <wp:cNvGraphicFramePr>
               <a:graphicFrameLocks noChangeAspect="1"/>
             </wp:cNvGraphicFramePr>
@@ -1520,11 +1777,11 @@
               <a:graphicData uri="http://schemas.openxmlformats.org/drawingml/2006/picture">
                 <pic:pic>
                   <pic:nvPicPr>
-                    <pic:cNvPr id="0" name="16-finance-dashboard.jpg"/>
+                    <pic:cNvPr id="0" name="image.jpg"/>
                     <pic:cNvPicPr/>
                   </pic:nvPicPr>
                   <pic:blipFill>
-                    <a:blip r:embed="rId21"/>
+                    <a:blip r:embed="rId22"/>
                     <a:stretch>
                       <a:fillRect/>
                     </a:stretch>
@@ -1532,7 +1789,7 @@
                   <pic:spPr>
                     <a:xfrm>
                       <a:off x="0" y="0"/>
-                      <a:ext cx="5940000" cy="3712500"/>
+                      <a:ext cx="5832000" cy="3645000"/>
                     </a:xfrm>
                     <a:prstGeom prst="rect"/>
                   </pic:spPr>
@@ -1551,62 +1808,45 @@
       </w:pPr>
       <w:r>
         <w:rPr>
-          <w:rFonts w:ascii="Tahoma" w:hAnsi="Tahoma" w:cs="Tahoma"/>
+          <w:rFonts w:ascii="B Nazanin" w:hAnsi="B Nazanin" w:cs="B Nazanin"/>
           <w:b w:val="0"/>
           <w:i w:val="0"/>
           <w:color w:val="555555"/>
-          <w:sz w:val="18"/>
+          <w:sz w:val="21"/>
+          <w:szCs w:val="21"/>
         </w:rPr>
-        <w:t>داشبورد مالی</w:t>
+        <w:t>داشبورد مالی — بدهکاران و اقساط معوقه، یک‌جای</w:t>
       </w:r>
     </w:p>
     <w:p>
       <w:pPr>
         <w:bidi w:val="1"/>
-        <w:spacing w:after="160"/>
-        <w:jc w:val="right"/>
+        <w:spacing w:after="200" w:before="0"/>
+        <w:ind w:firstLine="357"/>
+        <w:jc w:val="both"/>
       </w:pPr>
       <w:r>
         <w:rPr>
-          <w:rFonts w:ascii="Tahoma" w:hAnsi="Tahoma" w:cs="Tahoma"/>
+          <w:rFonts w:ascii="B Nazanin" w:hAnsi="B Nazanin" w:cs="B Nazanin"/>
           <w:b w:val="0"/>
           <w:i w:val="0"/>
           <w:color w:val="222B33"/>
-          <w:sz w:val="22"/>
+          <w:sz w:val="28"/>
+          <w:szCs w:val="28"/>
         </w:rPr>
-        <w:t>تمام پرداخت‌ها با شماره رسید خودکار (</w:t>
-      </w:r>
-      <w:r>
-        <w:rPr>
-          <w:rFonts w:ascii="Consolas" w:hAnsi="Consolas" w:cs="Consolas"/>
-          <w:b w:val="0"/>
-          <w:i w:val="0"/>
-          <w:color w:val="0D47A1"/>
-          <w:sz w:val="20"/>
-        </w:rPr>
-        <w:t>PAY-1405-XXXXX</w:t>
-      </w:r>
-      <w:r>
-        <w:rPr>
-          <w:rFonts w:ascii="Tahoma" w:hAnsi="Tahoma" w:cs="Tahoma"/>
-          <w:b w:val="0"/>
-          <w:i w:val="0"/>
-          <w:color w:val="222B33"/>
-          <w:sz w:val="22"/>
-        </w:rPr>
-        <w:t>) ثبت می‌شوند — نقدی، کارت‌به‌کارت یا ترکیبی — و در لحظه، مانده بدهی هنرجو به‌روز می‌شود:</w:t>
+        <w:t>تمام پرداخت‌ها با شماره رسید خودکار (PAY-1405-XXXXX) ثبت می‌شوند — نقدی، کارت‌به‌کارت یا ترکیبی — و در لحظه، مانده بدهی هنرجو به‌روز می‌شود:</w:t>
       </w:r>
     </w:p>
     <w:p>
       <w:pPr>
-        <w:spacing w:before="120" w:after="40"/>
+        <w:spacing w:before="160" w:after="40"/>
         <w:jc w:val="center"/>
       </w:pPr>
       <w:r>
         <w:drawing>
           <wp:inline xmlns:a="http://schemas.openxmlformats.org/drawingml/2006/main" xmlns:pic="http://schemas.openxmlformats.org/drawingml/2006/picture">
-            <wp:extent cx="5940000" cy="3712500"/>
-            <wp:docPr id="14" name="Picture 14"/>
+            <wp:extent cx="5832000" cy="3645000"/>
+            <wp:docPr id="15" name="Picture 15"/>
             <wp:cNvGraphicFramePr>
               <a:graphicFrameLocks noChangeAspect="1"/>
             </wp:cNvGraphicFramePr>
@@ -1614,11 +1854,11 @@
               <a:graphicData uri="http://schemas.openxmlformats.org/drawingml/2006/picture">
                 <pic:pic>
                   <pic:nvPicPr>
-                    <pic:cNvPr id="0" name="17-payments.jpg"/>
+                    <pic:cNvPr id="0" name="image.jpg"/>
                     <pic:cNvPicPr/>
                   </pic:nvPicPr>
                   <pic:blipFill>
-                    <a:blip r:embed="rId22"/>
+                    <a:blip r:embed="rId23"/>
                     <a:stretch>
                       <a:fillRect/>
                     </a:stretch>
@@ -1626,7 +1866,7 @@
                   <pic:spPr>
                     <a:xfrm>
                       <a:off x="0" y="0"/>
-                      <a:ext cx="5940000" cy="3712500"/>
+                      <a:ext cx="5832000" cy="3645000"/>
                     </a:xfrm>
                     <a:prstGeom prst="rect"/>
                   </pic:spPr>
@@ -1645,101 +1885,121 @@
       </w:pPr>
       <w:r>
         <w:rPr>
-          <w:rFonts w:ascii="Tahoma" w:hAnsi="Tahoma" w:cs="Tahoma"/>
+          <w:rFonts w:ascii="B Nazanin" w:hAnsi="B Nazanin" w:cs="B Nazanin"/>
           <w:b w:val="0"/>
           <w:i w:val="0"/>
           <w:color w:val="555555"/>
-          <w:sz w:val="18"/>
+          <w:sz w:val="21"/>
+          <w:szCs w:val="21"/>
         </w:rPr>
-        <w:t>لیست پرداخت‌ها</w:t>
+        <w:t>لیست پرداخت‌ها با رسید خودکار</w:t>
       </w:r>
     </w:p>
     <w:p>
       <w:pPr>
         <w:bidi w:val="1"/>
-        <w:spacing w:before="360" w:after="160"/>
+        <w:spacing w:before="400" w:after="200"/>
+        <w:jc w:val="right"/>
         <w:pBdr>
           <w:bottom w:val="single" w:sz="8" w:space="4" w:color="0D47A1"/>
         </w:pBdr>
       </w:pPr>
       <w:r>
         <w:rPr>
-          <w:rFonts w:ascii="Tahoma" w:hAnsi="Tahoma" w:cs="Tahoma"/>
+          <w:rFonts w:ascii="B Nazanin" w:hAnsi="B Nazanin" w:cs="B Nazanin"/>
           <w:b/>
           <w:i w:val="0"/>
           <w:color w:val="0D47A1"/>
-          <w:sz w:val="32"/>
+          <w:sz w:val="40"/>
+          <w:szCs w:val="40"/>
         </w:rPr>
-        <w:t>۹. سیستم اقساط: پیگیری خودکار تا آخرین تومان</w:t>
+        <w:t xml:space="preserve">۹  </w:t>
+      </w:r>
+      <w:r>
+        <w:rPr>
+          <w:rFonts w:ascii="B Nazanin" w:hAnsi="B Nazanin" w:cs="B Nazanin"/>
+          <w:b/>
+          <w:i w:val="0"/>
+          <w:color w:val="0D47A1"/>
+          <w:sz w:val="40"/>
+          <w:szCs w:val="40"/>
+        </w:rPr>
+        <w:t>سیستم اقساط: پیگیری خودکار تا آخرین تومان</w:t>
       </w:r>
     </w:p>
     <w:p>
       <w:pPr>
         <w:bidi w:val="1"/>
-        <w:spacing w:after="160"/>
-        <w:jc w:val="right"/>
+        <w:spacing w:after="200" w:before="0"/>
+        <w:ind w:firstLine="357"/>
+        <w:jc w:val="both"/>
       </w:pPr>
       <w:r>
         <w:rPr>
-          <w:rFonts w:ascii="Tahoma" w:hAnsi="Tahoma" w:cs="Tahoma"/>
+          <w:rFonts w:ascii="B Nazanin" w:hAnsi="B Nazanin" w:cs="B Nazanin"/>
           <w:b w:val="0"/>
           <w:i w:val="0"/>
           <w:color w:val="222B33"/>
-          <w:sz w:val="22"/>
+          <w:sz w:val="28"/>
+          <w:szCs w:val="28"/>
         </w:rPr>
-        <w:t xml:space="preserve">وقتی شهریه کامل نقدی پرداخت نمی‌شود، نرم‌افزار </w:t>
+        <w:t xml:space="preserve">وقتی شهریه به‌صورت کامل نقدی پرداخت نمی‌شود، نرم‌افزار </w:t>
       </w:r>
       <w:r>
         <w:rPr>
-          <w:rFonts w:ascii="Tahoma" w:hAnsi="Tahoma" w:cs="Tahoma"/>
+          <w:rFonts w:ascii="B Nazanin" w:hAnsi="B Nazanin" w:cs="B Nazanin"/>
           <w:b/>
           <w:i w:val="0"/>
           <w:color w:val="222B33"/>
-          <w:sz w:val="22"/>
+          <w:sz w:val="28"/>
+          <w:szCs w:val="28"/>
         </w:rPr>
         <w:t>برنامه اقساطی</w:t>
       </w:r>
       <w:r>
         <w:rPr>
-          <w:rFonts w:ascii="Tahoma" w:hAnsi="Tahoma" w:cs="Tahoma"/>
+          <w:rFonts w:ascii="B Nazanin" w:hAnsi="B Nazanin" w:cs="B Nazanin"/>
           <w:b w:val="0"/>
           <w:i w:val="0"/>
           <w:color w:val="222B33"/>
-          <w:sz w:val="22"/>
+          <w:sz w:val="28"/>
+          <w:szCs w:val="28"/>
         </w:rPr>
         <w:t xml:space="preserve"> می‌سازد و هر قسط را با سررسید مشخص می‌کند. قسطی که دیر شود، </w:t>
       </w:r>
       <w:r>
         <w:rPr>
-          <w:rFonts w:ascii="Tahoma" w:hAnsi="Tahoma" w:cs="Tahoma"/>
+          <w:rFonts w:ascii="B Nazanin" w:hAnsi="B Nazanin" w:cs="B Nazanin"/>
           <w:b/>
           <w:i w:val="0"/>
           <w:color w:val="222B33"/>
-          <w:sz w:val="22"/>
+          <w:sz w:val="28"/>
+          <w:szCs w:val="28"/>
         </w:rPr>
         <w:t>جریمه دیرکرد خودکار محاسبه</w:t>
       </w:r>
       <w:r>
         <w:rPr>
-          <w:rFonts w:ascii="Tahoma" w:hAnsi="Tahoma" w:cs="Tahoma"/>
+          <w:rFonts w:ascii="B Nazanin" w:hAnsi="B Nazanin" w:cs="B Nazanin"/>
           <w:b w:val="0"/>
           <w:i w:val="0"/>
           <w:color w:val="222B33"/>
-          <w:sz w:val="22"/>
+          <w:sz w:val="28"/>
+          <w:szCs w:val="28"/>
         </w:rPr>
-        <w:t xml:space="preserve"> می‌شود (در تصویر، جریمه‌های محاسبه‌شده برای اقساط ۱۲ روز معوق) و کل بدهی معوق در بالای صفحه جمع‌بندی می‌شود. با دکمه «یادآوری گروهی» می‌توانید بدون تک‌تک زنگ زدن، به همه بدهکاران یادآوری بفرستید:</w:t>
+        <w:t xml:space="preserve"> می‌شود (در تصویر، جریمه‌های محاسبه‌شده برای اقساط ۱۲۷ روز معوق) و کل بدهی معوق در بالای صفحه جمع‌بندی می‌شود. با دکمه «یادآوری گروهی» می‌توانید بدون تک‌تک زنگ زدن، به همه بدهکاران یادآوری بفرستید:</w:t>
       </w:r>
     </w:p>
     <w:p>
       <w:pPr>
-        <w:spacing w:before="120" w:after="40"/>
+        <w:spacing w:before="160" w:after="40"/>
         <w:jc w:val="center"/>
       </w:pPr>
       <w:r>
         <w:drawing>
           <wp:inline xmlns:a="http://schemas.openxmlformats.org/drawingml/2006/main" xmlns:pic="http://schemas.openxmlformats.org/drawingml/2006/picture">
-            <wp:extent cx="5940000" cy="3712500"/>
-            <wp:docPr id="15" name="Picture 15"/>
+            <wp:extent cx="5832000" cy="3645000"/>
+            <wp:docPr id="16" name="Picture 16"/>
             <wp:cNvGraphicFramePr>
               <a:graphicFrameLocks noChangeAspect="1"/>
             </wp:cNvGraphicFramePr>
@@ -1747,11 +2007,11 @@
               <a:graphicData uri="http://schemas.openxmlformats.org/drawingml/2006/picture">
                 <pic:pic>
                   <pic:nvPicPr>
-                    <pic:cNvPr id="0" name="18-installments.jpg"/>
+                    <pic:cNvPr id="0" name="image.jpg"/>
                     <pic:cNvPicPr/>
                   </pic:nvPicPr>
                   <pic:blipFill>
-                    <a:blip r:embed="rId23"/>
+                    <a:blip r:embed="rId24"/>
                     <a:stretch>
                       <a:fillRect/>
                     </a:stretch>
@@ -1759,7 +2019,7 @@
                   <pic:spPr>
                     <a:xfrm>
                       <a:off x="0" y="0"/>
-                      <a:ext cx="5940000" cy="3712500"/>
+                      <a:ext cx="5832000" cy="3645000"/>
                     </a:xfrm>
                     <a:prstGeom prst="rect"/>
                   </pic:spPr>
@@ -1778,67 +2038,85 @@
       </w:pPr>
       <w:r>
         <w:rPr>
-          <w:rFonts w:ascii="Tahoma" w:hAnsi="Tahoma" w:cs="Tahoma"/>
+          <w:rFonts w:ascii="B Nazanin" w:hAnsi="B Nazanin" w:cs="B Nazanin"/>
           <w:b w:val="0"/>
           <w:i w:val="0"/>
           <w:color w:val="555555"/>
-          <w:sz w:val="18"/>
+          <w:sz w:val="21"/>
+          <w:szCs w:val="21"/>
         </w:rPr>
-        <w:t>سیستم اقساط با جریمه خودکار</w:t>
+        <w:t>اقساط معوقه با محاسبه خودکار جریمه دیرکرد</w:t>
       </w:r>
     </w:p>
     <w:p>
       <w:pPr>
         <w:bidi w:val="1"/>
-        <w:spacing w:before="360" w:after="160"/>
+        <w:spacing w:before="400" w:after="200"/>
+        <w:jc w:val="right"/>
         <w:pBdr>
           <w:bottom w:val="single" w:sz="8" w:space="4" w:color="0D47A1"/>
         </w:pBdr>
       </w:pPr>
       <w:r>
         <w:rPr>
-          <w:rFonts w:ascii="Tahoma" w:hAnsi="Tahoma" w:cs="Tahoma"/>
+          <w:rFonts w:ascii="B Nazanin" w:hAnsi="B Nazanin" w:cs="B Nazanin"/>
           <w:b/>
           <w:i w:val="0"/>
           <w:color w:val="0D47A1"/>
-          <w:sz w:val="32"/>
+          <w:sz w:val="40"/>
+          <w:szCs w:val="40"/>
         </w:rPr>
-        <w:t>۱۰. حسابداری دوبل: چیزی که نرم‌افزارهای آموزشگاهی معمولاً ندارند</w:t>
+        <w:t xml:space="preserve">۱۰  </w:t>
+      </w:r>
+      <w:r>
+        <w:rPr>
+          <w:rFonts w:ascii="B Nazanin" w:hAnsi="B Nazanin" w:cs="B Nazanin"/>
+          <w:b/>
+          <w:i w:val="0"/>
+          <w:color w:val="0D47A1"/>
+          <w:sz w:val="40"/>
+          <w:szCs w:val="40"/>
+        </w:rPr>
+        <w:t>حسابداری دوبل: چیزی که نرم‌افزارهای آموزشگاهی معمولاً ندارند</w:t>
       </w:r>
     </w:p>
     <w:p>
       <w:pPr>
         <w:bidi w:val="1"/>
-        <w:spacing w:after="160"/>
-        <w:jc w:val="right"/>
+        <w:spacing w:after="200" w:before="0"/>
+        <w:ind w:firstLine="357"/>
+        <w:jc w:val="both"/>
       </w:pPr>
       <w:r>
         <w:rPr>
-          <w:rFonts w:ascii="Tahoma" w:hAnsi="Tahoma" w:cs="Tahoma"/>
+          <w:rFonts w:ascii="B Nazanin" w:hAnsi="B Nazanin" w:cs="B Nazanin"/>
           <w:b w:val="0"/>
           <w:i w:val="0"/>
           <w:color w:val="222B33"/>
-          <w:sz w:val="22"/>
+          <w:sz w:val="28"/>
+          <w:szCs w:val="28"/>
         </w:rPr>
         <w:t xml:space="preserve">اکثر نرم‌افزارهای آموزشگاهی «مالی ساده» دارند. آکادمی‌منیجر پرو </w:t>
       </w:r>
       <w:r>
         <w:rPr>
-          <w:rFonts w:ascii="Tahoma" w:hAnsi="Tahoma" w:cs="Tahoma"/>
+          <w:rFonts w:ascii="B Nazanin" w:hAnsi="B Nazanin" w:cs="B Nazanin"/>
           <w:b/>
           <w:i w:val="0"/>
           <w:color w:val="222B33"/>
-          <w:sz w:val="22"/>
+          <w:sz w:val="28"/>
+          <w:szCs w:val="28"/>
         </w:rPr>
         <w:t>حسابداری استاندارد دوبل</w:t>
       </w:r>
       <w:r>
         <w:rPr>
-          <w:rFonts w:ascii="Tahoma" w:hAnsi="Tahoma" w:cs="Tahoma"/>
+          <w:rFonts w:ascii="B Nazanin" w:hAnsi="B Nazanin" w:cs="B Nazanin"/>
           <w:b w:val="0"/>
           <w:i w:val="0"/>
           <w:color w:val="222B33"/>
-          <w:sz w:val="22"/>
+          <w:sz w:val="28"/>
+          <w:szCs w:val="28"/>
         </w:rPr>
         <w:t xml:space="preserve"> دارد: بدهکار و بستانکار، کدینگ ۴ سطحه (گروه، کل، معین، تفصیلی) و چرخه کامل سند.</w:t>
       </w:r>
@@ -1846,60 +2124,43 @@
     <w:p>
       <w:pPr>
         <w:bidi w:val="1"/>
-        <w:spacing w:after="160"/>
-        <w:jc w:val="right"/>
+        <w:spacing w:after="200" w:before="0"/>
+        <w:ind w:firstLine="357"/>
+        <w:jc w:val="both"/>
       </w:pPr>
       <w:r>
         <w:rPr>
-          <w:rFonts w:ascii="Tahoma" w:hAnsi="Tahoma" w:cs="Tahoma"/>
+          <w:rFonts w:ascii="B Nazanin" w:hAnsi="B Nazanin" w:cs="B Nazanin"/>
           <w:b/>
           <w:i w:val="0"/>
           <w:color w:val="222B33"/>
-          <w:sz w:val="22"/>
+          <w:sz w:val="28"/>
+          <w:szCs w:val="28"/>
         </w:rPr>
         <w:t>دفتر روزنامه</w:t>
       </w:r>
       <w:r>
         <w:rPr>
-          <w:rFonts w:ascii="Tahoma" w:hAnsi="Tahoma" w:cs="Tahoma"/>
+          <w:rFonts w:ascii="B Nazanin" w:hAnsi="B Nazanin" w:cs="B Nazanin"/>
           <w:b w:val="0"/>
           <w:i w:val="0"/>
           <w:color w:val="222B33"/>
-          <w:sz w:val="22"/>
+          <w:sz w:val="28"/>
+          <w:szCs w:val="28"/>
         </w:rPr>
-        <w:t xml:space="preserve"> — هر سند با شماره خودکار (</w:t>
-      </w:r>
-      <w:r>
-        <w:rPr>
-          <w:rFonts w:ascii="Consolas" w:hAnsi="Consolas" w:cs="Consolas"/>
-          <w:b w:val="0"/>
-          <w:i w:val="0"/>
-          <w:color w:val="0D47A1"/>
-          <w:sz w:val="20"/>
-        </w:rPr>
-        <w:t>SND-00001</w:t>
-      </w:r>
-      <w:r>
-        <w:rPr>
-          <w:rFonts w:ascii="Tahoma" w:hAnsi="Tahoma" w:cs="Tahoma"/>
-          <w:b w:val="0"/>
-          <w:i w:val="0"/>
-          <w:color w:val="222B33"/>
-          <w:sz w:val="22"/>
-        </w:rPr>
-        <w:t>)، تاریخ شمسی، نوع و وضعیت (پیش‌نویس → تایید → تأیید نهایی):</w:t>
+        <w:t xml:space="preserve"> — هر سند با شماره خودکار (SND-00001)، تاریخ شمسی، نوع و وضعیت (پیش‌نویس ← تایید ← تأیید نهایی):</w:t>
       </w:r>
     </w:p>
     <w:p>
       <w:pPr>
-        <w:spacing w:before="120" w:after="40"/>
+        <w:spacing w:before="160" w:after="40"/>
         <w:jc w:val="center"/>
       </w:pPr>
       <w:r>
         <w:drawing>
           <wp:inline xmlns:a="http://schemas.openxmlformats.org/drawingml/2006/main" xmlns:pic="http://schemas.openxmlformats.org/drawingml/2006/picture">
-            <wp:extent cx="5940000" cy="3712500"/>
-            <wp:docPr id="16" name="Picture 16"/>
+            <wp:extent cx="5832000" cy="3645000"/>
+            <wp:docPr id="17" name="Picture 17"/>
             <wp:cNvGraphicFramePr>
               <a:graphicFrameLocks noChangeAspect="1"/>
             </wp:cNvGraphicFramePr>
@@ -1907,11 +2168,11 @@
               <a:graphicData uri="http://schemas.openxmlformats.org/drawingml/2006/picture">
                 <pic:pic>
                   <pic:nvPicPr>
-                    <pic:cNvPr id="0" name="20-accounting-home.jpg"/>
+                    <pic:cNvPr id="0" name="image.jpg"/>
                     <pic:cNvPicPr/>
                   </pic:nvPicPr>
                   <pic:blipFill>
-                    <a:blip r:embed="rId24"/>
+                    <a:blip r:embed="rId25"/>
                     <a:stretch>
                       <a:fillRect/>
                     </a:stretch>
@@ -1919,7 +2180,7 @@
                   <pic:spPr>
                     <a:xfrm>
                       <a:off x="0" y="0"/>
-                      <a:ext cx="5940000" cy="3712500"/>
+                      <a:ext cx="5832000" cy="3645000"/>
                     </a:xfrm>
                     <a:prstGeom prst="rect"/>
                   </pic:spPr>
@@ -1938,52 +2199,26 @@
       </w:pPr>
       <w:r>
         <w:rPr>
-          <w:rFonts w:ascii="Tahoma" w:hAnsi="Tahoma" w:cs="Tahoma"/>
+          <w:rFonts w:ascii="B Nazanin" w:hAnsi="B Nazanin" w:cs="B Nazanin"/>
           <w:b w:val="0"/>
           <w:i w:val="0"/>
           <w:color w:val="555555"/>
-          <w:sz w:val="18"/>
+          <w:sz w:val="21"/>
+          <w:szCs w:val="21"/>
         </w:rPr>
-        <w:t>دفتر روزنامه</w:t>
+        <w:t>دفتر روزنامه — اسناد حسابداری با وضعیت و تاریخ شمسی</w:t>
       </w:r>
     </w:p>
     <w:p>
       <w:pPr>
-        <w:bidi w:val="1"/>
-        <w:spacing w:after="160"/>
-        <w:jc w:val="right"/>
-      </w:pPr>
-      <w:r>
-        <w:rPr>
-          <w:rFonts w:ascii="Tahoma" w:hAnsi="Tahoma" w:cs="Tahoma"/>
-          <w:b/>
-          <w:i w:val="0"/>
-          <w:color w:val="222B33"/>
-          <w:sz w:val="22"/>
-        </w:rPr>
-        <w:t>تراز آزمایشی</w:t>
-      </w:r>
-      <w:r>
-        <w:rPr>
-          <w:rFonts w:ascii="Tahoma" w:hAnsi="Tahoma" w:cs="Tahoma"/>
-          <w:b w:val="0"/>
-          <w:i w:val="0"/>
-          <w:color w:val="222B33"/>
-          <w:sz w:val="22"/>
-        </w:rPr>
-        <w:t xml:space="preserve"> — تراز بدهکار و بستانکار تمام حساب‌ها، همیشه در یک صفحه:</w:t>
-      </w:r>
-    </w:p>
-    <w:p>
-      <w:pPr>
-        <w:spacing w:before="120" w:after="40"/>
+        <w:spacing w:before="160" w:after="40"/>
         <w:jc w:val="center"/>
       </w:pPr>
       <w:r>
         <w:drawing>
           <wp:inline xmlns:a="http://schemas.openxmlformats.org/drawingml/2006/main" xmlns:pic="http://schemas.openxmlformats.org/drawingml/2006/picture">
-            <wp:extent cx="5940000" cy="3712500"/>
-            <wp:docPr id="17" name="Picture 17"/>
+            <wp:extent cx="5832000" cy="3645000"/>
+            <wp:docPr id="18" name="Picture 18"/>
             <wp:cNvGraphicFramePr>
               <a:graphicFrameLocks noChangeAspect="1"/>
             </wp:cNvGraphicFramePr>
@@ -1991,11 +2226,11 @@
               <a:graphicData uri="http://schemas.openxmlformats.org/drawingml/2006/picture">
                 <pic:pic>
                   <pic:nvPicPr>
-                    <pic:cNvPr id="0" name="21-trial-balance.jpg"/>
+                    <pic:cNvPr id="0" name="image.jpg"/>
                     <pic:cNvPicPr/>
                   </pic:nvPicPr>
                   <pic:blipFill>
-                    <a:blip r:embed="rId25"/>
+                    <a:blip r:embed="rId26"/>
                     <a:stretch>
                       <a:fillRect/>
                     </a:stretch>
@@ -2003,7 +2238,7 @@
                   <pic:spPr>
                     <a:xfrm>
                       <a:off x="0" y="0"/>
-                      <a:ext cx="5940000" cy="3712500"/>
+                      <a:ext cx="5832000" cy="3645000"/>
                     </a:xfrm>
                     <a:prstGeom prst="rect"/>
                   </pic:spPr>
@@ -2022,52 +2257,78 @@
       </w:pPr>
       <w:r>
         <w:rPr>
-          <w:rFonts w:ascii="Tahoma" w:hAnsi="Tahoma" w:cs="Tahoma"/>
+          <w:rFonts w:ascii="B Nazanin" w:hAnsi="B Nazanin" w:cs="B Nazanin"/>
           <w:b w:val="0"/>
           <w:i w:val="0"/>
           <w:color w:val="555555"/>
-          <w:sz w:val="18"/>
+          <w:sz w:val="21"/>
+          <w:szCs w:val="21"/>
         </w:rPr>
-        <w:t>تراز آزمایشی</w:t>
+        <w:t>تراز آزمایشی — بدهکار و بستانکار کل حساب‌ها</w:t>
       </w:r>
     </w:p>
     <w:p>
       <w:pPr>
         <w:bidi w:val="1"/>
-        <w:spacing w:after="160"/>
-        <w:jc w:val="right"/>
+        <w:spacing w:after="200" w:before="0"/>
+        <w:ind w:firstLine="357"/>
+        <w:jc w:val="both"/>
       </w:pPr>
       <w:r>
         <w:rPr>
-          <w:rFonts w:ascii="Tahoma" w:hAnsi="Tahoma" w:cs="Tahoma"/>
+          <w:rFonts w:ascii="B Nazanin" w:hAnsi="B Nazanin" w:cs="B Nazanin"/>
           <w:b/>
           <w:i w:val="0"/>
           <w:color w:val="222B33"/>
-          <w:sz w:val="22"/>
+          <w:sz w:val="28"/>
+          <w:szCs w:val="28"/>
         </w:rPr>
         <w:t>دفتر کل حساب‌ها</w:t>
       </w:r>
       <w:r>
         <w:rPr>
-          <w:rFonts w:ascii="Tahoma" w:hAnsi="Tahoma" w:cs="Tahoma"/>
+          <w:rFonts w:ascii="B Nazanin" w:hAnsi="B Nazanin" w:cs="B Nazanin"/>
           <w:b w:val="0"/>
           <w:i w:val="0"/>
           <w:color w:val="222B33"/>
-          <w:sz w:val="22"/>
+          <w:sz w:val="28"/>
+          <w:szCs w:val="28"/>
         </w:rPr>
-        <w:t xml:space="preserve"> — ساختار حساب‌ها به تفکیک گروه (دارایی، بدهی، سرمایه، درآمد، هزینه) با مانده زنده:</w:t>
+        <w:t xml:space="preserve"> — ساختار حساب‌ها به تفکیک گروه (دارایی، بدهی، سرمایه، درآمد، هزینه) با مانده زنده، و </w:t>
+      </w:r>
+      <w:r>
+        <w:rPr>
+          <w:rFonts w:ascii="B Nazanin" w:hAnsi="B Nazanin" w:cs="B Nazanin"/>
+          <w:b/>
+          <w:i w:val="0"/>
+          <w:color w:val="222B33"/>
+          <w:sz w:val="28"/>
+          <w:szCs w:val="28"/>
+        </w:rPr>
+        <w:t>جزئیات هر سند</w:t>
+      </w:r>
+      <w:r>
+        <w:rPr>
+          <w:rFonts w:ascii="B Nazanin" w:hAnsi="B Nazanin" w:cs="B Nazanin"/>
+          <w:b w:val="0"/>
+          <w:i w:val="0"/>
+          <w:color w:val="222B33"/>
+          <w:sz w:val="28"/>
+          <w:szCs w:val="28"/>
+        </w:rPr>
+        <w:t xml:space="preserve"> سطر به سطر با جمع‌بندی خودکار:</w:t>
       </w:r>
     </w:p>
     <w:p>
       <w:pPr>
-        <w:spacing w:before="120" w:after="40"/>
+        <w:spacing w:before="160" w:after="40"/>
         <w:jc w:val="center"/>
       </w:pPr>
       <w:r>
         <w:drawing>
           <wp:inline xmlns:a="http://schemas.openxmlformats.org/drawingml/2006/main" xmlns:pic="http://schemas.openxmlformats.org/drawingml/2006/picture">
-            <wp:extent cx="5940000" cy="3712500"/>
-            <wp:docPr id="18" name="Picture 18"/>
+            <wp:extent cx="5832000" cy="3645000"/>
+            <wp:docPr id="19" name="Picture 19"/>
             <wp:cNvGraphicFramePr>
               <a:graphicFrameLocks noChangeAspect="1"/>
             </wp:cNvGraphicFramePr>
@@ -2075,11 +2336,11 @@
               <a:graphicData uri="http://schemas.openxmlformats.org/drawingml/2006/picture">
                 <pic:pic>
                   <pic:nvPicPr>
-                    <pic:cNvPr id="0" name="22-chart-of-accounts.jpg"/>
+                    <pic:cNvPr id="0" name="image.jpg"/>
                     <pic:cNvPicPr/>
                   </pic:nvPicPr>
                   <pic:blipFill>
-                    <a:blip r:embed="rId26"/>
+                    <a:blip r:embed="rId27"/>
                     <a:stretch>
                       <a:fillRect/>
                     </a:stretch>
@@ -2087,7 +2348,7 @@
                   <pic:spPr>
                     <a:xfrm>
                       <a:off x="0" y="0"/>
-                      <a:ext cx="5940000" cy="3712500"/>
+                      <a:ext cx="5832000" cy="3645000"/>
                     </a:xfrm>
                     <a:prstGeom prst="rect"/>
                   </pic:spPr>
@@ -2106,52 +2367,26 @@
       </w:pPr>
       <w:r>
         <w:rPr>
-          <w:rFonts w:ascii="Tahoma" w:hAnsi="Tahoma" w:cs="Tahoma"/>
+          <w:rFonts w:ascii="B Nazanin" w:hAnsi="B Nazanin" w:cs="B Nazanin"/>
           <w:b w:val="0"/>
           <w:i w:val="0"/>
           <w:color w:val="555555"/>
-          <w:sz w:val="18"/>
+          <w:sz w:val="21"/>
+          <w:szCs w:val="21"/>
         </w:rPr>
-        <w:t>دفتر کل حساب‌ها</w:t>
+        <w:t>دفتر کل حساب‌ها — کدینگ گروهی و مانده زنده</w:t>
       </w:r>
     </w:p>
     <w:p>
       <w:pPr>
-        <w:bidi w:val="1"/>
-        <w:spacing w:after="160"/>
-        <w:jc w:val="right"/>
-      </w:pPr>
-      <w:r>
-        <w:rPr>
-          <w:rFonts w:ascii="Tahoma" w:hAnsi="Tahoma" w:cs="Tahoma"/>
-          <w:b/>
-          <w:i w:val="0"/>
-          <w:color w:val="222B33"/>
-          <w:sz w:val="22"/>
-        </w:rPr>
-        <w:t>جزئیات هر سند</w:t>
-      </w:r>
-      <w:r>
-        <w:rPr>
-          <w:rFonts w:ascii="Tahoma" w:hAnsi="Tahoma" w:cs="Tahoma"/>
-          <w:b w:val="0"/>
-          <w:i w:val="0"/>
-          <w:color w:val="222B33"/>
-          <w:sz w:val="22"/>
-        </w:rPr>
-        <w:t xml:space="preserve"> — سطر به سطر، با جمع‌بندی خودکار بدهکار و بستانکار:</w:t>
-      </w:r>
-    </w:p>
-    <w:p>
-      <w:pPr>
-        <w:spacing w:before="120" w:after="40"/>
+        <w:spacing w:before="160" w:after="40"/>
         <w:jc w:val="center"/>
       </w:pPr>
       <w:r>
         <w:drawing>
           <wp:inline xmlns:a="http://schemas.openxmlformats.org/drawingml/2006/main" xmlns:pic="http://schemas.openxmlformats.org/drawingml/2006/picture">
-            <wp:extent cx="5940000" cy="3712500"/>
-            <wp:docPr id="19" name="Picture 19"/>
+            <wp:extent cx="5832000" cy="3645000"/>
+            <wp:docPr id="20" name="Picture 20"/>
             <wp:cNvGraphicFramePr>
               <a:graphicFrameLocks noChangeAspect="1"/>
             </wp:cNvGraphicFramePr>
@@ -2159,11 +2394,11 @@
               <a:graphicData uri="http://schemas.openxmlformats.org/drawingml/2006/picture">
                 <pic:pic>
                   <pic:nvPicPr>
-                    <pic:cNvPr id="0" name="35-journal-entry.jpg"/>
+                    <pic:cNvPr id="0" name="image.jpg"/>
                     <pic:cNvPicPr/>
                   </pic:nvPicPr>
                   <pic:blipFill>
-                    <a:blip r:embed="rId27"/>
+                    <a:blip r:embed="rId28"/>
                     <a:stretch>
                       <a:fillRect/>
                     </a:stretch>
@@ -2171,7 +2406,7 @@
                   <pic:spPr>
                     <a:xfrm>
                       <a:off x="0" y="0"/>
-                      <a:ext cx="5940000" cy="3712500"/>
+                      <a:ext cx="5832000" cy="3645000"/>
                     </a:xfrm>
                     <a:prstGeom prst="rect"/>
                   </pic:spPr>
@@ -2190,62 +2425,67 @@
       </w:pPr>
       <w:r>
         <w:rPr>
-          <w:rFonts w:ascii="Tahoma" w:hAnsi="Tahoma" w:cs="Tahoma"/>
+          <w:rFonts w:ascii="B Nazanin" w:hAnsi="B Nazanin" w:cs="B Nazanin"/>
           <w:b w:val="0"/>
           <w:i w:val="0"/>
           <w:color w:val="555555"/>
-          <w:sz w:val="18"/>
+          <w:sz w:val="21"/>
+          <w:szCs w:val="21"/>
         </w:rPr>
-        <w:t>جزئیات سند حسابداری</w:t>
+        <w:t>جزئیات سند — بدهکار/بستانکار با جمع کل خودکار</w:t>
       </w:r>
     </w:p>
     <w:p>
       <w:pPr>
         <w:bidi w:val="1"/>
-        <w:spacing w:after="160"/>
-        <w:jc w:val="right"/>
+        <w:spacing w:after="200" w:before="0"/>
+        <w:ind w:firstLine="357"/>
+        <w:jc w:val="both"/>
       </w:pPr>
       <w:r>
         <w:rPr>
-          <w:rFonts w:ascii="Tahoma" w:hAnsi="Tahoma" w:cs="Tahoma"/>
+          <w:rFonts w:ascii="B Nazanin" w:hAnsi="B Nazanin" w:cs="B Nazanin"/>
           <w:b w:val="0"/>
           <w:i w:val="0"/>
           <w:color w:val="222B33"/>
-          <w:sz w:val="22"/>
+          <w:sz w:val="28"/>
+          <w:szCs w:val="28"/>
         </w:rPr>
         <w:t xml:space="preserve">و در نهایت، </w:t>
       </w:r>
       <w:r>
         <w:rPr>
-          <w:rFonts w:ascii="Tahoma" w:hAnsi="Tahoma" w:cs="Tahoma"/>
+          <w:rFonts w:ascii="B Nazanin" w:hAnsi="B Nazanin" w:cs="B Nazanin"/>
           <w:b/>
           <w:i w:val="0"/>
           <w:color w:val="222B33"/>
-          <w:sz w:val="22"/>
+          <w:sz w:val="28"/>
+          <w:szCs w:val="28"/>
         </w:rPr>
         <w:t>صورت سود و زیان</w:t>
       </w:r>
       <w:r>
         <w:rPr>
-          <w:rFonts w:ascii="Tahoma" w:hAnsi="Tahoma" w:cs="Tahoma"/>
+          <w:rFonts w:ascii="B Nazanin" w:hAnsi="B Nazanin" w:cs="B Nazanin"/>
           <w:b w:val="0"/>
           <w:i w:val="0"/>
           <w:color w:val="222B33"/>
-          <w:sz w:val="22"/>
+          <w:sz w:val="28"/>
+          <w:szCs w:val="28"/>
         </w:rPr>
         <w:t xml:space="preserve"> که درآمد و هزینه‌ها را روبروی هم می‌گذارد تا سود واقعی آموزشگاه را ببینید:</w:t>
       </w:r>
     </w:p>
     <w:p>
       <w:pPr>
-        <w:spacing w:before="120" w:after="40"/>
+        <w:spacing w:before="160" w:after="40"/>
         <w:jc w:val="center"/>
       </w:pPr>
       <w:r>
         <w:drawing>
           <wp:inline xmlns:a="http://schemas.openxmlformats.org/drawingml/2006/main" xmlns:pic="http://schemas.openxmlformats.org/drawingml/2006/picture">
-            <wp:extent cx="5940000" cy="3712500"/>
-            <wp:docPr id="20" name="Picture 20"/>
+            <wp:extent cx="5832000" cy="3645000"/>
+            <wp:docPr id="21" name="Picture 21"/>
             <wp:cNvGraphicFramePr>
               <a:graphicFrameLocks noChangeAspect="1"/>
             </wp:cNvGraphicFramePr>
@@ -2253,11 +2493,11 @@
               <a:graphicData uri="http://schemas.openxmlformats.org/drawingml/2006/picture">
                 <pic:pic>
                   <pic:nvPicPr>
-                    <pic:cNvPr id="0" name="37-profit-loss.jpg"/>
+                    <pic:cNvPr id="0" name="image.jpg"/>
                     <pic:cNvPicPr/>
                   </pic:nvPicPr>
                   <pic:blipFill>
-                    <a:blip r:embed="rId28"/>
+                    <a:blip r:embed="rId29"/>
                     <a:stretch>
                       <a:fillRect/>
                     </a:stretch>
@@ -2265,7 +2505,7 @@
                   <pic:spPr>
                     <a:xfrm>
                       <a:off x="0" y="0"/>
-                      <a:ext cx="5940000" cy="3712500"/>
+                      <a:ext cx="5832000" cy="3645000"/>
                     </a:xfrm>
                     <a:prstGeom prst="rect"/>
                   </pic:spPr>
@@ -2284,11 +2524,12 @@
       </w:pPr>
       <w:r>
         <w:rPr>
-          <w:rFonts w:ascii="Tahoma" w:hAnsi="Tahoma" w:cs="Tahoma"/>
+          <w:rFonts w:ascii="B Nazanin" w:hAnsi="B Nazanin" w:cs="B Nazanin"/>
           <w:b w:val="0"/>
           <w:i w:val="0"/>
           <w:color w:val="555555"/>
-          <w:sz w:val="18"/>
+          <w:sz w:val="21"/>
+          <w:szCs w:val="21"/>
         </w:rPr>
         <w:t>صورت سود و زیان</w:t>
       </w:r>
@@ -2296,49 +2537,64 @@
     <w:p>
       <w:pPr>
         <w:bidi w:val="1"/>
-        <w:spacing w:before="360" w:after="160"/>
+        <w:spacing w:before="400" w:after="200"/>
+        <w:jc w:val="right"/>
         <w:pBdr>
           <w:bottom w:val="single" w:sz="8" w:space="4" w:color="0D47A1"/>
         </w:pBdr>
       </w:pPr>
       <w:r>
         <w:rPr>
-          <w:rFonts w:ascii="Tahoma" w:hAnsi="Tahoma" w:cs="Tahoma"/>
+          <w:rFonts w:ascii="B Nazanin" w:hAnsi="B Nazanin" w:cs="B Nazanin"/>
           <w:b/>
           <w:i w:val="0"/>
           <w:color w:val="0D47A1"/>
-          <w:sz w:val="32"/>
+          <w:sz w:val="40"/>
+          <w:szCs w:val="40"/>
         </w:rPr>
-        <w:t>۱۱. حقوق و مالیات: فیش حقوقی و برآورد مالیات، خودکار</w:t>
+        <w:t xml:space="preserve">۱۱  </w:t>
+      </w:r>
+      <w:r>
+        <w:rPr>
+          <w:rFonts w:ascii="B Nazanin" w:hAnsi="B Nazanin" w:cs="B Nazanin"/>
+          <w:b/>
+          <w:i w:val="0"/>
+          <w:color w:val="0D47A1"/>
+          <w:sz w:val="40"/>
+          <w:szCs w:val="40"/>
+        </w:rPr>
+        <w:t>حقوق و مالیات: فیش حقوقی و برآورد مالیات، خودکار</w:t>
       </w:r>
     </w:p>
     <w:p>
       <w:pPr>
         <w:bidi w:val="1"/>
-        <w:spacing w:after="160"/>
-        <w:jc w:val="right"/>
+        <w:spacing w:after="200" w:before="0"/>
+        <w:ind w:firstLine="357"/>
+        <w:jc w:val="both"/>
       </w:pPr>
       <w:r>
         <w:rPr>
-          <w:rFonts w:ascii="Tahoma" w:hAnsi="Tahoma" w:cs="Tahoma"/>
+          <w:rFonts w:ascii="B Nazanin" w:hAnsi="B Nazanin" w:cs="B Nazanin"/>
           <w:b w:val="0"/>
           <w:i w:val="0"/>
           <w:color w:val="222B33"/>
-          <w:sz w:val="22"/>
+          <w:sz w:val="28"/>
+          <w:szCs w:val="28"/>
         </w:rPr>
-        <w:t>بخش حقوق، قراردادها را به‌دسته‌بندی ثابت/ساعتی/درصدی/جلسه‌ای مدیریت می‌کند، فیش حقوقی صادر می‌کند و کسورات (مساعده، بیمه، جریمه، مالیات) را کسر می‌کند:</w:t>
+        <w:t>بخش حقوق، قراردادها را به‌دسته‌بندی ثابت، ساعتی، درصدی و جلسه‌ای مدیریت می‌کند، فیش حقوقی صادر می‌کند و کسورات (مساعده، بیمه، جریمه، مالیات) را کسر می‌کند:</w:t>
       </w:r>
     </w:p>
     <w:p>
       <w:pPr>
-        <w:spacing w:before="120" w:after="40"/>
+        <w:spacing w:before="160" w:after="40"/>
         <w:jc w:val="center"/>
       </w:pPr>
       <w:r>
         <w:drawing>
           <wp:inline xmlns:a="http://schemas.openxmlformats.org/drawingml/2006/main" xmlns:pic="http://schemas.openxmlformats.org/drawingml/2006/picture">
-            <wp:extent cx="5940000" cy="3712500"/>
-            <wp:docPr id="21" name="Picture 21"/>
+            <wp:extent cx="5832000" cy="3645000"/>
+            <wp:docPr id="22" name="Picture 22"/>
             <wp:cNvGraphicFramePr>
               <a:graphicFrameLocks noChangeAspect="1"/>
             </wp:cNvGraphicFramePr>
@@ -2346,11 +2602,11 @@
               <a:graphicData uri="http://schemas.openxmlformats.org/drawingml/2006/picture">
                 <pic:pic>
                   <pic:nvPicPr>
-                    <pic:cNvPr id="0" name="23-payroll.jpg"/>
+                    <pic:cNvPr id="0" name="image.jpg"/>
                     <pic:cNvPicPr/>
                   </pic:nvPicPr>
                   <pic:blipFill>
-                    <a:blip r:embed="rId29"/>
+                    <a:blip r:embed="rId30"/>
                     <a:stretch>
                       <a:fillRect/>
                     </a:stretch>
@@ -2358,7 +2614,7 @@
                   <pic:spPr>
                     <a:xfrm>
                       <a:off x="0" y="0"/>
-                      <a:ext cx="5940000" cy="3712500"/>
+                      <a:ext cx="5832000" cy="3645000"/>
                     </a:xfrm>
                     <a:prstGeom prst="rect"/>
                   </pic:spPr>
@@ -2377,11 +2633,12 @@
       </w:pPr>
       <w:r>
         <w:rPr>
-          <w:rFonts w:ascii="Tahoma" w:hAnsi="Tahoma" w:cs="Tahoma"/>
+          <w:rFonts w:ascii="B Nazanin" w:hAnsi="B Nazanin" w:cs="B Nazanin"/>
           <w:b w:val="0"/>
           <w:i w:val="0"/>
           <w:color w:val="555555"/>
-          <w:sz w:val="18"/>
+          <w:sz w:val="21"/>
+          <w:szCs w:val="21"/>
         </w:rPr>
         <w:t>سیستم حقوق و دستمزد</w:t>
       </w:r>
@@ -2389,50 +2646,54 @@
     <w:p>
       <w:pPr>
         <w:bidi w:val="1"/>
-        <w:spacing w:after="160"/>
-        <w:jc w:val="right"/>
+        <w:spacing w:after="200" w:before="0"/>
+        <w:ind w:firstLine="357"/>
+        <w:jc w:val="both"/>
       </w:pPr>
       <w:r>
         <w:rPr>
-          <w:rFonts w:ascii="Tahoma" w:hAnsi="Tahoma" w:cs="Tahoma"/>
+          <w:rFonts w:ascii="B Nazanin" w:hAnsi="B Nazanin" w:cs="B Nazanin"/>
           <w:b w:val="0"/>
           <w:i w:val="0"/>
           <w:color w:val="222B33"/>
-          <w:sz w:val="22"/>
+          <w:sz w:val="28"/>
+          <w:szCs w:val="28"/>
         </w:rPr>
         <w:t xml:space="preserve">و ماژول </w:t>
       </w:r>
       <w:r>
         <w:rPr>
-          <w:rFonts w:ascii="Tahoma" w:hAnsi="Tahoma" w:cs="Tahoma"/>
+          <w:rFonts w:ascii="B Nazanin" w:hAnsi="B Nazanin" w:cs="B Nazanin"/>
           <w:b/>
           <w:i w:val="0"/>
           <w:color w:val="222B33"/>
-          <w:sz w:val="22"/>
+          <w:sz w:val="28"/>
+          <w:szCs w:val="28"/>
         </w:rPr>
         <w:t>مالیات</w:t>
       </w:r>
       <w:r>
         <w:rPr>
-          <w:rFonts w:ascii="Tahoma" w:hAnsi="Tahoma" w:cs="Tahoma"/>
+          <w:rFonts w:ascii="B Nazanin" w:hAnsi="B Nazanin" w:cs="B Nazanin"/>
           <w:b w:val="0"/>
           <w:i w:val="0"/>
           <w:color w:val="222B33"/>
-          <w:sz w:val="22"/>
+          <w:sz w:val="28"/>
+          <w:szCs w:val="28"/>
         </w:rPr>
         <w:t>، برآورد مالیاتی سالانه را بر اساس برآکت‌های رسمی (نسخه ۱۴۰۵ با نرخ‌های ۰ تا ۳۵٪) محاسبه می‌کند — تا پایان سال با شگفتی مواجه نشوید:</w:t>
       </w:r>
     </w:p>
     <w:p>
       <w:pPr>
-        <w:spacing w:before="120" w:after="40"/>
+        <w:spacing w:before="160" w:after="40"/>
         <w:jc w:val="center"/>
       </w:pPr>
       <w:r>
         <w:drawing>
           <wp:inline xmlns:a="http://schemas.openxmlformats.org/drawingml/2006/main" xmlns:pic="http://schemas.openxmlformats.org/drawingml/2006/picture">
-            <wp:extent cx="5940000" cy="3712500"/>
-            <wp:docPr id="22" name="Picture 22"/>
+            <wp:extent cx="5832000" cy="3645000"/>
+            <wp:docPr id="23" name="Picture 23"/>
             <wp:cNvGraphicFramePr>
               <a:graphicFrameLocks noChangeAspect="1"/>
             </wp:cNvGraphicFramePr>
@@ -2440,11 +2701,11 @@
               <a:graphicData uri="http://schemas.openxmlformats.org/drawingml/2006/picture">
                 <pic:pic>
                   <pic:nvPicPr>
-                    <pic:cNvPr id="0" name="24-tax.jpg"/>
+                    <pic:cNvPr id="0" name="image.jpg"/>
                     <pic:cNvPicPr/>
                   </pic:nvPicPr>
                   <pic:blipFill>
-                    <a:blip r:embed="rId30"/>
+                    <a:blip r:embed="rId31"/>
                     <a:stretch>
                       <a:fillRect/>
                     </a:stretch>
@@ -2452,7 +2713,7 @@
                   <pic:spPr>
                     <a:xfrm>
                       <a:off x="0" y="0"/>
-                      <a:ext cx="5940000" cy="3712500"/>
+                      <a:ext cx="5832000" cy="3645000"/>
                     </a:xfrm>
                     <a:prstGeom prst="rect"/>
                   </pic:spPr>
@@ -2471,61 +2732,77 @@
       </w:pPr>
       <w:r>
         <w:rPr>
-          <w:rFonts w:ascii="Tahoma" w:hAnsi="Tahoma" w:cs="Tahoma"/>
+          <w:rFonts w:ascii="B Nazanin" w:hAnsi="B Nazanin" w:cs="B Nazanin"/>
           <w:b w:val="0"/>
           <w:i w:val="0"/>
           <w:color w:val="555555"/>
-          <w:sz w:val="18"/>
+          <w:sz w:val="21"/>
+          <w:szCs w:val="21"/>
         </w:rPr>
-        <w:t>سیستم مالیات با برآکت‌های رسمی</w:t>
+        <w:t>سیستم مالیات با برآکت‌های رسمی ۱۴۰۵</w:t>
       </w:r>
     </w:p>
     <w:p>
       <w:pPr>
         <w:bidi w:val="1"/>
-        <w:spacing w:before="360" w:after="160"/>
+        <w:spacing w:before="400" w:after="200"/>
+        <w:jc w:val="right"/>
         <w:pBdr>
           <w:bottom w:val="single" w:sz="8" w:space="4" w:color="0D47A1"/>
         </w:pBdr>
       </w:pPr>
       <w:r>
         <w:rPr>
-          <w:rFonts w:ascii="Tahoma" w:hAnsi="Tahoma" w:cs="Tahoma"/>
+          <w:rFonts w:ascii="B Nazanin" w:hAnsi="B Nazanin" w:cs="B Nazanin"/>
           <w:b/>
           <w:i w:val="0"/>
           <w:color w:val="0D47A1"/>
-          <w:sz w:val="32"/>
+          <w:sz w:val="40"/>
+          <w:szCs w:val="40"/>
         </w:rPr>
-        <w:t>۱۲. گزارش‌ها و تحلیل هوشمند: تصمیم‌گیری بر اساس عدد، نه حدس</w:t>
+        <w:t xml:space="preserve">۱۲  </w:t>
+      </w:r>
+      <w:r>
+        <w:rPr>
+          <w:rFonts w:ascii="B Nazanin" w:hAnsi="B Nazanin" w:cs="B Nazanin"/>
+          <w:b/>
+          <w:i w:val="0"/>
+          <w:color w:val="0D47A1"/>
+          <w:sz w:val="40"/>
+          <w:szCs w:val="40"/>
+        </w:rPr>
+        <w:t>گزارش‌ها و تحلیل هوشمند: تصمیم‌گیری بر اساس عدد، نه حدس</w:t>
       </w:r>
     </w:p>
     <w:p>
       <w:pPr>
         <w:bidi w:val="1"/>
-        <w:spacing w:after="160"/>
-        <w:jc w:val="right"/>
+        <w:spacing w:after="200" w:before="0"/>
+        <w:ind w:firstLine="357"/>
+        <w:jc w:val="both"/>
       </w:pPr>
       <w:r>
         <w:rPr>
-          <w:rFonts w:ascii="Tahoma" w:hAnsi="Tahoma" w:cs="Tahoma"/>
+          <w:rFonts w:ascii="B Nazanin" w:hAnsi="B Nazanin" w:cs="B Nazanin"/>
           <w:b w:val="0"/>
           <w:i w:val="0"/>
           <w:color w:val="222B33"/>
-          <w:sz w:val="22"/>
+          <w:sz w:val="28"/>
+          <w:szCs w:val="28"/>
         </w:rPr>
         <w:t>گزارش مالی، روند درآمد و هزینه ماه‌ها را رسم می‌کند تا الگوها را ببینید:</w:t>
       </w:r>
     </w:p>
     <w:p>
       <w:pPr>
-        <w:spacing w:before="120" w:after="40"/>
+        <w:spacing w:before="160" w:after="40"/>
         <w:jc w:val="center"/>
       </w:pPr>
       <w:r>
         <w:drawing>
           <wp:inline xmlns:a="http://schemas.openxmlformats.org/drawingml/2006/main" xmlns:pic="http://schemas.openxmlformats.org/drawingml/2006/picture">
-            <wp:extent cx="5940000" cy="3712500"/>
-            <wp:docPr id="23" name="Picture 23"/>
+            <wp:extent cx="5832000" cy="3645000"/>
+            <wp:docPr id="24" name="Picture 24"/>
             <wp:cNvGraphicFramePr>
               <a:graphicFrameLocks noChangeAspect="1"/>
             </wp:cNvGraphicFramePr>
@@ -2533,11 +2810,11 @@
               <a:graphicData uri="http://schemas.openxmlformats.org/drawingml/2006/picture">
                 <pic:pic>
                   <pic:nvPicPr>
-                    <pic:cNvPr id="0" name="25-reports-financial.jpg"/>
+                    <pic:cNvPr id="0" name="image.jpg"/>
                     <pic:cNvPicPr/>
                   </pic:nvPicPr>
                   <pic:blipFill>
-                    <a:blip r:embed="rId31"/>
+                    <a:blip r:embed="rId32"/>
                     <a:stretch>
                       <a:fillRect/>
                     </a:stretch>
@@ -2545,7 +2822,7 @@
                   <pic:spPr>
                     <a:xfrm>
                       <a:off x="0" y="0"/>
-                      <a:ext cx="5940000" cy="3712500"/>
+                      <a:ext cx="5832000" cy="3645000"/>
                     </a:xfrm>
                     <a:prstGeom prst="rect"/>
                   </pic:spPr>
@@ -2564,62 +2841,67 @@
       </w:pPr>
       <w:r>
         <w:rPr>
-          <w:rFonts w:ascii="Tahoma" w:hAnsi="Tahoma" w:cs="Tahoma"/>
+          <w:rFonts w:ascii="B Nazanin" w:hAnsi="B Nazanin" w:cs="B Nazanin"/>
           <w:b w:val="0"/>
           <w:i w:val="0"/>
           <w:color w:val="555555"/>
-          <w:sz w:val="18"/>
+          <w:sz w:val="21"/>
+          <w:szCs w:val="21"/>
         </w:rPr>
-        <w:t>گزارش مالی</w:t>
+        <w:t>گزارش مالی — روند درآمد، هزینه و سود</w:t>
       </w:r>
     </w:p>
     <w:p>
       <w:pPr>
         <w:bidi w:val="1"/>
-        <w:spacing w:after="160"/>
-        <w:jc w:val="right"/>
+        <w:spacing w:after="200" w:before="0"/>
+        <w:ind w:firstLine="357"/>
+        <w:jc w:val="both"/>
       </w:pPr>
       <w:r>
         <w:rPr>
-          <w:rFonts w:ascii="Tahoma" w:hAnsi="Tahoma" w:cs="Tahoma"/>
+          <w:rFonts w:ascii="B Nazanin" w:hAnsi="B Nazanin" w:cs="B Nazanin"/>
           <w:b w:val="0"/>
           <w:i w:val="0"/>
           <w:color w:val="222B33"/>
-          <w:sz w:val="22"/>
+          <w:sz w:val="28"/>
+          <w:szCs w:val="28"/>
         </w:rPr>
         <w:t xml:space="preserve">و </w:t>
       </w:r>
       <w:r>
         <w:rPr>
-          <w:rFonts w:ascii="Tahoma" w:hAnsi="Tahoma" w:cs="Tahoma"/>
+          <w:rFonts w:ascii="B Nazanin" w:hAnsi="B Nazanin" w:cs="B Nazanin"/>
           <w:b/>
           <w:i w:val="0"/>
           <w:color w:val="222B33"/>
-          <w:sz w:val="22"/>
+          <w:sz w:val="28"/>
+          <w:szCs w:val="28"/>
         </w:rPr>
         <w:t>داشبورد تحلیل هوشمند</w:t>
       </w:r>
       <w:r>
         <w:rPr>
-          <w:rFonts w:ascii="Tahoma" w:hAnsi="Tahoma" w:cs="Tahoma"/>
+          <w:rFonts w:ascii="B Nazanin" w:hAnsi="B Nazanin" w:cs="B Nazanin"/>
           <w:b w:val="0"/>
           <w:i w:val="0"/>
           <w:color w:val="222B33"/>
-          <w:sz w:val="22"/>
+          <w:sz w:val="28"/>
+          <w:szCs w:val="28"/>
         </w:rPr>
-        <w:t>، سؤالاتی را جواب می‌دهد که شاید اصلاً به ذهن‌تان نرسیده بود: روند درآمد، روند ثبت‌نام، محبوب‌ترین دوره‌ها، منابع معرفی (هنرجو از کجا آمده؟) — و بخش‌هایی مثل تحلیل ریزش، پیش‌بینی ثبت‌نام و شناسایی بدهکاران پرریسک:</w:t>
+        <w:t xml:space="preserve"> سؤالاتی را جواب می‌دهد که شاید به ذهن‌تان هم نرسیده بود: روند درآمد، روند ثبت‌نام، محبوب‌ترین دوره‌ها، منابع معرفی (هنرجو از کجا آمده؟) — و بخش‌هایی مثل تحلیل ریزش، پیش‌بینی ثبت‌نام و شناسایی بدهکاران پرریسک:</w:t>
       </w:r>
     </w:p>
     <w:p>
       <w:pPr>
-        <w:spacing w:before="120" w:after="40"/>
+        <w:spacing w:before="160" w:after="40"/>
         <w:jc w:val="center"/>
       </w:pPr>
       <w:r>
         <w:drawing>
           <wp:inline xmlns:a="http://schemas.openxmlformats.org/drawingml/2006/main" xmlns:pic="http://schemas.openxmlformats.org/drawingml/2006/picture">
-            <wp:extent cx="5940000" cy="3712500"/>
-            <wp:docPr id="24" name="Picture 24"/>
+            <wp:extent cx="5832000" cy="3645000"/>
+            <wp:docPr id="25" name="Picture 25"/>
             <wp:cNvGraphicFramePr>
               <a:graphicFrameLocks noChangeAspect="1"/>
             </wp:cNvGraphicFramePr>
@@ -2627,11 +2909,11 @@
               <a:graphicData uri="http://schemas.openxmlformats.org/drawingml/2006/picture">
                 <pic:pic>
                   <pic:nvPicPr>
-                    <pic:cNvPr id="0" name="27-analytics.jpg"/>
+                    <pic:cNvPr id="0" name="image.jpg"/>
                     <pic:cNvPicPr/>
                   </pic:nvPicPr>
                   <pic:blipFill>
-                    <a:blip r:embed="rId32"/>
+                    <a:blip r:embed="rId33"/>
                     <a:stretch>
                       <a:fillRect/>
                     </a:stretch>
@@ -2639,7 +2921,7 @@
                   <pic:spPr>
                     <a:xfrm>
                       <a:off x="0" y="0"/>
-                      <a:ext cx="5940000" cy="3712500"/>
+                      <a:ext cx="5832000" cy="3645000"/>
                     </a:xfrm>
                     <a:prstGeom prst="rect"/>
                   </pic:spPr>
@@ -2658,81 +2940,99 @@
       </w:pPr>
       <w:r>
         <w:rPr>
-          <w:rFonts w:ascii="Tahoma" w:hAnsi="Tahoma" w:cs="Tahoma"/>
+          <w:rFonts w:ascii="B Nazanin" w:hAnsi="B Nazanin" w:cs="B Nazanin"/>
           <w:b w:val="0"/>
           <w:i w:val="0"/>
           <w:color w:val="555555"/>
-          <w:sz w:val="18"/>
+          <w:sz w:val="21"/>
+          <w:szCs w:val="21"/>
         </w:rPr>
-        <w:t>داشبورد تحلیل هوشمند</w:t>
+        <w:t>داشبورد تحلیل هوشمند — نمودارهای زنده</w:t>
       </w:r>
     </w:p>
     <w:p>
       <w:pPr>
         <w:bidi w:val="1"/>
-        <w:spacing w:before="360" w:after="160"/>
+        <w:spacing w:before="400" w:after="200"/>
+        <w:jc w:val="right"/>
         <w:pBdr>
           <w:bottom w:val="single" w:sz="8" w:space="4" w:color="0D47A1"/>
         </w:pBdr>
       </w:pPr>
       <w:r>
         <w:rPr>
-          <w:rFonts w:ascii="Tahoma" w:hAnsi="Tahoma" w:cs="Tahoma"/>
+          <w:rFonts w:ascii="B Nazanin" w:hAnsi="B Nazanin" w:cs="B Nazanin"/>
           <w:b/>
           <w:i w:val="0"/>
           <w:color w:val="0D47A1"/>
-          <w:sz w:val="32"/>
+          <w:sz w:val="40"/>
+          <w:szCs w:val="40"/>
         </w:rPr>
-        <w:t>۱۳. ارتباط با هنرجویان: پیامک و ربات تلگرام/بله</w:t>
+        <w:t xml:space="preserve">۱۳  </w:t>
+      </w:r>
+      <w:r>
+        <w:rPr>
+          <w:rFonts w:ascii="B Nazanin" w:hAnsi="B Nazanin" w:cs="B Nazanin"/>
+          <w:b/>
+          <w:i w:val="0"/>
+          <w:color w:val="0D47A1"/>
+          <w:sz w:val="40"/>
+          <w:szCs w:val="40"/>
+        </w:rPr>
+        <w:t>ارتباط با هنرجویان: پیامک و ربات تلگرام/بله</w:t>
       </w:r>
     </w:p>
     <w:p>
       <w:pPr>
         <w:bidi w:val="1"/>
-        <w:spacing w:after="160"/>
-        <w:jc w:val="right"/>
+        <w:spacing w:after="200" w:before="0"/>
+        <w:ind w:firstLine="357"/>
+        <w:jc w:val="both"/>
       </w:pPr>
       <w:r>
         <w:rPr>
-          <w:rFonts w:ascii="Tahoma" w:hAnsi="Tahoma" w:cs="Tahoma"/>
+          <w:rFonts w:ascii="B Nazanin" w:hAnsi="B Nazanin" w:cs="B Nazanin"/>
           <w:b w:val="0"/>
           <w:i w:val="0"/>
           <w:color w:val="222B33"/>
-          <w:sz w:val="22"/>
+          <w:sz w:val="28"/>
+          <w:szCs w:val="28"/>
         </w:rPr>
         <w:t xml:space="preserve">پیامک تکی یا </w:t>
       </w:r>
       <w:r>
         <w:rPr>
-          <w:rFonts w:ascii="Tahoma" w:hAnsi="Tahoma" w:cs="Tahoma"/>
+          <w:rFonts w:ascii="B Nazanin" w:hAnsi="B Nazanin" w:cs="B Nazanin"/>
           <w:b/>
           <w:i w:val="0"/>
           <w:color w:val="222B33"/>
-          <w:sz w:val="22"/>
+          <w:sz w:val="28"/>
+          <w:szCs w:val="28"/>
         </w:rPr>
         <w:t>گروهی</w:t>
       </w:r>
       <w:r>
         <w:rPr>
-          <w:rFonts w:ascii="Tahoma" w:hAnsi="Tahoma" w:cs="Tahoma"/>
+          <w:rFonts w:ascii="B Nazanin" w:hAnsi="B Nazanin" w:cs="B Nazanin"/>
           <w:b w:val="0"/>
           <w:i w:val="0"/>
           <w:color w:val="222B33"/>
-          <w:sz w:val="22"/>
+          <w:sz w:val="28"/>
+          <w:szCs w:val="28"/>
         </w:rPr>
-        <w:t xml:space="preserve"> — مثلاً یادآوری قسط برای یک کلاس خاص یا اطلاع‌رسانی برای همه هنرجویان — با قالب‌های آماده:</w:t>
+        <w:t xml:space="preserve"> — مثلاً یادآوری قسط برای یک کلاس خاص، یا اطلاع‌رسانی برای همه هنرجویان — با قالب‌های آماده:</w:t>
       </w:r>
     </w:p>
     <w:p>
       <w:pPr>
-        <w:spacing w:before="120" w:after="40"/>
+        <w:spacing w:before="160" w:after="40"/>
         <w:jc w:val="center"/>
       </w:pPr>
       <w:r>
         <w:drawing>
           <wp:inline xmlns:a="http://schemas.openxmlformats.org/drawingml/2006/main" xmlns:pic="http://schemas.openxmlformats.org/drawingml/2006/picture">
-            <wp:extent cx="5940000" cy="3712500"/>
-            <wp:docPr id="25" name="Picture 25"/>
+            <wp:extent cx="5832000" cy="3645000"/>
+            <wp:docPr id="26" name="Picture 26"/>
             <wp:cNvGraphicFramePr>
               <a:graphicFrameLocks noChangeAspect="1"/>
             </wp:cNvGraphicFramePr>
@@ -2740,11 +3040,11 @@
               <a:graphicData uri="http://schemas.openxmlformats.org/drawingml/2006/picture">
                 <pic:pic>
                   <pic:nvPicPr>
-                    <pic:cNvPr id="0" name="30-sms-group.jpg"/>
+                    <pic:cNvPr id="0" name="image.jpg"/>
                     <pic:cNvPicPr/>
                   </pic:nvPicPr>
                   <pic:blipFill>
-                    <a:blip r:embed="rId33"/>
+                    <a:blip r:embed="rId34"/>
                     <a:stretch>
                       <a:fillRect/>
                     </a:stretch>
@@ -2752,7 +3052,7 @@
                   <pic:spPr>
                     <a:xfrm>
                       <a:off x="0" y="0"/>
-                      <a:ext cx="5940000" cy="3712500"/>
+                      <a:ext cx="5832000" cy="3645000"/>
                     </a:xfrm>
                     <a:prstGeom prst="rect"/>
                   </pic:spPr>
@@ -2771,62 +3071,67 @@
       </w:pPr>
       <w:r>
         <w:rPr>
-          <w:rFonts w:ascii="Tahoma" w:hAnsi="Tahoma" w:cs="Tahoma"/>
+          <w:rFonts w:ascii="B Nazanin" w:hAnsi="B Nazanin" w:cs="B Nazanin"/>
           <w:b w:val="0"/>
           <w:i w:val="0"/>
           <w:color w:val="555555"/>
-          <w:sz w:val="18"/>
+          <w:sz w:val="21"/>
+          <w:szCs w:val="21"/>
         </w:rPr>
-        <w:t>ارسال پیامک گروهی</w:t>
+        <w:t>ارسال پیامک گروهی به کلاس یا همه هنرجویان</w:t>
       </w:r>
     </w:p>
     <w:p>
       <w:pPr>
         <w:bidi w:val="1"/>
-        <w:spacing w:after="160"/>
-        <w:jc w:val="right"/>
+        <w:spacing w:after="200" w:before="0"/>
+        <w:ind w:firstLine="357"/>
+        <w:jc w:val="both"/>
       </w:pPr>
       <w:r>
         <w:rPr>
-          <w:rFonts w:ascii="Tahoma" w:hAnsi="Tahoma" w:cs="Tahoma"/>
+          <w:rFonts w:ascii="B Nazanin" w:hAnsi="B Nazanin" w:cs="B Nazanin"/>
           <w:b w:val="0"/>
           <w:i w:val="0"/>
           <w:color w:val="222B33"/>
-          <w:sz w:val="22"/>
+          <w:sz w:val="28"/>
+          <w:szCs w:val="28"/>
         </w:rPr>
         <w:t xml:space="preserve">و </w:t>
       </w:r>
       <w:r>
         <w:rPr>
-          <w:rFonts w:ascii="Tahoma" w:hAnsi="Tahoma" w:cs="Tahoma"/>
+          <w:rFonts w:ascii="B Nazanin" w:hAnsi="B Nazanin" w:cs="B Nazanin"/>
           <w:b/>
           <w:i w:val="0"/>
           <w:color w:val="222B33"/>
-          <w:sz w:val="22"/>
+          <w:sz w:val="28"/>
+          <w:szCs w:val="28"/>
         </w:rPr>
         <w:t>پنل ربات تلگرام و بله</w:t>
       </w:r>
       <w:r>
         <w:rPr>
-          <w:rFonts w:ascii="Tahoma" w:hAnsi="Tahoma" w:cs="Tahoma"/>
+          <w:rFonts w:ascii="B Nazanin" w:hAnsi="B Nazanin" w:cs="B Nazanin"/>
           <w:b w:val="0"/>
           <w:i w:val="0"/>
           <w:color w:val="222B33"/>
-          <w:sz w:val="22"/>
+          <w:sz w:val="28"/>
+          <w:szCs w:val="28"/>
         </w:rPr>
-        <w:t>: مدیریت کاربرانی که با ربات شما چت کرده‌اند، ارسال پیام گروهی، طراحی کیبوردها و مشاهده گزارش فعالیت — همه از داخل همان نرم‌افزار:</w:t>
+        <w:t>: مدیریت کاربرانی که با ربات شما گفت‌وگو کرده‌اند، ارسال پیام گروهی، طراحی کیبوردها و گزارش فعالیت — همه از داخل همان نرم‌افزار:</w:t>
       </w:r>
     </w:p>
     <w:p>
       <w:pPr>
-        <w:spacing w:before="120" w:after="40"/>
+        <w:spacing w:before="160" w:after="40"/>
         <w:jc w:val="center"/>
       </w:pPr>
       <w:r>
         <w:drawing>
           <wp:inline xmlns:a="http://schemas.openxmlformats.org/drawingml/2006/main" xmlns:pic="http://schemas.openxmlformats.org/drawingml/2006/picture">
-            <wp:extent cx="5940000" cy="3712500"/>
-            <wp:docPr id="26" name="Picture 26"/>
+            <wp:extent cx="5832000" cy="3645000"/>
+            <wp:docPr id="27" name="Picture 27"/>
             <wp:cNvGraphicFramePr>
               <a:graphicFrameLocks noChangeAspect="1"/>
             </wp:cNvGraphicFramePr>
@@ -2834,11 +3139,11 @@
               <a:graphicData uri="http://schemas.openxmlformats.org/drawingml/2006/picture">
                 <pic:pic>
                   <pic:nvPicPr>
-                    <pic:cNvPr id="0" name="28-bot-panel.jpg"/>
+                    <pic:cNvPr id="0" name="image.jpg"/>
                     <pic:cNvPicPr/>
                   </pic:nvPicPr>
                   <pic:blipFill>
-                    <a:blip r:embed="rId34"/>
+                    <a:blip r:embed="rId35"/>
                     <a:stretch>
                       <a:fillRect/>
                     </a:stretch>
@@ -2846,7 +3151,7 @@
                   <pic:spPr>
                     <a:xfrm>
                       <a:off x="0" y="0"/>
-                      <a:ext cx="5940000" cy="3712500"/>
+                      <a:ext cx="5832000" cy="3645000"/>
                     </a:xfrm>
                     <a:prstGeom prst="rect"/>
                   </pic:spPr>
@@ -2865,11 +3170,12 @@
       </w:pPr>
       <w:r>
         <w:rPr>
-          <w:rFonts w:ascii="Tahoma" w:hAnsi="Tahoma" w:cs="Tahoma"/>
+          <w:rFonts w:ascii="B Nazanin" w:hAnsi="B Nazanin" w:cs="B Nazanin"/>
           <w:b w:val="0"/>
           <w:i w:val="0"/>
           <w:color w:val="555555"/>
-          <w:sz w:val="18"/>
+          <w:sz w:val="21"/>
+          <w:szCs w:val="21"/>
         </w:rPr>
         <w:t>پنل مدیریت ربات تلگرام و بله</w:t>
       </w:r>
@@ -2877,69 +3183,86 @@
     <w:p>
       <w:pPr>
         <w:bidi w:val="1"/>
-        <w:spacing w:before="360" w:after="160"/>
+        <w:spacing w:before="400" w:after="200"/>
+        <w:jc w:val="right"/>
         <w:pBdr>
           <w:bottom w:val="single" w:sz="8" w:space="4" w:color="0D47A1"/>
         </w:pBdr>
       </w:pPr>
       <w:r>
         <w:rPr>
-          <w:rFonts w:ascii="Tahoma" w:hAnsi="Tahoma" w:cs="Tahoma"/>
+          <w:rFonts w:ascii="B Nazanin" w:hAnsi="B Nazanin" w:cs="B Nazanin"/>
           <w:b/>
           <w:i w:val="0"/>
           <w:color w:val="0D47A1"/>
-          <w:sz w:val="32"/>
+          <w:sz w:val="40"/>
+          <w:szCs w:val="40"/>
         </w:rPr>
-        <w:t>۱۴. گواهینامه: اعتبار مدرک، در یک کلیک</w:t>
+        <w:t xml:space="preserve">۱۴  </w:t>
+      </w:r>
+      <w:r>
+        <w:rPr>
+          <w:rFonts w:ascii="B Nazanin" w:hAnsi="B Nazanin" w:cs="B Nazanin"/>
+          <w:b/>
+          <w:i w:val="0"/>
+          <w:color w:val="0D47A1"/>
+          <w:sz w:val="40"/>
+          <w:szCs w:val="40"/>
+        </w:rPr>
+        <w:t>گواهینامه: اعتبار مدرک، در یک کلیک</w:t>
       </w:r>
     </w:p>
     <w:p>
       <w:pPr>
         <w:bidi w:val="1"/>
-        <w:spacing w:after="160"/>
-        <w:jc w:val="right"/>
+        <w:spacing w:after="200" w:before="0"/>
+        <w:ind w:firstLine="357"/>
+        <w:jc w:val="both"/>
       </w:pPr>
       <w:r>
         <w:rPr>
-          <w:rFonts w:ascii="Tahoma" w:hAnsi="Tahoma" w:cs="Tahoma"/>
+          <w:rFonts w:ascii="B Nazanin" w:hAnsi="B Nazanin" w:cs="B Nazanin"/>
           <w:b w:val="0"/>
           <w:i w:val="0"/>
           <w:color w:val="222B33"/>
-          <w:sz w:val="22"/>
+          <w:sz w:val="28"/>
+          <w:szCs w:val="28"/>
         </w:rPr>
         <w:t xml:space="preserve">صدور گواهینامه با قالب رسمی یا قالب اختصاصی شما، شماره سریال و </w:t>
       </w:r>
       <w:r>
         <w:rPr>
-          <w:rFonts w:ascii="Tahoma" w:hAnsi="Tahoma" w:cs="Tahoma"/>
+          <w:rFonts w:ascii="B Nazanin" w:hAnsi="B Nazanin" w:cs="B Nazanin"/>
           <w:b/>
           <w:i w:val="0"/>
           <w:color w:val="222B33"/>
-          <w:sz w:val="22"/>
+          <w:sz w:val="28"/>
+          <w:szCs w:val="28"/>
         </w:rPr>
         <w:t>QR Code احراز اصالت</w:t>
       </w:r>
       <w:r>
         <w:rPr>
-          <w:rFonts w:ascii="Tahoma" w:hAnsi="Tahoma" w:cs="Tahoma"/>
+          <w:rFonts w:ascii="B Nazanin" w:hAnsi="B Nazanin" w:cs="B Nazanin"/>
           <w:b w:val="0"/>
           <w:i w:val="0"/>
           <w:color w:val="222B33"/>
-          <w:sz w:val="22"/>
+          <w:sz w:val="28"/>
+          <w:szCs w:val="28"/>
         </w:rPr>
         <w:t xml:space="preserve"> — تا هنرجو بتواند اعتبار مدرکش را در هر لحظه راستی‌آزمایی کند:</w:t>
       </w:r>
     </w:p>
     <w:p>
       <w:pPr>
-        <w:spacing w:before="120" w:after="40"/>
+        <w:spacing w:before="160" w:after="40"/>
         <w:jc w:val="center"/>
       </w:pPr>
       <w:r>
         <w:drawing>
           <wp:inline xmlns:a="http://schemas.openxmlformats.org/drawingml/2006/main" xmlns:pic="http://schemas.openxmlformats.org/drawingml/2006/picture">
-            <wp:extent cx="5940000" cy="3712500"/>
-            <wp:docPr id="27" name="Picture 27"/>
+            <wp:extent cx="5832000" cy="3645000"/>
+            <wp:docPr id="28" name="Picture 28"/>
             <wp:cNvGraphicFramePr>
               <a:graphicFrameLocks noChangeAspect="1"/>
             </wp:cNvGraphicFramePr>
@@ -2947,11 +3270,11 @@
               <a:graphicData uri="http://schemas.openxmlformats.org/drawingml/2006/picture">
                 <pic:pic>
                   <pic:nvPicPr>
-                    <pic:cNvPr id="0" name="31-certificates.jpg"/>
+                    <pic:cNvPr id="0" name="image.jpg"/>
                     <pic:cNvPicPr/>
                   </pic:nvPicPr>
                   <pic:blipFill>
-                    <a:blip r:embed="rId35"/>
+                    <a:blip r:embed="rId36"/>
                     <a:stretch>
                       <a:fillRect/>
                     </a:stretch>
@@ -2959,7 +3282,7 @@
                   <pic:spPr>
                     <a:xfrm>
                       <a:off x="0" y="0"/>
-                      <a:ext cx="5940000" cy="3712500"/>
+                      <a:ext cx="5832000" cy="3645000"/>
                     </a:xfrm>
                     <a:prstGeom prst="rect"/>
                   </pic:spPr>
@@ -2978,71 +3301,88 @@
       </w:pPr>
       <w:r>
         <w:rPr>
-          <w:rFonts w:ascii="Tahoma" w:hAnsi="Tahoma" w:cs="Tahoma"/>
+          <w:rFonts w:ascii="B Nazanin" w:hAnsi="B Nazanin" w:cs="B Nazanin"/>
           <w:b w:val="0"/>
           <w:i w:val="0"/>
           <w:color w:val="555555"/>
-          <w:sz w:val="18"/>
+          <w:sz w:val="21"/>
+          <w:szCs w:val="21"/>
         </w:rPr>
-        <w:t>صدور گواهینامه</w:t>
+        <w:t>صدور گواهینامه با احراز اصالت</w:t>
       </w:r>
     </w:p>
     <w:p>
       <w:pPr>
         <w:bidi w:val="1"/>
-        <w:spacing w:before="360" w:after="160"/>
+        <w:spacing w:before="400" w:after="200"/>
+        <w:jc w:val="right"/>
         <w:pBdr>
           <w:bottom w:val="single" w:sz="8" w:space="4" w:color="0D47A1"/>
         </w:pBdr>
       </w:pPr>
       <w:r>
         <w:rPr>
-          <w:rFonts w:ascii="Tahoma" w:hAnsi="Tahoma" w:cs="Tahoma"/>
+          <w:rFonts w:ascii="B Nazanin" w:hAnsi="B Nazanin" w:cs="B Nazanin"/>
           <w:b/>
           <w:i w:val="0"/>
           <w:color w:val="0D47A1"/>
-          <w:sz w:val="32"/>
+          <w:sz w:val="40"/>
+          <w:szCs w:val="40"/>
         </w:rPr>
-        <w:t>۱۵. جزئیاتی که هر روز فرق می‌سازد</w:t>
+        <w:t xml:space="preserve">۱۵  </w:t>
+      </w:r>
+      <w:r>
+        <w:rPr>
+          <w:rFonts w:ascii="B Nazanin" w:hAnsi="B Nazanin" w:cs="B Nazanin"/>
+          <w:b/>
+          <w:i w:val="0"/>
+          <w:color w:val="0D47A1"/>
+          <w:sz w:val="40"/>
+          <w:szCs w:val="40"/>
+        </w:rPr>
+        <w:t>جزئیاتی که هر روز فرق می‌سازد</w:t>
       </w:r>
     </w:p>
     <w:p>
       <w:pPr>
         <w:bidi w:val="1"/>
-        <w:spacing w:after="160"/>
-        <w:jc w:val="right"/>
+        <w:spacing w:after="200" w:before="0"/>
+        <w:ind w:firstLine="357"/>
+        <w:jc w:val="both"/>
       </w:pPr>
       <w:r>
         <w:rPr>
-          <w:rFonts w:ascii="Tahoma" w:hAnsi="Tahoma" w:cs="Tahoma"/>
+          <w:rFonts w:ascii="B Nazanin" w:hAnsi="B Nazanin" w:cs="B Nazanin"/>
           <w:b/>
           <w:i w:val="0"/>
           <w:color w:val="222B33"/>
-          <w:sz w:val="22"/>
+          <w:sz w:val="28"/>
+          <w:szCs w:val="28"/>
         </w:rPr>
         <w:t>جستجوی سراسری (Ctrl+K):</w:t>
       </w:r>
       <w:r>
         <w:rPr>
-          <w:rFonts w:ascii="Tahoma" w:hAnsi="Tahoma" w:cs="Tahoma"/>
+          <w:rFonts w:ascii="B Nazanin" w:hAnsi="B Nazanin" w:cs="B Nazanin"/>
           <w:b w:val="0"/>
           <w:i w:val="0"/>
           <w:color w:val="222B33"/>
-          <w:sz w:val="22"/>
+          <w:sz w:val="28"/>
+          <w:szCs w:val="28"/>
         </w:rPr>
         <w:t xml:space="preserve"> هر چیزی — هنرجو، کلاس، دوره — را از هر کجای نرم‌افزار در چند ثانیه پیدا کنید:</w:t>
       </w:r>
     </w:p>
     <w:p>
       <w:pPr>
-        <w:spacing w:before="120" w:after="40"/>
+        <w:spacing w:before="160" w:after="40"/>
         <w:jc w:val="center"/>
       </w:pPr>
       <w:r>
         <w:drawing>
           <wp:inline xmlns:a="http://schemas.openxmlformats.org/drawingml/2006/main" xmlns:pic="http://schemas.openxmlformats.org/drawingml/2006/picture">
-            <wp:extent cx="5940000" cy="3712500"/>
-            <wp:docPr id="28" name="Picture 28"/>
+            <wp:extent cx="5832000" cy="3645000"/>
+            <wp:docPr id="29" name="Picture 29"/>
             <wp:cNvGraphicFramePr>
               <a:graphicFrameLocks noChangeAspect="1"/>
             </wp:cNvGraphicFramePr>
@@ -3050,11 +3390,11 @@
               <a:graphicData uri="http://schemas.openxmlformats.org/drawingml/2006/picture">
                 <pic:pic>
                   <pic:nvPicPr>
-                    <pic:cNvPr id="0" name="34-global-search.jpg"/>
+                    <pic:cNvPr id="0" name="image.jpg"/>
                     <pic:cNvPicPr/>
                   </pic:nvPicPr>
                   <pic:blipFill>
-                    <a:blip r:embed="rId36"/>
+                    <a:blip r:embed="rId37"/>
                     <a:stretch>
                       <a:fillRect/>
                     </a:stretch>
@@ -3062,7 +3402,7 @@
                   <pic:spPr>
                     <a:xfrm>
                       <a:off x="0" y="0"/>
-                      <a:ext cx="5940000" cy="3712500"/>
+                      <a:ext cx="5832000" cy="3645000"/>
                     </a:xfrm>
                     <a:prstGeom prst="rect"/>
                   </pic:spPr>
@@ -3081,66 +3421,53 @@
       </w:pPr>
       <w:r>
         <w:rPr>
-          <w:rFonts w:ascii="Tahoma" w:hAnsi="Tahoma" w:cs="Tahoma"/>
+          <w:rFonts w:ascii="B Nazanin" w:hAnsi="B Nazanin" w:cs="B Nazanin"/>
           <w:b w:val="0"/>
           <w:i w:val="0"/>
           <w:color w:val="555555"/>
-          <w:sz w:val="18"/>
+          <w:sz w:val="21"/>
+          <w:szCs w:val="21"/>
         </w:rPr>
-        <w:t>جستجوی سراسری</w:t>
+        <w:t>جستجوی سراسری با نتایج آنی</w:t>
       </w:r>
     </w:p>
     <w:p>
       <w:pPr>
         <w:bidi w:val="1"/>
-        <w:spacing w:after="160"/>
-        <w:jc w:val="right"/>
+        <w:spacing w:after="120"/>
+        <w:ind w:right="624" w:left="170"/>
+        <w:jc w:val="both"/>
       </w:pPr>
       <w:r>
         <w:rPr>
-          <w:rFonts w:ascii="Tahoma" w:hAnsi="Tahoma" w:cs="Tahoma"/>
-          <w:b w:val="0"/>
-          <w:i w:val="0"/>
-          <w:color w:val="222B33"/>
-          <w:sz w:val="22"/>
-        </w:rPr>
-        <w:t>و در کنار این‌ها:</w:t>
-      </w:r>
-    </w:p>
-    <w:p>
-      <w:pPr>
-        <w:bidi w:val="1"/>
-        <w:spacing w:after="80"/>
-        <w:ind w:right="510"/>
-        <w:jc w:val="right"/>
-      </w:pPr>
-      <w:r>
-        <w:rPr>
-          <w:rFonts w:ascii="Tahoma" w:hAnsi="Tahoma" w:cs="Tahoma"/>
+          <w:rFonts w:ascii="B Nazanin" w:hAnsi="B Nazanin" w:cs="B Nazanin"/>
           <w:b/>
           <w:i w:val="0"/>
           <w:color w:val="0D47A1"/>
-          <w:sz w:val="22"/>
+          <w:sz w:val="28"/>
+          <w:szCs w:val="28"/>
         </w:rPr>
         <w:t xml:space="preserve">•  </w:t>
       </w:r>
       <w:r>
         <w:rPr>
-          <w:rFonts w:ascii="Tahoma" w:hAnsi="Tahoma" w:cs="Tahoma"/>
+          <w:rFonts w:ascii="B Nazanin" w:hAnsi="B Nazanin" w:cs="B Nazanin"/>
           <w:b/>
           <w:i w:val="0"/>
           <w:color w:val="222B33"/>
-          <w:sz w:val="22"/>
+          <w:sz w:val="28"/>
+          <w:szCs w:val="28"/>
         </w:rPr>
         <w:t>تقویم شمسی</w:t>
       </w:r>
       <w:r>
         <w:rPr>
-          <w:rFonts w:ascii="Tahoma" w:hAnsi="Tahoma" w:cs="Tahoma"/>
+          <w:rFonts w:ascii="B Nazanin" w:hAnsi="B Nazanin" w:cs="B Nazanin"/>
           <w:b w:val="0"/>
           <w:i w:val="0"/>
           <w:color w:val="222B33"/>
-          <w:sz w:val="22"/>
+          <w:sz w:val="28"/>
+          <w:szCs w:val="28"/>
         </w:rPr>
         <w:t xml:space="preserve"> در همه‌جا — تاریخ‌ها همان‌طوری که در زندگی واقعی می‌بینید</w:t>
       </w:r>
@@ -3148,37 +3475,40 @@
     <w:p>
       <w:pPr>
         <w:bidi w:val="1"/>
-        <w:spacing w:after="80"/>
-        <w:ind w:right="510"/>
-        <w:jc w:val="right"/>
+        <w:spacing w:after="120"/>
+        <w:ind w:right="624" w:left="170"/>
+        <w:jc w:val="both"/>
       </w:pPr>
       <w:r>
         <w:rPr>
-          <w:rFonts w:ascii="Tahoma" w:hAnsi="Tahoma" w:cs="Tahoma"/>
+          <w:rFonts w:ascii="B Nazanin" w:hAnsi="B Nazanin" w:cs="B Nazanin"/>
           <w:b/>
           <w:i w:val="0"/>
           <w:color w:val="0D47A1"/>
-          <w:sz w:val="22"/>
+          <w:sz w:val="28"/>
+          <w:szCs w:val="28"/>
         </w:rPr>
         <w:t xml:space="preserve">•  </w:t>
       </w:r>
       <w:r>
         <w:rPr>
-          <w:rFonts w:ascii="Tahoma" w:hAnsi="Tahoma" w:cs="Tahoma"/>
+          <w:rFonts w:ascii="B Nazanin" w:hAnsi="B Nazanin" w:cs="B Nazanin"/>
           <w:b/>
           <w:i w:val="0"/>
           <w:color w:val="222B33"/>
-          <w:sz w:val="22"/>
+          <w:sz w:val="28"/>
+          <w:szCs w:val="28"/>
         </w:rPr>
         <w:t>اعداد فارسی</w:t>
       </w:r>
       <w:r>
         <w:rPr>
-          <w:rFonts w:ascii="Tahoma" w:hAnsi="Tahoma" w:cs="Tahoma"/>
+          <w:rFonts w:ascii="B Nazanin" w:hAnsi="B Nazanin" w:cs="B Nazanin"/>
           <w:b w:val="0"/>
           <w:i w:val="0"/>
           <w:color w:val="222B33"/>
-          <w:sz w:val="22"/>
+          <w:sz w:val="28"/>
+          <w:szCs w:val="28"/>
         </w:rPr>
         <w:t xml:space="preserve"> در گزارش‌ها و جداول</w:t>
       </w:r>
@@ -3186,37 +3516,40 @@
     <w:p>
       <w:pPr>
         <w:bidi w:val="1"/>
-        <w:spacing w:after="80"/>
-        <w:ind w:right="510"/>
-        <w:jc w:val="right"/>
+        <w:spacing w:after="120"/>
+        <w:ind w:right="624" w:left="170"/>
+        <w:jc w:val="both"/>
       </w:pPr>
       <w:r>
         <w:rPr>
-          <w:rFonts w:ascii="Tahoma" w:hAnsi="Tahoma" w:cs="Tahoma"/>
+          <w:rFonts w:ascii="B Nazanin" w:hAnsi="B Nazanin" w:cs="B Nazanin"/>
           <w:b/>
           <w:i w:val="0"/>
           <w:color w:val="0D47A1"/>
-          <w:sz w:val="22"/>
+          <w:sz w:val="28"/>
+          <w:szCs w:val="28"/>
         </w:rPr>
         <w:t xml:space="preserve">•  </w:t>
       </w:r>
       <w:r>
         <w:rPr>
-          <w:rFonts w:ascii="Tahoma" w:hAnsi="Tahoma" w:cs="Tahoma"/>
+          <w:rFonts w:ascii="B Nazanin" w:hAnsi="B Nazanin" w:cs="B Nazanin"/>
           <w:b/>
           <w:i w:val="0"/>
           <w:color w:val="222B33"/>
-          <w:sz w:val="22"/>
+          <w:sz w:val="28"/>
+          <w:szCs w:val="28"/>
         </w:rPr>
         <w:t>حالت تاریک</w:t>
       </w:r>
       <w:r>
         <w:rPr>
-          <w:rFonts w:ascii="Tahoma" w:hAnsi="Tahoma" w:cs="Tahoma"/>
+          <w:rFonts w:ascii="B Nazanin" w:hAnsi="B Nazanin" w:cs="B Nazanin"/>
           <w:b w:val="0"/>
           <w:i w:val="0"/>
           <w:color w:val="222B33"/>
-          <w:sz w:val="22"/>
+          <w:sz w:val="28"/>
+          <w:szCs w:val="28"/>
         </w:rPr>
         <w:t xml:space="preserve"> برای کار در ساعات پایانی شب</w:t>
       </w:r>
@@ -3224,89 +3557,95 @@
     <w:p>
       <w:pPr>
         <w:bidi w:val="1"/>
-        <w:spacing w:after="80"/>
-        <w:ind w:right="510"/>
-        <w:jc w:val="right"/>
+        <w:spacing w:after="120"/>
+        <w:ind w:right="624" w:left="170"/>
+        <w:jc w:val="both"/>
       </w:pPr>
       <w:r>
         <w:rPr>
-          <w:rFonts w:ascii="Tahoma" w:hAnsi="Tahoma" w:cs="Tahoma"/>
+          <w:rFonts w:ascii="B Nazanin" w:hAnsi="B Nazanin" w:cs="B Nazanin"/>
           <w:b/>
           <w:i w:val="0"/>
           <w:color w:val="0D47A1"/>
-          <w:sz w:val="22"/>
+          <w:sz w:val="28"/>
+          <w:szCs w:val="28"/>
         </w:rPr>
         <w:t xml:space="preserve">•  </w:t>
       </w:r>
       <w:r>
         <w:rPr>
-          <w:rFonts w:ascii="Tahoma" w:hAnsi="Tahoma" w:cs="Tahoma"/>
+          <w:rFonts w:ascii="B Nazanin" w:hAnsi="B Nazanin" w:cs="B Nazanin"/>
           <w:b/>
           <w:i w:val="0"/>
           <w:color w:val="222B33"/>
-          <w:sz w:val="22"/>
+          <w:sz w:val="28"/>
+          <w:szCs w:val="28"/>
         </w:rPr>
         <w:t>امنیت</w:t>
       </w:r>
       <w:r>
         <w:rPr>
-          <w:rFonts w:ascii="Tahoma" w:hAnsi="Tahoma" w:cs="Tahoma"/>
+          <w:rFonts w:ascii="B Nazanin" w:hAnsi="B Nazanin" w:cs="B Nazanin"/>
           <w:b w:val="0"/>
           <w:i w:val="0"/>
           <w:color w:val="222B33"/>
-          <w:sz w:val="22"/>
+          <w:sz w:val="28"/>
+          <w:szCs w:val="28"/>
         </w:rPr>
-        <w:t>: ورود با رمز عبور، نقش‌محور بودن، و ثبت کامل نشست‌ها و فعالیت کاربران — هر ورود با IP و زمان ثبت می‌شود و در داشبورد قابل مشاهده است</w:t>
+        <w:t xml:space="preserve"> — ورود با رمز عبور، نقش‌محور بودن، ثبت کامل نشست‌ها و فعالیت کاربران (هر ورود با IP و زمان ثبت می‌شود)</w:t>
       </w:r>
     </w:p>
     <w:p>
       <w:pPr>
         <w:bidi w:val="1"/>
-        <w:spacing w:after="80"/>
-        <w:ind w:right="510"/>
-        <w:jc w:val="right"/>
+        <w:spacing w:after="120"/>
+        <w:ind w:right="624" w:left="170"/>
+        <w:jc w:val="both"/>
       </w:pPr>
       <w:r>
         <w:rPr>
-          <w:rFonts w:ascii="Tahoma" w:hAnsi="Tahoma" w:cs="Tahoma"/>
+          <w:rFonts w:ascii="B Nazanin" w:hAnsi="B Nazanin" w:cs="B Nazanin"/>
           <w:b/>
           <w:i w:val="0"/>
           <w:color w:val="0D47A1"/>
-          <w:sz w:val="22"/>
+          <w:sz w:val="28"/>
+          <w:szCs w:val="28"/>
         </w:rPr>
         <w:t xml:space="preserve">•  </w:t>
       </w:r>
       <w:r>
         <w:rPr>
-          <w:rFonts w:ascii="Tahoma" w:hAnsi="Tahoma" w:cs="Tahoma"/>
+          <w:rFonts w:ascii="B Nazanin" w:hAnsi="B Nazanin" w:cs="B Nazanin"/>
           <w:b/>
           <w:i w:val="0"/>
           <w:color w:val="222B33"/>
-          <w:sz w:val="22"/>
+          <w:sz w:val="28"/>
+          <w:szCs w:val="28"/>
         </w:rPr>
         <w:t>پشتیبانی چند شعبه</w:t>
       </w:r>
       <w:r>
         <w:rPr>
-          <w:rFonts w:ascii="Tahoma" w:hAnsi="Tahoma" w:cs="Tahoma"/>
+          <w:rFonts w:ascii="B Nazanin" w:hAnsi="B Nazanin" w:cs="B Nazanin"/>
           <w:b w:val="0"/>
           <w:i w:val="0"/>
           <w:color w:val="222B33"/>
-          <w:sz w:val="22"/>
+          <w:sz w:val="28"/>
+          <w:szCs w:val="28"/>
         </w:rPr>
-        <w:t xml:space="preserve"> و دسترسی از روی شبکه محلی</w:t>
+        <w:t xml:space="preserve"> و دسترسی همزمان از روی شبکه محلی</w:t>
       </w:r>
     </w:p>
     <w:p>
       <w:pPr>
-        <w:spacing w:before="120" w:after="40"/>
+        <w:spacing w:before="160" w:after="40"/>
         <w:jc w:val="center"/>
       </w:pPr>
       <w:r>
         <w:drawing>
           <wp:inline xmlns:a="http://schemas.openxmlformats.org/drawingml/2006/main" xmlns:pic="http://schemas.openxmlformats.org/drawingml/2006/picture">
-            <wp:extent cx="5940000" cy="3712500"/>
-            <wp:docPr id="29" name="Picture 29"/>
+            <wp:extent cx="5832000" cy="3645000"/>
+            <wp:docPr id="30" name="Picture 30"/>
             <wp:cNvGraphicFramePr>
               <a:graphicFrameLocks noChangeAspect="1"/>
             </wp:cNvGraphicFramePr>
@@ -3314,11 +3653,11 @@
               <a:graphicData uri="http://schemas.openxmlformats.org/drawingml/2006/picture">
                 <pic:pic>
                   <pic:nvPicPr>
-                    <pic:cNvPr id="0" name="01-login.jpg"/>
+                    <pic:cNvPr id="0" name="image.jpg"/>
                     <pic:cNvPicPr/>
                   </pic:nvPicPr>
                   <pic:blipFill>
-                    <a:blip r:embed="rId37"/>
+                    <a:blip r:embed="rId38"/>
                     <a:stretch>
                       <a:fillRect/>
                     </a:stretch>
@@ -3326,7 +3665,7 @@
                   <pic:spPr>
                     <a:xfrm>
                       <a:off x="0" y="0"/>
-                      <a:ext cx="5940000" cy="3712500"/>
+                      <a:ext cx="5832000" cy="3645000"/>
                     </a:xfrm>
                     <a:prstGeom prst="rect"/>
                   </pic:spPr>
@@ -3345,30 +3684,44 @@
       </w:pPr>
       <w:r>
         <w:rPr>
-          <w:rFonts w:ascii="Tahoma" w:hAnsi="Tahoma" w:cs="Tahoma"/>
+          <w:rFonts w:ascii="B Nazanin" w:hAnsi="B Nazanin" w:cs="B Nazanin"/>
           <w:b w:val="0"/>
           <w:i w:val="0"/>
           <w:color w:val="555555"/>
-          <w:sz w:val="18"/>
+          <w:sz w:val="21"/>
+          <w:szCs w:val="21"/>
         </w:rPr>
-        <w:t>صفحه ورود امن</w:t>
+        <w:t>صفحه ورود امن — با ثبت IP و زمان هر نشست</w:t>
       </w:r>
     </w:p>
     <w:p>
       <w:pPr>
         <w:bidi w:val="1"/>
-        <w:spacing w:before="360" w:after="160"/>
+        <w:spacing w:before="400" w:after="200"/>
+        <w:jc w:val="right"/>
         <w:pBdr>
           <w:bottom w:val="single" w:sz="8" w:space="4" w:color="0D47A1"/>
         </w:pBdr>
       </w:pPr>
       <w:r>
         <w:rPr>
-          <w:rFonts w:ascii="Tahoma" w:hAnsi="Tahoma" w:cs="Tahoma"/>
+          <w:rFonts w:ascii="B Nazanin" w:hAnsi="B Nazanin" w:cs="B Nazanin"/>
           <w:b/>
           <w:i w:val="0"/>
           <w:color w:val="0D47A1"/>
-          <w:sz w:val="32"/>
+          <w:sz w:val="40"/>
+          <w:szCs w:val="40"/>
+        </w:rPr>
+        <w:t xml:space="preserve">۱۶  </w:t>
+      </w:r>
+      <w:r>
+        <w:rPr>
+          <w:rFonts w:ascii="B Nazanin" w:hAnsi="B Nazanin" w:cs="B Nazanin"/>
+          <w:b/>
+          <w:i w:val="0"/>
+          <w:color w:val="0D47A1"/>
+          <w:sz w:val="40"/>
+          <w:szCs w:val="40"/>
         </w:rPr>
         <w:t>مزایای رقابتی — چرا آکادمی‌منیجر پرو؟</w:t>
       </w:r>
@@ -3406,11 +3759,12 @@
             <w:r/>
             <w:r>
               <w:rPr>
-                <w:rFonts w:ascii="Tahoma" w:hAnsi="Tahoma" w:cs="Tahoma"/>
+                <w:rFonts w:ascii="B Nazanin" w:hAnsi="B Nazanin" w:cs="B Nazanin"/>
                 <w:b/>
                 <w:i w:val="0"/>
                 <w:color w:val="FFFFFF"/>
-                <w:sz w:val="20"/>
+                <w:sz w:val="24"/>
+                <w:szCs w:val="24"/>
               </w:rPr>
               <w:t>موضوع</w:t>
             </w:r>
@@ -3429,11 +3783,12 @@
             <w:r/>
             <w:r>
               <w:rPr>
-                <w:rFonts w:ascii="Tahoma" w:hAnsi="Tahoma" w:cs="Tahoma"/>
+                <w:rFonts w:ascii="B Nazanin" w:hAnsi="B Nazanin" w:cs="B Nazanin"/>
                 <w:b/>
                 <w:i w:val="0"/>
                 <w:color w:val="FFFFFF"/>
-                <w:sz w:val="20"/>
+                <w:sz w:val="24"/>
+                <w:szCs w:val="24"/>
               </w:rPr>
               <w:t>راهکار معمولی</w:t>
             </w:r>
@@ -3452,11 +3807,12 @@
             <w:r/>
             <w:r>
               <w:rPr>
-                <w:rFonts w:ascii="Tahoma" w:hAnsi="Tahoma" w:cs="Tahoma"/>
+                <w:rFonts w:ascii="B Nazanin" w:hAnsi="B Nazanin" w:cs="B Nazanin"/>
                 <w:b/>
                 <w:i w:val="0"/>
                 <w:color w:val="FFFFFF"/>
-                <w:sz w:val="20"/>
+                <w:sz w:val="24"/>
+                <w:szCs w:val="24"/>
               </w:rPr>
               <w:t>آکادمی‌منیجر پرو</w:t>
             </w:r>
@@ -3476,11 +3832,12 @@
             <w:r/>
             <w:r>
               <w:rPr>
-                <w:rFonts w:ascii="Tahoma" w:hAnsi="Tahoma" w:cs="Tahoma"/>
+                <w:rFonts w:ascii="B Nazanin" w:hAnsi="B Nazanin" w:cs="B Nazanin"/>
                 <w:b w:val="0"/>
                 <w:i w:val="0"/>
                 <w:color w:val="222B33"/>
-                <w:sz w:val="20"/>
+                <w:sz w:val="23"/>
+                <w:szCs w:val="23"/>
               </w:rPr>
               <w:t>نرم‌افزارها</w:t>
             </w:r>
@@ -3498,13 +3855,14 @@
             <w:r/>
             <w:r>
               <w:rPr>
-                <w:rFonts w:ascii="Tahoma" w:hAnsi="Tahoma" w:cs="Tahoma"/>
+                <w:rFonts w:ascii="B Nazanin" w:hAnsi="B Nazanin" w:cs="B Nazanin"/>
                 <w:b w:val="0"/>
                 <w:i w:val="0"/>
                 <w:color w:val="222B33"/>
-                <w:sz w:val="20"/>
+                <w:sz w:val="23"/>
+                <w:szCs w:val="23"/>
               </w:rPr>
-              <w:t>۴-۵ برنامه جدا + اکسل</w:t>
+              <w:t>۴ تا ۵ برنامه جدا + اکسل</w:t>
             </w:r>
           </w:p>
         </w:tc>
@@ -3520,11 +3878,12 @@
             <w:r/>
             <w:r>
               <w:rPr>
-                <w:rFonts w:ascii="Tahoma" w:hAnsi="Tahoma" w:cs="Tahoma"/>
-                <w:b w:val="0"/>
+                <w:rFonts w:ascii="B Nazanin" w:hAnsi="B Nazanin" w:cs="B Nazanin"/>
+                <w:b/>
                 <w:i w:val="0"/>
-                <w:color w:val="222B33"/>
-                <w:sz w:val="20"/>
+                <w:color w:val="007A3D"/>
+                <w:sz w:val="23"/>
+                <w:szCs w:val="23"/>
               </w:rPr>
               <w:t>یک نرم‌افزار برای همه‌چیز</w:t>
             </w:r>
@@ -3545,11 +3904,12 @@
             <w:r/>
             <w:r>
               <w:rPr>
-                <w:rFonts w:ascii="Tahoma" w:hAnsi="Tahoma" w:cs="Tahoma"/>
+                <w:rFonts w:ascii="B Nazanin" w:hAnsi="B Nazanin" w:cs="B Nazanin"/>
                 <w:b w:val="0"/>
                 <w:i w:val="0"/>
                 <w:color w:val="222B33"/>
-                <w:sz w:val="20"/>
+                <w:sz w:val="23"/>
+                <w:szCs w:val="23"/>
               </w:rPr>
               <w:t>حسابداری</w:t>
             </w:r>
@@ -3568,11 +3928,12 @@
             <w:r/>
             <w:r>
               <w:rPr>
-                <w:rFonts w:ascii="Tahoma" w:hAnsi="Tahoma" w:cs="Tahoma"/>
+                <w:rFonts w:ascii="B Nazanin" w:hAnsi="B Nazanin" w:cs="B Nazanin"/>
                 <w:b w:val="0"/>
                 <w:i w:val="0"/>
                 <w:color w:val="222B33"/>
-                <w:sz w:val="20"/>
+                <w:sz w:val="23"/>
+                <w:szCs w:val="23"/>
               </w:rPr>
               <w:t>ندارد یا فقط «درآمد/هزینه ساده»</w:t>
             </w:r>
@@ -3591,11 +3952,12 @@
             <w:r/>
             <w:r>
               <w:rPr>
-                <w:rFonts w:ascii="Tahoma" w:hAnsi="Tahoma" w:cs="Tahoma"/>
-                <w:b w:val="0"/>
+                <w:rFonts w:ascii="B Nazanin" w:hAnsi="B Nazanin" w:cs="B Nazanin"/>
+                <w:b/>
                 <w:i w:val="0"/>
-                <w:color w:val="222B33"/>
-                <w:sz w:val="20"/>
+                <w:color w:val="007A3D"/>
+                <w:sz w:val="23"/>
+                <w:szCs w:val="23"/>
               </w:rPr>
               <w:t>حسابداری دوبل استاندارد با کدینگ ۴ سطحه</w:t>
             </w:r>
@@ -3615,13 +3977,14 @@
             <w:r/>
             <w:r>
               <w:rPr>
-                <w:rFonts w:ascii="Tahoma" w:hAnsi="Tahoma" w:cs="Tahoma"/>
+                <w:rFonts w:ascii="B Nazanin" w:hAnsi="B Nazanin" w:cs="B Nazanin"/>
                 <w:b w:val="0"/>
                 <w:i w:val="0"/>
                 <w:color w:val="222B33"/>
-                <w:sz w:val="20"/>
+                <w:sz w:val="23"/>
+                <w:szCs w:val="23"/>
               </w:rPr>
-              <w:t>تقویم میلادی/فارسی</w:t>
+              <w:t>تقویم</w:t>
             </w:r>
           </w:p>
         </w:tc>
@@ -3637,11 +4000,12 @@
             <w:r/>
             <w:r>
               <w:rPr>
-                <w:rFonts w:ascii="Tahoma" w:hAnsi="Tahoma" w:cs="Tahoma"/>
+                <w:rFonts w:ascii="B Nazanin" w:hAnsi="B Nazanin" w:cs="B Nazanin"/>
                 <w:b w:val="0"/>
                 <w:i w:val="0"/>
                 <w:color w:val="222B33"/>
-                <w:sz w:val="20"/>
+                <w:sz w:val="23"/>
+                <w:szCs w:val="23"/>
               </w:rPr>
               <w:t>معمولاً میلادی</w:t>
             </w:r>
@@ -3659,11 +4023,12 @@
             <w:r/>
             <w:r>
               <w:rPr>
-                <w:rFonts w:ascii="Tahoma" w:hAnsi="Tahoma" w:cs="Tahoma"/>
-                <w:b w:val="0"/>
+                <w:rFonts w:ascii="B Nazanin" w:hAnsi="B Nazanin" w:cs="B Nazanin"/>
+                <w:b/>
                 <w:i w:val="0"/>
-                <w:color w:val="222B33"/>
-                <w:sz w:val="20"/>
+                <w:color w:val="007A3D"/>
+                <w:sz w:val="23"/>
+                <w:szCs w:val="23"/>
               </w:rPr>
               <w:t>تقویم شمسی و اعداد فارسی در سراسر برنامه</w:t>
             </w:r>
@@ -3684,11 +4049,12 @@
             <w:r/>
             <w:r>
               <w:rPr>
-                <w:rFonts w:ascii="Tahoma" w:hAnsi="Tahoma" w:cs="Tahoma"/>
+                <w:rFonts w:ascii="B Nazanin" w:hAnsi="B Nazanin" w:cs="B Nazanin"/>
                 <w:b w:val="0"/>
                 <w:i w:val="0"/>
                 <w:color w:val="222B33"/>
-                <w:sz w:val="20"/>
+                <w:sz w:val="23"/>
+                <w:szCs w:val="23"/>
               </w:rPr>
               <w:t>اقساط و جریمه</w:t>
             </w:r>
@@ -3707,13 +4073,14 @@
             <w:r/>
             <w:r>
               <w:rPr>
-                <w:rFonts w:ascii="Tahoma" w:hAnsi="Tahoma" w:cs="Tahoma"/>
+                <w:rFonts w:ascii="B Nazanin" w:hAnsi="B Nazanin" w:cs="B Nazanin"/>
                 <w:b w:val="0"/>
                 <w:i w:val="0"/>
                 <w:color w:val="222B33"/>
-                <w:sz w:val="20"/>
+                <w:sz w:val="23"/>
+                <w:szCs w:val="23"/>
               </w:rPr>
-              <w:t>دستی و در اکسل</w:t>
+              <w:t>دستی، در اکسل</w:t>
             </w:r>
           </w:p>
         </w:tc>
@@ -3730,11 +4097,12 @@
             <w:r/>
             <w:r>
               <w:rPr>
-                <w:rFonts w:ascii="Tahoma" w:hAnsi="Tahoma" w:cs="Tahoma"/>
-                <w:b w:val="0"/>
+                <w:rFonts w:ascii="B Nazanin" w:hAnsi="B Nazanin" w:cs="B Nazanin"/>
+                <w:b/>
                 <w:i w:val="0"/>
-                <w:color w:val="222B33"/>
-                <w:sz w:val="20"/>
+                <w:color w:val="007A3D"/>
+                <w:sz w:val="23"/>
+                <w:szCs w:val="23"/>
               </w:rPr>
               <w:t>خودکار، با محاسبه جریمه دیرکرد</w:t>
             </w:r>
@@ -3754,11 +4122,12 @@
             <w:r/>
             <w:r>
               <w:rPr>
-                <w:rFonts w:ascii="Tahoma" w:hAnsi="Tahoma" w:cs="Tahoma"/>
+                <w:rFonts w:ascii="B Nazanin" w:hAnsi="B Nazanin" w:cs="B Nazanin"/>
                 <w:b w:val="0"/>
                 <w:i w:val="0"/>
                 <w:color w:val="222B33"/>
-                <w:sz w:val="20"/>
+                <w:sz w:val="23"/>
+                <w:szCs w:val="23"/>
               </w:rPr>
               <w:t>مالیات</w:t>
             </w:r>
@@ -3776,13 +4145,14 @@
             <w:r/>
             <w:r>
               <w:rPr>
-                <w:rFonts w:ascii="Tahoma" w:hAnsi="Tahoma" w:cs="Tahoma"/>
+                <w:rFonts w:ascii="B Nazanin" w:hAnsi="B Nazanin" w:cs="B Nazanin"/>
                 <w:b w:val="0"/>
                 <w:i w:val="0"/>
                 <w:color w:val="222B33"/>
-                <w:sz w:val="20"/>
+                <w:sz w:val="23"/>
+                <w:szCs w:val="23"/>
               </w:rPr>
-              <w:t>حساب دستی</w:t>
+              <w:t>محاسبه دستی</w:t>
             </w:r>
           </w:p>
         </w:tc>
@@ -3798,11 +4168,12 @@
             <w:r/>
             <w:r>
               <w:rPr>
-                <w:rFonts w:ascii="Tahoma" w:hAnsi="Tahoma" w:cs="Tahoma"/>
-                <w:b w:val="0"/>
+                <w:rFonts w:ascii="B Nazanin" w:hAnsi="B Nazanin" w:cs="B Nazanin"/>
+                <w:b/>
                 <w:i w:val="0"/>
-                <w:color w:val="222B33"/>
-                <w:sz w:val="20"/>
+                <w:color w:val="007A3D"/>
+                <w:sz w:val="23"/>
+                <w:szCs w:val="23"/>
               </w:rPr>
               <w:t>برآورد خودکار با برآکت‌های رسمی</w:t>
             </w:r>
@@ -3823,13 +4194,14 @@
             <w:r/>
             <w:r>
               <w:rPr>
-                <w:rFonts w:ascii="Tahoma" w:hAnsi="Tahoma" w:cs="Tahoma"/>
+                <w:rFonts w:ascii="B Nazanin" w:hAnsi="B Nazanin" w:cs="B Nazanin"/>
                 <w:b w:val="0"/>
                 <w:i w:val="0"/>
                 <w:color w:val="222B33"/>
-                <w:sz w:val="20"/>
+                <w:sz w:val="23"/>
+                <w:szCs w:val="23"/>
               </w:rPr>
-              <w:t>ارتباط</w:t>
+              <w:t>ارتباط با هنرجو</w:t>
             </w:r>
           </w:p>
         </w:tc>
@@ -3846,13 +4218,14 @@
             <w:r/>
             <w:r>
               <w:rPr>
-                <w:rFonts w:ascii="Tahoma" w:hAnsi="Tahoma" w:cs="Tahoma"/>
+                <w:rFonts w:ascii="B Nazanin" w:hAnsi="B Nazanin" w:cs="B Nazanin"/>
                 <w:b w:val="0"/>
                 <w:i w:val="0"/>
                 <w:color w:val="222B33"/>
-                <w:sz w:val="20"/>
+                <w:sz w:val="23"/>
+                <w:szCs w:val="23"/>
               </w:rPr>
-              <w:t>زنگ تک‌تک</w:t>
+              <w:t>تلفن‌تک‌تک</w:t>
             </w:r>
           </w:p>
         </w:tc>
@@ -3869,13 +4242,14 @@
             <w:r/>
             <w:r>
               <w:rPr>
-                <w:rFonts w:ascii="Tahoma" w:hAnsi="Tahoma" w:cs="Tahoma"/>
-                <w:b w:val="0"/>
+                <w:rFonts w:ascii="B Nazanin" w:hAnsi="B Nazanin" w:cs="B Nazanin"/>
+                <w:b/>
                 <w:i w:val="0"/>
-                <w:color w:val="222B33"/>
-                <w:sz w:val="20"/>
+                <w:color w:val="007A3D"/>
+                <w:sz w:val="23"/>
+                <w:szCs w:val="23"/>
               </w:rPr>
-              <w:t>پیامک گروهی + ربات تلگرام/بله</w:t>
+              <w:t>پیامک گروهی + ربات تلگرام و بله</w:t>
             </w:r>
           </w:p>
         </w:tc>
@@ -3893,11 +4267,12 @@
             <w:r/>
             <w:r>
               <w:rPr>
-                <w:rFonts w:ascii="Tahoma" w:hAnsi="Tahoma" w:cs="Tahoma"/>
+                <w:rFonts w:ascii="B Nazanin" w:hAnsi="B Nazanin" w:cs="B Nazanin"/>
                 <w:b w:val="0"/>
                 <w:i w:val="0"/>
                 <w:color w:val="222B33"/>
-                <w:sz w:val="20"/>
+                <w:sz w:val="23"/>
+                <w:szCs w:val="23"/>
               </w:rPr>
               <w:t>گزارش‌گیری</w:t>
             </w:r>
@@ -3915,11 +4290,12 @@
             <w:r/>
             <w:r>
               <w:rPr>
-                <w:rFonts w:ascii="Tahoma" w:hAnsi="Tahoma" w:cs="Tahoma"/>
+                <w:rFonts w:ascii="B Nazanin" w:hAnsi="B Nazanin" w:cs="B Nazanin"/>
                 <w:b w:val="0"/>
                 <w:i w:val="0"/>
                 <w:color w:val="222B33"/>
-                <w:sz w:val="20"/>
+                <w:sz w:val="23"/>
+                <w:szCs w:val="23"/>
               </w:rPr>
               <w:t>خروجی اکسل</w:t>
             </w:r>
@@ -3937,11 +4313,12 @@
             <w:r/>
             <w:r>
               <w:rPr>
-                <w:rFonts w:ascii="Tahoma" w:hAnsi="Tahoma" w:cs="Tahoma"/>
-                <w:b w:val="0"/>
+                <w:rFonts w:ascii="B Nazanin" w:hAnsi="B Nazanin" w:cs="B Nazanin"/>
+                <w:b/>
                 <w:i w:val="0"/>
-                <w:color w:val="222B33"/>
-                <w:sz w:val="20"/>
+                <w:color w:val="007A3D"/>
+                <w:sz w:val="23"/>
+                <w:szCs w:val="23"/>
               </w:rPr>
               <w:t>داشبوردهای زنده و نمودار</w:t>
             </w:r>
@@ -3962,11 +4339,12 @@
             <w:r/>
             <w:r>
               <w:rPr>
-                <w:rFonts w:ascii="Tahoma" w:hAnsi="Tahoma" w:cs="Tahoma"/>
+                <w:rFonts w:ascii="B Nazanin" w:hAnsi="B Nazanin" w:cs="B Nazanin"/>
                 <w:b w:val="0"/>
                 <w:i w:val="0"/>
                 <w:color w:val="222B33"/>
-                <w:sz w:val="20"/>
+                <w:sz w:val="23"/>
+                <w:szCs w:val="23"/>
               </w:rPr>
               <w:t>هزینه سالانه</w:t>
             </w:r>
@@ -3985,11 +4363,12 @@
             <w:r/>
             <w:r>
               <w:rPr>
-                <w:rFonts w:ascii="Tahoma" w:hAnsi="Tahoma" w:cs="Tahoma"/>
+                <w:rFonts w:ascii="B Nazanin" w:hAnsi="B Nazanin" w:cs="B Nazanin"/>
                 <w:b w:val="0"/>
                 <w:i w:val="0"/>
                 <w:color w:val="222B33"/>
-                <w:sz w:val="20"/>
+                <w:sz w:val="23"/>
+                <w:szCs w:val="23"/>
               </w:rPr>
               <w:t>مجموع لایسنس چند نرم‌افزار</w:t>
             </w:r>
@@ -4008,11 +4387,12 @@
             <w:r/>
             <w:r>
               <w:rPr>
-                <w:rFonts w:ascii="Tahoma" w:hAnsi="Tahoma" w:cs="Tahoma"/>
-                <w:b w:val="0"/>
+                <w:rFonts w:ascii="B Nazanin" w:hAnsi="B Nazanin" w:cs="B Nazanin"/>
+                <w:b/>
                 <w:i w:val="0"/>
-                <w:color w:val="222B33"/>
-                <w:sz w:val="20"/>
+                <w:color w:val="007A3D"/>
+                <w:sz w:val="23"/>
+                <w:szCs w:val="23"/>
               </w:rPr>
               <w:t>یک لایسنس، یک پشتیبان</w:t>
             </w:r>
@@ -4028,54 +4408,69 @@
     <w:p>
       <w:pPr>
         <w:bidi w:val="1"/>
-        <w:spacing w:after="160"/>
+        <w:spacing w:before="240" w:after="120"/>
         <w:jc w:val="right"/>
       </w:pPr>
       <w:r>
         <w:rPr>
-          <w:rFonts w:ascii="Tahoma" w:hAnsi="Tahoma" w:cs="Tahoma"/>
+          <w:rFonts w:ascii="B Nazanin" w:hAnsi="B Nazanin" w:cs="B Nazanin"/>
           <w:b/>
           <w:i w:val="0"/>
           <w:color w:val="222B33"/>
-          <w:sz w:val="22"/>
+          <w:sz w:val="32"/>
+          <w:szCs w:val="32"/>
         </w:rPr>
-        <w:t>در عمل یعنی:</w:t>
+        <w:t>در عمل یعنی چه؟</w:t>
       </w:r>
     </w:p>
     <w:p>
       <w:pPr>
         <w:bidi w:val="1"/>
-        <w:spacing w:after="80"/>
-        <w:ind w:right="510"/>
-        <w:jc w:val="right"/>
+        <w:spacing w:after="120"/>
+        <w:ind w:right="624" w:left="170"/>
+        <w:jc w:val="both"/>
       </w:pPr>
       <w:r>
         <w:rPr>
-          <w:rFonts w:ascii="Tahoma" w:hAnsi="Tahoma" w:cs="Tahoma"/>
+          <w:rFonts w:ascii="B Nazanin" w:hAnsi="B Nazanin" w:cs="B Nazanin"/>
           <w:b/>
           <w:i w:val="0"/>
           <w:color w:val="0D47A1"/>
-          <w:sz w:val="22"/>
+          <w:sz w:val="28"/>
+          <w:szCs w:val="28"/>
         </w:rPr>
         <w:t xml:space="preserve">•  </w:t>
       </w:r>
       <w:r>
         <w:rPr>
-          <w:rFonts w:ascii="Tahoma" w:hAnsi="Tahoma" w:cs="Tahoma"/>
+          <w:rFonts w:ascii="B Nazanin" w:hAnsi="B Nazanin" w:cs="B Nazanin"/>
+          <w:b w:val="0"/>
+          <w:i w:val="0"/>
+          <w:color w:val="222B33"/>
+          <w:sz w:val="28"/>
+          <w:szCs w:val="28"/>
+        </w:rPr>
+        <w:t xml:space="preserve">حداقل </w:t>
+      </w:r>
+      <w:r>
+        <w:rPr>
+          <w:rFonts w:ascii="B Nazanin" w:hAnsi="B Nazanin" w:cs="B Nazanin"/>
           <w:b/>
           <w:i w:val="0"/>
           <w:color w:val="222B33"/>
-          <w:sz w:val="22"/>
+          <w:sz w:val="28"/>
+          <w:szCs w:val="28"/>
         </w:rPr>
-        <w:t>حداقل ۳-۴ ساعت در روز</w:t>
+        <w:t>۳ تا ۴ ساعت در روز</w:t>
       </w:r>
       <w:r>
         <w:rPr>
-          <w:rFonts w:ascii="Tahoma" w:hAnsi="Tahoma" w:cs="Tahoma"/>
+          <w:rFonts w:ascii="B Nazanin" w:hAnsi="B Nazanin" w:cs="B Nazanin"/>
           <w:b w:val="0"/>
           <w:i w:val="0"/>
           <w:color w:val="222B33"/>
-          <w:sz w:val="22"/>
+          <w:sz w:val="28"/>
+          <w:szCs w:val="28"/>
         </w:rPr>
         <w:t xml:space="preserve"> کمتر در کارهای اداری و پیگیری‌ها بگذرانید</w:t>
       </w:r>
@@ -4083,37 +4478,40 @@
     <w:p>
       <w:pPr>
         <w:bidi w:val="1"/>
-        <w:spacing w:after="80"/>
-        <w:ind w:right="510"/>
-        <w:jc w:val="right"/>
+        <w:spacing w:after="120"/>
+        <w:ind w:right="624" w:left="170"/>
+        <w:jc w:val="both"/>
       </w:pPr>
       <w:r>
         <w:rPr>
-          <w:rFonts w:ascii="Tahoma" w:hAnsi="Tahoma" w:cs="Tahoma"/>
+          <w:rFonts w:ascii="B Nazanin" w:hAnsi="B Nazanin" w:cs="B Nazanin"/>
           <w:b/>
           <w:i w:val="0"/>
           <w:color w:val="0D47A1"/>
-          <w:sz w:val="22"/>
+          <w:sz w:val="28"/>
+          <w:szCs w:val="28"/>
         </w:rPr>
         <w:t xml:space="preserve">•  </w:t>
       </w:r>
       <w:r>
         <w:rPr>
-          <w:rFonts w:ascii="Tahoma" w:hAnsi="Tahoma" w:cs="Tahoma"/>
+          <w:rFonts w:ascii="B Nazanin" w:hAnsi="B Nazanin" w:cs="B Nazanin"/>
           <w:b/>
           <w:i w:val="0"/>
           <w:color w:val="222B33"/>
-          <w:sz w:val="22"/>
+          <w:sz w:val="28"/>
+          <w:szCs w:val="28"/>
         </w:rPr>
         <w:t>هیچ بدهی‌ای</w:t>
       </w:r>
       <w:r>
         <w:rPr>
-          <w:rFonts w:ascii="Tahoma" w:hAnsi="Tahoma" w:cs="Tahoma"/>
+          <w:rFonts w:ascii="B Nazanin" w:hAnsi="B Nazanin" w:cs="B Nazanin"/>
           <w:b w:val="0"/>
           <w:i w:val="0"/>
           <w:color w:val="222B33"/>
-          <w:sz w:val="22"/>
+          <w:sz w:val="28"/>
+          <w:szCs w:val="28"/>
         </w:rPr>
         <w:t xml:space="preserve"> دیگر در اکسل گم نمی‌شود — مانده هر هنرجو همیشه دقیق است</w:t>
       </w:r>
@@ -4121,37 +4519,40 @@
     <w:p>
       <w:pPr>
         <w:bidi w:val="1"/>
-        <w:spacing w:after="80"/>
-        <w:ind w:right="510"/>
-        <w:jc w:val="right"/>
+        <w:spacing w:after="120"/>
+        <w:ind w:right="624" w:left="170"/>
+        <w:jc w:val="both"/>
       </w:pPr>
       <w:r>
         <w:rPr>
-          <w:rFonts w:ascii="Tahoma" w:hAnsi="Tahoma" w:cs="Tahoma"/>
+          <w:rFonts w:ascii="B Nazanin" w:hAnsi="B Nazanin" w:cs="B Nazanin"/>
           <w:b/>
           <w:i w:val="0"/>
           <w:color w:val="0D47A1"/>
-          <w:sz w:val="22"/>
+          <w:sz w:val="28"/>
+          <w:szCs w:val="28"/>
         </w:rPr>
         <w:t xml:space="preserve">•  </w:t>
       </w:r>
       <w:r>
         <w:rPr>
-          <w:rFonts w:ascii="Tahoma" w:hAnsi="Tahoma" w:cs="Tahoma"/>
+          <w:rFonts w:ascii="B Nazanin" w:hAnsi="B Nazanin" w:cs="B Nazanin"/>
           <w:b/>
           <w:i w:val="0"/>
           <w:color w:val="222B33"/>
-          <w:sz w:val="22"/>
+          <w:sz w:val="28"/>
+          <w:szCs w:val="28"/>
         </w:rPr>
         <w:t>نقدینگی قابل پیش‌بینی</w:t>
       </w:r>
       <w:r>
         <w:rPr>
-          <w:rFonts w:ascii="Tahoma" w:hAnsi="Tahoma" w:cs="Tahoma"/>
+          <w:rFonts w:ascii="B Nazanin" w:hAnsi="B Nazanin" w:cs="B Nazanin"/>
           <w:b w:val="0"/>
           <w:i w:val="0"/>
           <w:color w:val="222B33"/>
-          <w:sz w:val="22"/>
+          <w:sz w:val="28"/>
+          <w:szCs w:val="28"/>
         </w:rPr>
         <w:t xml:space="preserve"> — با اقساط معوقه و جریمه‌های خودکار، پول‌تان زودتر برمی‌گردد</w:t>
       </w:r>
@@ -4159,502 +4560,613 @@
     <w:p>
       <w:pPr>
         <w:bidi w:val="1"/>
-        <w:spacing w:after="80"/>
-        <w:ind w:right="510"/>
-        <w:jc w:val="right"/>
+        <w:spacing w:after="120"/>
+        <w:ind w:right="624" w:left="170"/>
+        <w:jc w:val="both"/>
       </w:pPr>
       <w:r>
         <w:rPr>
-          <w:rFonts w:ascii="Tahoma" w:hAnsi="Tahoma" w:cs="Tahoma"/>
+          <w:rFonts w:ascii="B Nazanin" w:hAnsi="B Nazanin" w:cs="B Nazanin"/>
           <w:b/>
           <w:i w:val="0"/>
           <w:color w:val="0D47A1"/>
-          <w:sz w:val="22"/>
+          <w:sz w:val="28"/>
+          <w:szCs w:val="28"/>
         </w:rPr>
         <w:t xml:space="preserve">•  </w:t>
       </w:r>
       <w:r>
         <w:rPr>
-          <w:rFonts w:ascii="Tahoma" w:hAnsi="Tahoma" w:cs="Tahoma"/>
+          <w:rFonts w:ascii="B Nazanin" w:hAnsi="B Nazanin" w:cs="B Nazanin"/>
           <w:b/>
           <w:i w:val="0"/>
           <w:color w:val="222B33"/>
-          <w:sz w:val="22"/>
+          <w:sz w:val="28"/>
+          <w:szCs w:val="28"/>
         </w:rPr>
         <w:t>تصمیم‌گیری بر اساس عدد</w:t>
       </w:r>
       <w:r>
         <w:rPr>
-          <w:rFonts w:ascii="Tahoma" w:hAnsi="Tahoma" w:cs="Tahoma"/>
+          <w:rFonts w:ascii="B Nazanin" w:hAnsi="B Nazanin" w:cs="B Nazanin"/>
           <w:b w:val="0"/>
           <w:i w:val="0"/>
           <w:color w:val="222B33"/>
-          <w:sz w:val="22"/>
+          <w:sz w:val="28"/>
+          <w:szCs w:val="28"/>
         </w:rPr>
-        <w:t xml:space="preserve"> — کدام دوره پول‌سازتر است، هنرجو از کجا می‌آید، کجا ریزش داریم</w:t>
+        <w:t xml:space="preserve"> — کدام دوره پول‌سازتر است؟ هنرجو از کجا می‌آید؟ کجا ریزش داریم؟</w:t>
       </w:r>
     </w:p>
     <w:p>
       <w:pPr>
         <w:bidi w:val="1"/>
-        <w:spacing w:after="80"/>
-        <w:ind w:right="510"/>
-        <w:jc w:val="right"/>
+        <w:spacing w:after="120"/>
+        <w:ind w:right="624" w:left="170"/>
+        <w:jc w:val="both"/>
       </w:pPr>
       <w:r>
         <w:rPr>
-          <w:rFonts w:ascii="Tahoma" w:hAnsi="Tahoma" w:cs="Tahoma"/>
+          <w:rFonts w:ascii="B Nazanin" w:hAnsi="B Nazanin" w:cs="B Nazanin"/>
           <w:b/>
           <w:i w:val="0"/>
           <w:color w:val="0D47A1"/>
-          <w:sz w:val="22"/>
+          <w:sz w:val="28"/>
+          <w:szCs w:val="28"/>
         </w:rPr>
         <w:t xml:space="preserve">•  </w:t>
       </w:r>
       <w:r>
         <w:rPr>
-          <w:rFonts w:ascii="Tahoma" w:hAnsi="Tahoma" w:cs="Tahoma"/>
+          <w:rFonts w:ascii="B Nazanin" w:hAnsi="B Nazanin" w:cs="B Nazanin"/>
           <w:b/>
           <w:i w:val="0"/>
           <w:color w:val="222B33"/>
-          <w:sz w:val="22"/>
+          <w:sz w:val="28"/>
+          <w:szCs w:val="28"/>
         </w:rPr>
         <w:t>حرفه‌ای‌تر در چشم هنرجو</w:t>
       </w:r>
       <w:r>
         <w:rPr>
-          <w:rFonts w:ascii="Tahoma" w:hAnsi="Tahoma" w:cs="Tahoma"/>
+          <w:rFonts w:ascii="B Nazanin" w:hAnsi="B Nazanin" w:cs="B Nazanin"/>
           <w:b w:val="0"/>
           <w:i w:val="0"/>
           <w:color w:val="222B33"/>
-          <w:sz w:val="22"/>
+          <w:sz w:val="28"/>
+          <w:szCs w:val="28"/>
         </w:rPr>
-        <w:t xml:space="preserve"> — کارت QR، گواهینامه با احراز اصالت، پیامک‌های منظم</w:t>
+        <w:t xml:space="preserve"> — کارت با QR، گواهینامه با احراز اصالت، پیامک‌های منظم</w:t>
       </w:r>
     </w:p>
     <w:p>
       <w:pPr>
         <w:bidi w:val="1"/>
-        <w:spacing w:before="360" w:after="160"/>
+        <w:spacing w:before="400" w:after="200"/>
+        <w:jc w:val="right"/>
         <w:pBdr>
           <w:bottom w:val="single" w:sz="8" w:space="4" w:color="0D47A1"/>
         </w:pBdr>
       </w:pPr>
       <w:r>
         <w:rPr>
-          <w:rFonts w:ascii="Tahoma" w:hAnsi="Tahoma" w:cs="Tahoma"/>
+          <w:rFonts w:ascii="B Nazanin" w:hAnsi="B Nazanin" w:cs="B Nazanin"/>
           <w:b/>
           <w:i w:val="0"/>
           <w:color w:val="0D47A1"/>
-          <w:sz w:val="32"/>
+          <w:sz w:val="40"/>
+          <w:szCs w:val="40"/>
+        </w:rPr>
+        <w:t xml:space="preserve">۱۷  </w:t>
+      </w:r>
+      <w:r>
+        <w:rPr>
+          <w:rFonts w:ascii="B Nazanin" w:hAnsi="B Nazanin" w:cs="B Nazanin"/>
+          <w:b/>
+          <w:i w:val="0"/>
+          <w:color w:val="0D47A1"/>
+          <w:sz w:val="40"/>
+          <w:szCs w:val="40"/>
         </w:rPr>
         <w:t>مشخصات فنی</w:t>
       </w:r>
     </w:p>
+    <w:tbl>
+      <w:tblPr>
+        <w:tblW w:type="auto" w:w="0"/>
+        <w:jc w:val="center"/>
+        <w:tblLook w:firstColumn="1" w:firstRow="1" w:lastColumn="0" w:lastRow="0" w:noHBand="0" w:noVBand="1" w:val="04A0"/>
+        <w:tblBorders>
+          <w:top w:val="single" w:sz="4" w:space="0" w:color="D9DDE3"/>
+          <w:left w:val="single" w:sz="4" w:space="0" w:color="D9DDE3"/>
+          <w:bottom w:val="single" w:sz="4" w:space="0" w:color="D9DDE3"/>
+          <w:right w:val="single" w:sz="4" w:space="0" w:color="D9DDE3"/>
+          <w:insideH w:val="single" w:sz="4" w:space="0" w:color="D9DDE3"/>
+          <w:insideV w:val="single" w:sz="4" w:space="0" w:color="D9DDE3"/>
+        </w:tblBorders>
+      </w:tblPr>
+      <w:tblGrid>
+        <w:gridCol w:w="4819"/>
+        <w:gridCol w:w="4819"/>
+      </w:tblGrid>
+      <w:tr>
+        <w:tc>
+          <w:tcPr>
+            <w:tcW w:type="dxa" w:w="4819"/>
+            <w:shd w:val="clear" w:fill="F7F9FB"/>
+          </w:tcPr>
+          <w:p>
+            <w:pPr>
+              <w:bidi w:val="1"/>
+              <w:jc w:val="center"/>
+            </w:pPr>
+            <w:r/>
+            <w:r>
+              <w:rPr>
+                <w:rFonts w:ascii="B Nazanin" w:hAnsi="B Nazanin" w:cs="B Nazanin"/>
+                <w:b w:val="0"/>
+                <w:i w:val="0"/>
+                <w:color w:val="222B33"/>
+                <w:sz w:val="23"/>
+                <w:szCs w:val="23"/>
+              </w:rPr>
+              <w:t>سیستم‌عامل</w:t>
+            </w:r>
+          </w:p>
+        </w:tc>
+        <w:tc>
+          <w:tcPr>
+            <w:tcW w:type="dxa" w:w="4819"/>
+            <w:shd w:val="clear" w:fill="FFFFFF"/>
+          </w:tcPr>
+          <w:p>
+            <w:pPr>
+              <w:bidi w:val="1"/>
+              <w:jc w:val="right"/>
+            </w:pPr>
+            <w:r/>
+            <w:r>
+              <w:rPr>
+                <w:rFonts w:ascii="B Nazanin" w:hAnsi="B Nazanin" w:cs="B Nazanin"/>
+                <w:b w:val="0"/>
+                <w:i w:val="0"/>
+                <w:color w:val="222B33"/>
+                <w:sz w:val="23"/>
+                <w:szCs w:val="23"/>
+              </w:rPr>
+              <w:t>ویندوز (نصب‌کننده آماده + نسخه پرتابل)</w:t>
+            </w:r>
+          </w:p>
+        </w:tc>
+      </w:tr>
+      <w:tr>
+        <w:tc>
+          <w:tcPr>
+            <w:tcW w:type="dxa" w:w="4819"/>
+            <w:shd w:val="clear" w:fill="F7F9FB"/>
+          </w:tcPr>
+          <w:p>
+            <w:pPr>
+              <w:bidi w:val="1"/>
+              <w:jc w:val="center"/>
+            </w:pPr>
+            <w:r/>
+            <w:r>
+              <w:rPr>
+                <w:rFonts w:ascii="B Nazanin" w:hAnsi="B Nazanin" w:cs="B Nazanin"/>
+                <w:b w:val="0"/>
+                <w:i w:val="0"/>
+                <w:color w:val="222B33"/>
+                <w:sz w:val="23"/>
+                <w:szCs w:val="23"/>
+              </w:rPr>
+              <w:t>فنی</w:t>
+            </w:r>
+          </w:p>
+        </w:tc>
+        <w:tc>
+          <w:tcPr>
+            <w:tcW w:type="dxa" w:w="4819"/>
+            <w:shd w:val="clear" w:fill="FFFFFF"/>
+          </w:tcPr>
+          <w:p>
+            <w:pPr>
+              <w:bidi w:val="1"/>
+              <w:jc w:val="right"/>
+            </w:pPr>
+            <w:r/>
+            <w:r>
+              <w:rPr>
+                <w:rFonts w:ascii="B Nazanin" w:hAnsi="B Nazanin" w:cs="B Nazanin"/>
+                <w:b w:val="0"/>
+                <w:i w:val="0"/>
+                <w:color w:val="222B33"/>
+                <w:sz w:val="23"/>
+                <w:szCs w:val="23"/>
+              </w:rPr>
+              <w:t>Python / Flask — سبک، سریع و قابل اطمینان</w:t>
+            </w:r>
+          </w:p>
+        </w:tc>
+      </w:tr>
+      <w:tr>
+        <w:tc>
+          <w:tcPr>
+            <w:tcW w:type="dxa" w:w="4819"/>
+            <w:shd w:val="clear" w:fill="F7F9FB"/>
+          </w:tcPr>
+          <w:p>
+            <w:pPr>
+              <w:bidi w:val="1"/>
+              <w:jc w:val="center"/>
+            </w:pPr>
+            <w:r/>
+            <w:r>
+              <w:rPr>
+                <w:rFonts w:ascii="B Nazanin" w:hAnsi="B Nazanin" w:cs="B Nazanin"/>
+                <w:b w:val="0"/>
+                <w:i w:val="0"/>
+                <w:color w:val="222B33"/>
+                <w:sz w:val="23"/>
+                <w:szCs w:val="23"/>
+              </w:rPr>
+              <w:t>پایگاه‌داده</w:t>
+            </w:r>
+          </w:p>
+        </w:tc>
+        <w:tc>
+          <w:tcPr>
+            <w:tcW w:type="dxa" w:w="4819"/>
+            <w:shd w:val="clear" w:fill="FFFFFF"/>
+          </w:tcPr>
+          <w:p>
+            <w:pPr>
+              <w:bidi w:val="1"/>
+              <w:jc w:val="right"/>
+            </w:pPr>
+            <w:r/>
+            <w:r>
+              <w:rPr>
+                <w:rFonts w:ascii="B Nazanin" w:hAnsi="B Nazanin" w:cs="B Nazanin"/>
+                <w:b w:val="0"/>
+                <w:i w:val="0"/>
+                <w:color w:val="222B33"/>
+                <w:sz w:val="23"/>
+                <w:szCs w:val="23"/>
+              </w:rPr>
+              <w:t>SQLite (پیش‌فرض، بدون نیاز به سرور) با قابلیت اتصال به MySQL و PostgreSQL برای داده‌های حجیم</w:t>
+            </w:r>
+          </w:p>
+        </w:tc>
+      </w:tr>
+      <w:tr>
+        <w:tc>
+          <w:tcPr>
+            <w:tcW w:type="dxa" w:w="4819"/>
+            <w:shd w:val="clear" w:fill="F7F9FB"/>
+          </w:tcPr>
+          <w:p>
+            <w:pPr>
+              <w:bidi w:val="1"/>
+              <w:jc w:val="center"/>
+            </w:pPr>
+            <w:r/>
+            <w:r>
+              <w:rPr>
+                <w:rFonts w:ascii="B Nazanin" w:hAnsi="B Nazanin" w:cs="B Nazanin"/>
+                <w:b w:val="0"/>
+                <w:i w:val="0"/>
+                <w:color w:val="222B33"/>
+                <w:sz w:val="23"/>
+                <w:szCs w:val="23"/>
+              </w:rPr>
+              <w:t>دسترسی شبکه</w:t>
+            </w:r>
+          </w:p>
+        </w:tc>
+        <w:tc>
+          <w:tcPr>
+            <w:tcW w:type="dxa" w:w="4819"/>
+            <w:shd w:val="clear" w:fill="FFFFFF"/>
+          </w:tcPr>
+          <w:p>
+            <w:pPr>
+              <w:bidi w:val="1"/>
+              <w:jc w:val="right"/>
+            </w:pPr>
+            <w:r/>
+            <w:r>
+              <w:rPr>
+                <w:rFonts w:ascii="B Nazanin" w:hAnsi="B Nazanin" w:cs="B Nazanin"/>
+                <w:b w:val="0"/>
+                <w:i w:val="0"/>
+                <w:color w:val="222B33"/>
+                <w:sz w:val="23"/>
+                <w:szCs w:val="23"/>
+              </w:rPr>
+              <w:t>اجرا روی شبکه محلی — همه میزها به یک سرور مرکزی وصل می‌شوند</w:t>
+            </w:r>
+          </w:p>
+        </w:tc>
+      </w:tr>
+      <w:tr>
+        <w:tc>
+          <w:tcPr>
+            <w:tcW w:type="dxa" w:w="4819"/>
+            <w:shd w:val="clear" w:fill="F7F9FB"/>
+          </w:tcPr>
+          <w:p>
+            <w:pPr>
+              <w:bidi w:val="1"/>
+              <w:jc w:val="center"/>
+            </w:pPr>
+            <w:r/>
+            <w:r>
+              <w:rPr>
+                <w:rFonts w:ascii="B Nazanin" w:hAnsi="B Nazanin" w:cs="B Nazanin"/>
+                <w:b w:val="0"/>
+                <w:i w:val="0"/>
+                <w:color w:val="222B33"/>
+                <w:sz w:val="23"/>
+                <w:szCs w:val="23"/>
+              </w:rPr>
+              <w:t>پشتیبان‌گیری</w:t>
+            </w:r>
+          </w:p>
+        </w:tc>
+        <w:tc>
+          <w:tcPr>
+            <w:tcW w:type="dxa" w:w="4819"/>
+            <w:shd w:val="clear" w:fill="FFFFFF"/>
+          </w:tcPr>
+          <w:p>
+            <w:pPr>
+              <w:bidi w:val="1"/>
+              <w:jc w:val="right"/>
+            </w:pPr>
+            <w:r/>
+            <w:r>
+              <w:rPr>
+                <w:rFonts w:ascii="B Nazanin" w:hAnsi="B Nazanin" w:cs="B Nazanin"/>
+                <w:b w:val="0"/>
+                <w:i w:val="0"/>
+                <w:color w:val="222B33"/>
+                <w:sz w:val="23"/>
+                <w:szCs w:val="23"/>
+              </w:rPr>
+              <w:t>از تنظیمات، هر زمان که بخواهید (با زمان‌بندی خودکار)</w:t>
+            </w:r>
+          </w:p>
+        </w:tc>
+      </w:tr>
+      <w:tr>
+        <w:tc>
+          <w:tcPr>
+            <w:tcW w:type="dxa" w:w="4819"/>
+            <w:shd w:val="clear" w:fill="F7F9FB"/>
+          </w:tcPr>
+          <w:p>
+            <w:pPr>
+              <w:bidi w:val="1"/>
+              <w:jc w:val="center"/>
+            </w:pPr>
+            <w:r/>
+            <w:r>
+              <w:rPr>
+                <w:rFonts w:ascii="B Nazanin" w:hAnsi="B Nazanin" w:cs="B Nazanin"/>
+                <w:b w:val="0"/>
+                <w:i w:val="0"/>
+                <w:color w:val="222B33"/>
+                <w:sz w:val="23"/>
+                <w:szCs w:val="23"/>
+              </w:rPr>
+              <w:t>امکانات</w:t>
+            </w:r>
+          </w:p>
+        </w:tc>
+        <w:tc>
+          <w:tcPr>
+            <w:tcW w:type="dxa" w:w="4819"/>
+            <w:shd w:val="clear" w:fill="FFFFFF"/>
+          </w:tcPr>
+          <w:p>
+            <w:pPr>
+              <w:bidi w:val="1"/>
+              <w:jc w:val="right"/>
+            </w:pPr>
+            <w:r/>
+            <w:r>
+              <w:rPr>
+                <w:rFonts w:ascii="B Nazanin" w:hAnsi="B Nazanin" w:cs="B Nazanin"/>
+                <w:b w:val="0"/>
+                <w:i w:val="0"/>
+                <w:color w:val="222B33"/>
+                <w:sz w:val="23"/>
+                <w:szCs w:val="23"/>
+              </w:rPr>
+              <w:t>حالت تاریک، جستجوی سراسری، تقویم شمسی، اعداد فارسی، چند کاربر همزمان با نقش‌های مختلف</w:t>
+            </w:r>
+          </w:p>
+        </w:tc>
+      </w:tr>
+    </w:tbl>
     <w:p>
       <w:pPr>
-        <w:bidi w:val="1"/>
         <w:spacing w:after="80"/>
-        <w:ind w:right="510"/>
-        <w:jc w:val="right"/>
       </w:pPr>
-      <w:r>
-        <w:rPr>
-          <w:rFonts w:ascii="Tahoma" w:hAnsi="Tahoma" w:cs="Tahoma"/>
-          <w:b/>
-          <w:i w:val="0"/>
-          <w:color w:val="0D47A1"/>
-          <w:sz w:val="22"/>
-        </w:rPr>
-        <w:t xml:space="preserve">•  </w:t>
-      </w:r>
-      <w:r>
-        <w:rPr>
-          <w:rFonts w:ascii="Tahoma" w:hAnsi="Tahoma" w:cs="Tahoma"/>
-          <w:b/>
-          <w:i w:val="0"/>
-          <w:color w:val="222B33"/>
-          <w:sz w:val="22"/>
-        </w:rPr>
-        <w:t>سیستم‌عامل:</w:t>
-      </w:r>
-      <w:r>
-        <w:rPr>
-          <w:rFonts w:ascii="Tahoma" w:hAnsi="Tahoma" w:cs="Tahoma"/>
-          <w:b w:val="0"/>
-          <w:i w:val="0"/>
-          <w:color w:val="222B33"/>
-          <w:sz w:val="22"/>
-        </w:rPr>
-        <w:t xml:space="preserve"> ویندوز (نصب‌کننده آماده + نسخه پرتابل)</w:t>
-      </w:r>
+    </w:p>
+    <w:tbl>
+      <w:tblPr>
+        <w:tblW w:type="auto" w:w="0"/>
+        <w:jc w:val="center"/>
+        <w:tblLook w:firstColumn="1" w:firstRow="1" w:lastColumn="0" w:lastRow="0" w:noHBand="0" w:noVBand="1" w:val="04A0"/>
+        <w:tblBorders>
+          <w:top w:val="single" w:sz="4" w:space="0" w:color="0D47A1"/>
+          <w:left w:val="single" w:sz="4" w:space="0" w:color="0D47A1"/>
+          <w:bottom w:val="single" w:sz="4" w:space="0" w:color="0D47A1"/>
+          <w:right w:val="single" w:sz="4" w:space="0" w:color="0D47A1"/>
+          <w:insideH w:val="single" w:sz="4" w:space="0" w:color="0D47A1"/>
+          <w:insideV w:val="single" w:sz="4" w:space="0" w:color="0D47A1"/>
+        </w:tblBorders>
+      </w:tblPr>
+      <w:tblGrid>
+        <w:gridCol w:w="9638"/>
+      </w:tblGrid>
+      <w:tr>
+        <w:tc>
+          <w:tcPr>
+            <w:tcW w:type="dxa" w:w="9638"/>
+            <w:shd w:val="clear" w:fill="0D47A1"/>
+            <w:tcMar>
+              <w:top w:w="400" w:type="dxa"/>
+              <w:bottom w:w="400" w:type="dxa"/>
+              <w:left w:w="400" w:type="dxa"/>
+              <w:right w:w="400" w:type="dxa"/>
+            </w:tcMar>
+          </w:tcPr>
+          <w:p>
+            <w:pPr>
+              <w:bidi w:val="1"/>
+              <w:spacing w:after="280" w:before="120"/>
+              <w:jc w:val="center"/>
+            </w:pPr>
+            <w:r/>
+            <w:r>
+              <w:rPr>
+                <w:rFonts w:ascii="B Nazanin" w:hAnsi="B Nazanin" w:cs="B Nazanin"/>
+                <w:b/>
+                <w:i w:val="0"/>
+                <w:color w:val="FFFFFF"/>
+                <w:sz w:val="40"/>
+                <w:szCs w:val="40"/>
+              </w:rPr>
+              <w:t>آماده‌اید؟</w:t>
+            </w:r>
+          </w:p>
+          <w:p>
+            <w:pPr>
+              <w:bidi w:val="1"/>
+              <w:spacing w:after="280" w:before="0"/>
+              <w:jc w:val="center"/>
+            </w:pPr>
+            <w:r>
+              <w:rPr>
+                <w:rFonts w:ascii="B Nazanin" w:hAnsi="B Nazanin" w:cs="B Nazanin"/>
+                <w:b w:val="0"/>
+                <w:i w:val="0"/>
+                <w:color w:val="FFFFFF"/>
+                <w:sz w:val="26"/>
+                <w:szCs w:val="26"/>
+              </w:rPr>
+              <w:t>آکادمی‌منیجر پرو را روی سیستم خودتان اجرا کنید، با داده‌های خودتان آزمایشش کنید و ببینید چند ساعت از روزتان آزاد می‌شود.</w:t>
+            </w:r>
+          </w:p>
+          <w:p>
+            <w:pPr>
+              <w:bidi w:val="1"/>
+              <w:spacing w:after="0" w:before="0"/>
+              <w:jc w:val="center"/>
+            </w:pPr>
+            <w:r>
+              <w:rPr>
+                <w:rFonts w:ascii="B Nazanin" w:hAnsi="B Nazanin" w:cs="B Nazanin"/>
+                <w:b w:val="0"/>
+                <w:i w:val="0"/>
+                <w:color w:val="FFFFFF"/>
+                <w:sz w:val="22"/>
+                <w:szCs w:val="22"/>
+              </w:rPr>
+              <w:t>اولین جلسه مشاوره رایگان است.</w:t>
+            </w:r>
+          </w:p>
+          <w:p>
+            <w:pPr>
+              <w:bidi w:val="1"/>
+              <w:spacing w:after="280"/>
+              <w:jc w:val="center"/>
+            </w:pPr>
+            <w:r>
+              <w:rPr>
+                <w:rFonts w:ascii="B Nazanin" w:hAnsi="B Nazanin" w:cs="B Nazanin"/>
+                <w:b w:val="0"/>
+                <w:i w:val="0"/>
+                <w:color w:val="FFFFFF"/>
+                <w:sz w:val="26"/>
+                <w:szCs w:val="26"/>
+              </w:rPr>
+              <w:t>تلفن: [شماره تماس شما]</w:t>
+            </w:r>
+            <w:r>
+              <w:br/>
+            </w:r>
+            <w:r>
+              <w:rPr>
+                <w:rFonts w:ascii="B Nazanin" w:hAnsi="B Nazanin" w:cs="B Nazanin"/>
+                <w:b w:val="0"/>
+                <w:i w:val="0"/>
+                <w:color w:val="FFFFFF"/>
+                <w:sz w:val="26"/>
+                <w:szCs w:val="26"/>
+              </w:rPr>
+              <w:t>ایمیل: [ایمیل شما]</w:t>
+            </w:r>
+            <w:r>
+              <w:br/>
+            </w:r>
+            <w:r>
+              <w:rPr>
+                <w:rFonts w:ascii="B Nazanin" w:hAnsi="B Nazanin" w:cs="B Nazanin"/>
+                <w:b w:val="0"/>
+                <w:i w:val="0"/>
+                <w:color w:val="FFFFFF"/>
+                <w:sz w:val="26"/>
+                <w:szCs w:val="26"/>
+              </w:rPr>
+              <w:t>وب‌سایت: [آدرس وب‌سایت]</w:t>
+            </w:r>
+          </w:p>
+          <w:p>
+            <w:pPr>
+              <w:bidi w:val="1"/>
+              <w:spacing w:after="0" w:before="160"/>
+              <w:jc w:val="center"/>
+            </w:pPr>
+            <w:r>
+              <w:rPr>
+                <w:rFonts w:ascii="B Nazanin" w:hAnsi="B Nazanin" w:cs="B Nazanin"/>
+                <w:b/>
+                <w:i w:val="0"/>
+                <w:color w:val="FFFFFF"/>
+                <w:sz w:val="28"/>
+                <w:szCs w:val="28"/>
+              </w:rPr>
+              <w:t>یک جلسه دمو ۳۰ دقیقه‌ای رزرو کنید — با داده‌های آموزشگاه شما</w:t>
+            </w:r>
+          </w:p>
+        </w:tc>
+      </w:tr>
+    </w:tbl>
+    <w:p>
+      <w:pPr>
+        <w:spacing w:after="80"/>
+      </w:pPr>
     </w:p>
     <w:p>
       <w:pPr>
         <w:bidi w:val="1"/>
-        <w:spacing w:after="80"/>
-        <w:ind w:right="510"/>
-        <w:jc w:val="right"/>
-      </w:pPr>
-      <w:r>
-        <w:rPr>
-          <w:rFonts w:ascii="Tahoma" w:hAnsi="Tahoma" w:cs="Tahoma"/>
-          <w:b/>
-          <w:i w:val="0"/>
-          <w:color w:val="0D47A1"/>
-          <w:sz w:val="22"/>
-        </w:rPr>
-        <w:t xml:space="preserve">•  </w:t>
-      </w:r>
-      <w:r>
-        <w:rPr>
-          <w:rFonts w:ascii="Tahoma" w:hAnsi="Tahoma" w:cs="Tahoma"/>
-          <w:b/>
-          <w:i w:val="0"/>
-          <w:color w:val="222B33"/>
-          <w:sz w:val="22"/>
-        </w:rPr>
-        <w:t>فنی:</w:t>
-      </w:r>
-      <w:r>
-        <w:rPr>
-          <w:rFonts w:ascii="Tahoma" w:hAnsi="Tahoma" w:cs="Tahoma"/>
-          <w:b w:val="0"/>
-          <w:i w:val="0"/>
-          <w:color w:val="222B33"/>
-          <w:sz w:val="22"/>
-        </w:rPr>
-        <w:t xml:space="preserve"> Python / Flask — سبک، سریع و قابل اطمینان</w:t>
-      </w:r>
-    </w:p>
-    <w:p>
-      <w:pPr>
-        <w:bidi w:val="1"/>
-        <w:spacing w:after="80"/>
-        <w:ind w:right="510"/>
-        <w:jc w:val="right"/>
-      </w:pPr>
-      <w:r>
-        <w:rPr>
-          <w:rFonts w:ascii="Tahoma" w:hAnsi="Tahoma" w:cs="Tahoma"/>
-          <w:b/>
-          <w:i w:val="0"/>
-          <w:color w:val="0D47A1"/>
-          <w:sz w:val="22"/>
-        </w:rPr>
-        <w:t xml:space="preserve">•  </w:t>
-      </w:r>
-      <w:r>
-        <w:rPr>
-          <w:rFonts w:ascii="Tahoma" w:hAnsi="Tahoma" w:cs="Tahoma"/>
-          <w:b/>
-          <w:i w:val="0"/>
-          <w:color w:val="222B33"/>
-          <w:sz w:val="22"/>
-        </w:rPr>
-        <w:t>پایگاه‌داده:</w:t>
-      </w:r>
-      <w:r>
-        <w:rPr>
-          <w:rFonts w:ascii="Tahoma" w:hAnsi="Tahoma" w:cs="Tahoma"/>
-          <w:b w:val="0"/>
-          <w:i w:val="0"/>
-          <w:color w:val="222B33"/>
-          <w:sz w:val="22"/>
-        </w:rPr>
-        <w:t xml:space="preserve"> SQLite (پیش‌فرض، بدون نیاز به سرور) با قابلیت اتصال به MySQL و PostgreSQL برای داده‌های حجیم</w:t>
-      </w:r>
-    </w:p>
-    <w:p>
-      <w:pPr>
-        <w:bidi w:val="1"/>
-        <w:spacing w:after="80"/>
-        <w:ind w:right="510"/>
-        <w:jc w:val="right"/>
-      </w:pPr>
-      <w:r>
-        <w:rPr>
-          <w:rFonts w:ascii="Tahoma" w:hAnsi="Tahoma" w:cs="Tahoma"/>
-          <w:b/>
-          <w:i w:val="0"/>
-          <w:color w:val="0D47A1"/>
-          <w:sz w:val="22"/>
-        </w:rPr>
-        <w:t xml:space="preserve">•  </w:t>
-      </w:r>
-      <w:r>
-        <w:rPr>
-          <w:rFonts w:ascii="Tahoma" w:hAnsi="Tahoma" w:cs="Tahoma"/>
-          <w:b/>
-          <w:i w:val="0"/>
-          <w:color w:val="222B33"/>
-          <w:sz w:val="22"/>
-        </w:rPr>
-        <w:t>دسترسی شبکه:</w:t>
-      </w:r>
-      <w:r>
-        <w:rPr>
-          <w:rFonts w:ascii="Tahoma" w:hAnsi="Tahoma" w:cs="Tahoma"/>
-          <w:b w:val="0"/>
-          <w:i w:val="0"/>
-          <w:color w:val="222B33"/>
-          <w:sz w:val="22"/>
-        </w:rPr>
-        <w:t xml:space="preserve"> قابل اجرا روی شبکه محلی — همه میزها به یک سرور مرکزی وصل می‌شوند</w:t>
-      </w:r>
-    </w:p>
-    <w:p>
-      <w:pPr>
-        <w:bidi w:val="1"/>
-        <w:spacing w:after="80"/>
-        <w:ind w:right="510"/>
-        <w:jc w:val="right"/>
-      </w:pPr>
-      <w:r>
-        <w:rPr>
-          <w:rFonts w:ascii="Tahoma" w:hAnsi="Tahoma" w:cs="Tahoma"/>
-          <w:b/>
-          <w:i w:val="0"/>
-          <w:color w:val="0D47A1"/>
-          <w:sz w:val="22"/>
-        </w:rPr>
-        <w:t xml:space="preserve">•  </w:t>
-      </w:r>
-      <w:r>
-        <w:rPr>
-          <w:rFonts w:ascii="Tahoma" w:hAnsi="Tahoma" w:cs="Tahoma"/>
-          <w:b/>
-          <w:i w:val="0"/>
-          <w:color w:val="222B33"/>
-          <w:sz w:val="22"/>
-        </w:rPr>
-        <w:t>پشتیبان‌گیری:</w:t>
-      </w:r>
-      <w:r>
-        <w:rPr>
-          <w:rFonts w:ascii="Tahoma" w:hAnsi="Tahoma" w:cs="Tahoma"/>
-          <w:b w:val="0"/>
-          <w:i w:val="0"/>
-          <w:color w:val="222B33"/>
-          <w:sz w:val="22"/>
-        </w:rPr>
-        <w:t xml:space="preserve"> از تنظیمات، هر زمان که بخواهید (با زمان‌بندی خودکار)</w:t>
-      </w:r>
-    </w:p>
-    <w:p>
-      <w:pPr>
-        <w:bidi w:val="1"/>
-        <w:spacing w:after="80"/>
-        <w:ind w:right="510"/>
-        <w:jc w:val="right"/>
-      </w:pPr>
-      <w:r>
-        <w:rPr>
-          <w:rFonts w:ascii="Tahoma" w:hAnsi="Tahoma" w:cs="Tahoma"/>
-          <w:b/>
-          <w:i w:val="0"/>
-          <w:color w:val="0D47A1"/>
-          <w:sz w:val="22"/>
-        </w:rPr>
-        <w:t xml:space="preserve">•  </w:t>
-      </w:r>
-      <w:r>
-        <w:rPr>
-          <w:rFonts w:ascii="Tahoma" w:hAnsi="Tahoma" w:cs="Tahoma"/>
-          <w:b/>
-          <w:i w:val="0"/>
-          <w:color w:val="222B33"/>
-          <w:sz w:val="22"/>
-        </w:rPr>
-        <w:t>امکانات:</w:t>
-      </w:r>
-      <w:r>
-        <w:rPr>
-          <w:rFonts w:ascii="Tahoma" w:hAnsi="Tahoma" w:cs="Tahoma"/>
-          <w:b w:val="0"/>
-          <w:i w:val="0"/>
-          <w:color w:val="222B33"/>
-          <w:sz w:val="22"/>
-        </w:rPr>
-        <w:t xml:space="preserve"> حالت تاریک، جستجوی سراسری، تقویم شمسی، اعداد فارسی، چند کاربر همزمان با نقش‌های مختلف</w:t>
-      </w:r>
-    </w:p>
-    <w:p>
-      <w:pPr>
-        <w:bidi w:val="1"/>
-        <w:spacing w:before="360" w:after="160"/>
-        <w:pBdr>
-          <w:bottom w:val="single" w:sz="8" w:space="4" w:color="0D47A1"/>
-        </w:pBdr>
-      </w:pPr>
-      <w:r>
-        <w:rPr>
-          <w:rFonts w:ascii="Tahoma" w:hAnsi="Tahoma" w:cs="Tahoma"/>
-          <w:b/>
-          <w:i w:val="0"/>
-          <w:color w:val="0D47A1"/>
-          <w:sz w:val="32"/>
-        </w:rPr>
-        <w:t>آماده‌اید؟</w:t>
-      </w:r>
-    </w:p>
-    <w:p>
-      <w:pPr>
-        <w:bidi w:val="1"/>
-        <w:spacing w:after="160"/>
-        <w:jc w:val="right"/>
-      </w:pPr>
-      <w:r>
-        <w:rPr>
-          <w:rFonts w:ascii="Tahoma" w:hAnsi="Tahoma" w:cs="Tahoma"/>
-          <w:b/>
-          <w:i w:val="0"/>
-          <w:color w:val="222B33"/>
-          <w:sz w:val="22"/>
-        </w:rPr>
-        <w:t>آکادمی‌منیجر پرو</w:t>
-      </w:r>
-      <w:r>
-        <w:rPr>
-          <w:rFonts w:ascii="Tahoma" w:hAnsi="Tahoma" w:cs="Tahoma"/>
-          <w:b w:val="0"/>
-          <w:i w:val="0"/>
-          <w:color w:val="222B33"/>
-          <w:sz w:val="22"/>
-        </w:rPr>
-        <w:t xml:space="preserve"> را روی سیستم خودتان اجرا کنید، با داده‌های خودتان آزمایشش کنید و ببینید چند ساعت از روزتان آزاد می‌شود.</w:t>
-      </w:r>
-    </w:p>
-    <w:p>
-      <w:pPr>
-        <w:bidi w:val="1"/>
-        <w:spacing w:after="80"/>
-        <w:ind w:right="510"/>
-        <w:jc w:val="right"/>
-      </w:pPr>
-      <w:r>
-        <w:rPr>
-          <w:rFonts w:ascii="Tahoma" w:hAnsi="Tahoma" w:cs="Tahoma"/>
-          <w:b/>
-          <w:i w:val="0"/>
-          <w:color w:val="0D47A1"/>
-          <w:sz w:val="22"/>
-        </w:rPr>
-        <w:t xml:space="preserve">•  </w:t>
-      </w:r>
-      <w:r>
-        <w:rPr>
-          <w:rFonts w:ascii="Tahoma" w:hAnsi="Tahoma" w:cs="Tahoma"/>
-          <w:b w:val="0"/>
-          <w:i w:val="0"/>
-          <w:color w:val="222B33"/>
-          <w:sz w:val="22"/>
-        </w:rPr>
-        <w:t>تلفن: [شماره تماس شما]</w:t>
-      </w:r>
-    </w:p>
-    <w:p>
-      <w:pPr>
-        <w:bidi w:val="1"/>
-        <w:spacing w:after="80"/>
-        <w:ind w:right="510"/>
-        <w:jc w:val="right"/>
-      </w:pPr>
-      <w:r>
-        <w:rPr>
-          <w:rFonts w:ascii="Tahoma" w:hAnsi="Tahoma" w:cs="Tahoma"/>
-          <w:b/>
-          <w:i w:val="0"/>
-          <w:color w:val="0D47A1"/>
-          <w:sz w:val="22"/>
-        </w:rPr>
-        <w:t xml:space="preserve">•  </w:t>
-      </w:r>
-      <w:r>
-        <w:rPr>
-          <w:rFonts w:ascii="Tahoma" w:hAnsi="Tahoma" w:cs="Tahoma"/>
-          <w:b w:val="0"/>
-          <w:i w:val="0"/>
-          <w:color w:val="222B33"/>
-          <w:sz w:val="22"/>
-        </w:rPr>
-        <w:t>ایمیل: [ایمیل شما]</w:t>
-      </w:r>
-    </w:p>
-    <w:p>
-      <w:pPr>
-        <w:bidi w:val="1"/>
-        <w:spacing w:after="80"/>
-        <w:ind w:right="510"/>
-        <w:jc w:val="right"/>
-      </w:pPr>
-      <w:r>
-        <w:rPr>
-          <w:rFonts w:ascii="Tahoma" w:hAnsi="Tahoma" w:cs="Tahoma"/>
-          <w:b/>
-          <w:i w:val="0"/>
-          <w:color w:val="0D47A1"/>
-          <w:sz w:val="22"/>
-        </w:rPr>
-        <w:t xml:space="preserve">•  </w:t>
-      </w:r>
-      <w:r>
-        <w:rPr>
-          <w:rFonts w:ascii="Tahoma" w:hAnsi="Tahoma" w:cs="Tahoma"/>
-          <w:b w:val="0"/>
-          <w:i w:val="0"/>
-          <w:color w:val="222B33"/>
-          <w:sz w:val="22"/>
-        </w:rPr>
-        <w:t>وب‌سایت: [آدرس وب‌سایت]</w:t>
-      </w:r>
-    </w:p>
-    <w:p>
-      <w:pPr>
-        <w:bidi w:val="1"/>
-        <w:spacing w:after="200"/>
-        <w:ind w:right="340" w:left="340"/>
-        <w:jc w:val="right"/>
-        <w:pBdr>
-          <w:right w:val="single" w:sz="18" w:space="6" w:color="0D47A1"/>
-        </w:pBdr>
-      </w:pPr>
-      <w:r>
-        <w:rPr>
-          <w:rFonts w:ascii="Tahoma" w:hAnsi="Tahoma" w:cs="Tahoma"/>
-          <w:b/>
-          <w:i w:val="0"/>
-          <w:color w:val="555555"/>
-          <w:sz w:val="21"/>
-        </w:rPr>
-        <w:t>یک جلسه دمو ۳۰ دقیقه‌ای رزرو کنید</w:t>
-      </w:r>
-      <w:r>
-        <w:rPr>
-          <w:rFonts w:ascii="Tahoma" w:hAnsi="Tahoma" w:cs="Tahoma"/>
-          <w:b w:val="0"/>
-          <w:i w:val="0"/>
-          <w:color w:val="555555"/>
-          <w:sz w:val="21"/>
-        </w:rPr>
-        <w:t xml:space="preserve"> — با داده‌های آموزشگاه شما. اولین جلسه مشاوره رایگان است.</w:t>
-      </w:r>
-    </w:p>
-    <w:p>
-      <w:pPr>
-        <w:bidi w:val="1"/>
-        <w:spacing w:after="160"/>
+        <w:spacing w:after="160" w:before="320"/>
         <w:jc w:val="center"/>
       </w:pPr>
       <w:r>
         <w:rPr>
-          <w:rFonts w:ascii="Tahoma" w:hAnsi="Tahoma" w:cs="Tahoma"/>
+          <w:rFonts w:ascii="B Nazanin" w:hAnsi="B Nazanin" w:cs="B Nazanin"/>
           <w:b w:val="0"/>
           <w:i w:val="0"/>
           <w:color w:val="555555"/>
-          <w:sz w:val="18"/>
+          <w:sz w:val="20"/>
+          <w:szCs w:val="20"/>
         </w:rPr>
-        <w:t>این داکیومنت با اسکرین‌شات‌های واقعی از نسخه ۱.۰.۰ تهیه شده است.</w:t>
+        <w:t>این داکیومنت با اسکرین‌شات‌های واقعی از نسخه ۱.۰.۰ آکادمی‌منیجر پرو تهیه شده است.</w:t>
       </w:r>
     </w:p>
     <w:sectPr>
@@ -5031,8 +5543,9 @@
     <w:qFormat/>
     <w:rsid w:val="00FC693F"/>
     <w:rPr>
-      <w:rFonts w:ascii="Tahoma" w:hAnsi="Tahoma" w:cs="Tahoma"/>
-      <w:sz w:val="22"/>
+      <w:rFonts w:ascii="B Nazanin" w:hAnsi="B Nazanin" w:cs="B Nazanin"/>
+      <w:sz w:val="28"/>
+      <w:szCs w:val="28"/>
     </w:rPr>
   </w:style>
   <w:style w:type="paragraph" w:styleId="Header">

--- a/sales/داکیومنت-فروش.docx
+++ b/sales/داکیومنت-فروش.docx
@@ -3723,6 +3723,1833 @@
           <w:sz w:val="40"/>
           <w:szCs w:val="40"/>
         </w:rPr>
+        <w:t>اعداد واقعی: آمار از یک محیط زنده</w:t>
+      </w:r>
+    </w:p>
+    <w:p>
+      <w:pPr>
+        <w:bidi w:val="1"/>
+        <w:spacing w:after="200" w:before="0"/>
+        <w:ind w:firstLine="357"/>
+        <w:jc w:val="both"/>
+      </w:pPr>
+      <w:r>
+        <w:rPr>
+          <w:rFonts w:ascii="B Nazanin" w:hAnsi="B Nazanin" w:cs="B Nazanin"/>
+          <w:b w:val="0"/>
+          <w:i w:val="0"/>
+          <w:color w:val="222B33"/>
+          <w:sz w:val="28"/>
+          <w:szCs w:val="28"/>
+        </w:rPr>
+        <w:t xml:space="preserve">تا اینجا تصاویر دیدید؛ حالا خودِ اعداد. همه‌ی رقم‌های زیر </w:t>
+      </w:r>
+      <w:r>
+        <w:rPr>
+          <w:rFonts w:ascii="B Nazanin" w:hAnsi="B Nazanin" w:cs="B Nazanin"/>
+          <w:b/>
+          <w:i w:val="0"/>
+          <w:color w:val="222B33"/>
+          <w:sz w:val="28"/>
+          <w:szCs w:val="28"/>
+        </w:rPr>
+        <w:t>دقیقاً در لحظه‌ی تهیه‌ی این داکیومنت از دیتابیس دیتای زنده‌ی نرم‌افزار استخراج</w:t>
+      </w:r>
+      <w:r>
+        <w:rPr>
+          <w:rFonts w:ascii="B Nazanin" w:hAnsi="B Nazanin" w:cs="B Nazanin"/>
+          <w:b w:val="0"/>
+          <w:i w:val="0"/>
+          <w:color w:val="222B33"/>
+          <w:sz w:val="28"/>
+          <w:szCs w:val="28"/>
+        </w:rPr>
+        <w:t xml:space="preserve"> شده‌اند — در آموزشگاه شما، همین آمار‌ها با داده‌های خودتان زنده جابه‌جا می‌شوند.</w:t>
+      </w:r>
+    </w:p>
+    <w:p>
+      <w:pPr>
+        <w:bidi w:val="1"/>
+        <w:spacing w:before="240" w:after="120"/>
+        <w:jc w:val="right"/>
+      </w:pPr>
+      <w:r>
+        <w:rPr>
+          <w:rFonts w:ascii="B Nazanin" w:hAnsi="B Nazanin" w:cs="B Nazanin"/>
+          <w:b/>
+          <w:i w:val="0"/>
+          <w:color w:val="222B33"/>
+          <w:sz w:val="32"/>
+          <w:szCs w:val="32"/>
+        </w:rPr>
+        <w:t>نمای کلی</w:t>
+      </w:r>
+    </w:p>
+    <w:tbl>
+      <w:tblPr>
+        <w:tblW w:type="auto" w:w="0"/>
+        <w:jc w:val="center"/>
+        <w:tblLook w:firstColumn="1" w:firstRow="1" w:lastColumn="0" w:lastRow="0" w:noHBand="0" w:noVBand="1" w:val="04A0"/>
+        <w:tblBorders>
+          <w:top w:val="single" w:sz="4" w:space="0" w:color="D9DDE3"/>
+          <w:left w:val="single" w:sz="4" w:space="0" w:color="D9DDE3"/>
+          <w:bottom w:val="single" w:sz="4" w:space="0" w:color="D9DDE3"/>
+          <w:right w:val="single" w:sz="4" w:space="0" w:color="D9DDE3"/>
+          <w:insideH w:val="single" w:sz="4" w:space="0" w:color="D9DDE3"/>
+          <w:insideV w:val="single" w:sz="4" w:space="0" w:color="D9DDE3"/>
+        </w:tblBorders>
+      </w:tblPr>
+      <w:tblGrid>
+        <w:gridCol w:w="4819"/>
+        <w:gridCol w:w="4819"/>
+      </w:tblGrid>
+      <w:tr>
+        <w:tc>
+          <w:tcPr>
+            <w:tcW w:type="dxa" w:w="4819"/>
+            <w:shd w:val="clear" w:fill="0D47A1"/>
+          </w:tcPr>
+          <w:p>
+            <w:pPr>
+              <w:bidi w:val="1"/>
+              <w:jc w:val="center"/>
+            </w:pPr>
+            <w:r/>
+            <w:r>
+              <w:rPr>
+                <w:rFonts w:ascii="B Nazanin" w:hAnsi="B Nazanin" w:cs="B Nazanin"/>
+                <w:b/>
+                <w:i w:val="0"/>
+                <w:color w:val="FFFFFF"/>
+                <w:sz w:val="24"/>
+                <w:szCs w:val="24"/>
+              </w:rPr>
+              <w:t>مورد</w:t>
+            </w:r>
+          </w:p>
+        </w:tc>
+        <w:tc>
+          <w:tcPr>
+            <w:tcW w:type="dxa" w:w="4819"/>
+            <w:shd w:val="clear" w:fill="0D47A1"/>
+          </w:tcPr>
+          <w:p>
+            <w:pPr>
+              <w:bidi w:val="1"/>
+              <w:jc w:val="center"/>
+            </w:pPr>
+            <w:r/>
+            <w:r>
+              <w:rPr>
+                <w:rFonts w:ascii="B Nazanin" w:hAnsi="B Nazanin" w:cs="B Nazanin"/>
+                <w:b/>
+                <w:i w:val="0"/>
+                <w:color w:val="FFFFFF"/>
+                <w:sz w:val="24"/>
+                <w:szCs w:val="24"/>
+              </w:rPr>
+              <w:t>مقدار</w:t>
+            </w:r>
+          </w:p>
+        </w:tc>
+      </w:tr>
+      <w:tr>
+        <w:tc>
+          <w:tcPr>
+            <w:tcW w:type="dxa" w:w="4819"/>
+          </w:tcPr>
+          <w:p>
+            <w:pPr>
+              <w:bidi w:val="1"/>
+              <w:jc w:val="center"/>
+            </w:pPr>
+            <w:r/>
+            <w:r>
+              <w:rPr>
+                <w:rFonts w:ascii="B Nazanin" w:hAnsi="B Nazanin" w:cs="B Nazanin"/>
+                <w:b w:val="0"/>
+                <w:i w:val="0"/>
+                <w:color w:val="222B33"/>
+                <w:sz w:val="23"/>
+                <w:szCs w:val="23"/>
+              </w:rPr>
+              <w:t>هنرجویان فعال</w:t>
+            </w:r>
+          </w:p>
+        </w:tc>
+        <w:tc>
+          <w:tcPr>
+            <w:tcW w:type="dxa" w:w="4819"/>
+          </w:tcPr>
+          <w:p>
+            <w:pPr>
+              <w:bidi w:val="1"/>
+              <w:jc w:val="center"/>
+            </w:pPr>
+            <w:r/>
+            <w:r>
+              <w:rPr>
+                <w:rFonts w:ascii="B Nazanin" w:hAnsi="B Nazanin" w:cs="B Nazanin"/>
+                <w:b/>
+                <w:i w:val="0"/>
+                <w:color w:val="007A3D"/>
+                <w:sz w:val="23"/>
+                <w:szCs w:val="23"/>
+              </w:rPr>
+              <w:t>۸ نفر (۶ بزرگسال، ۲ نوجوان)</w:t>
+            </w:r>
+          </w:p>
+        </w:tc>
+      </w:tr>
+      <w:tr>
+        <w:tc>
+          <w:tcPr>
+            <w:tcW w:type="dxa" w:w="4819"/>
+            <w:shd w:val="clear" w:fill="F2F5F9"/>
+          </w:tcPr>
+          <w:p>
+            <w:pPr>
+              <w:bidi w:val="1"/>
+              <w:jc w:val="center"/>
+            </w:pPr>
+            <w:r/>
+            <w:r>
+              <w:rPr>
+                <w:rFonts w:ascii="B Nazanin" w:hAnsi="B Nazanin" w:cs="B Nazanin"/>
+                <w:b w:val="0"/>
+                <w:i w:val="0"/>
+                <w:color w:val="222B33"/>
+                <w:sz w:val="23"/>
+                <w:szCs w:val="23"/>
+              </w:rPr>
+              <w:t>تیم آموزشی</w:t>
+            </w:r>
+          </w:p>
+        </w:tc>
+        <w:tc>
+          <w:tcPr>
+            <w:tcW w:type="dxa" w:w="4819"/>
+            <w:shd w:val="clear" w:fill="F2F5F9"/>
+          </w:tcPr>
+          <w:p>
+            <w:pPr>
+              <w:bidi w:val="1"/>
+              <w:jc w:val="center"/>
+            </w:pPr>
+            <w:r/>
+            <w:r>
+              <w:rPr>
+                <w:rFonts w:ascii="B Nazanin" w:hAnsi="B Nazanin" w:cs="B Nazanin"/>
+                <w:b w:val="0"/>
+                <w:i w:val="0"/>
+                <w:color w:val="222B33"/>
+                <w:sz w:val="23"/>
+                <w:szCs w:val="23"/>
+              </w:rPr>
+              <w:t>۳ مدرس</w:t>
+            </w:r>
+          </w:p>
+        </w:tc>
+      </w:tr>
+      <w:tr>
+        <w:tc>
+          <w:tcPr>
+            <w:tcW w:type="dxa" w:w="4819"/>
+          </w:tcPr>
+          <w:p>
+            <w:pPr>
+              <w:bidi w:val="1"/>
+              <w:jc w:val="center"/>
+            </w:pPr>
+            <w:r/>
+            <w:r>
+              <w:rPr>
+                <w:rFonts w:ascii="B Nazanin" w:hAnsi="B Nazanin" w:cs="B Nazanin"/>
+                <w:b w:val="0"/>
+                <w:i w:val="0"/>
+                <w:color w:val="222B33"/>
+                <w:sz w:val="23"/>
+                <w:szCs w:val="23"/>
+              </w:rPr>
+              <w:t>دوره‌های فعال</w:t>
+            </w:r>
+          </w:p>
+        </w:tc>
+        <w:tc>
+          <w:tcPr>
+            <w:tcW w:type="dxa" w:w="4819"/>
+          </w:tcPr>
+          <w:p>
+            <w:pPr>
+              <w:bidi w:val="1"/>
+              <w:jc w:val="center"/>
+            </w:pPr>
+            <w:r/>
+            <w:r>
+              <w:rPr>
+                <w:rFonts w:ascii="B Nazanin" w:hAnsi="B Nazanin" w:cs="B Nazanin"/>
+                <w:b w:val="0"/>
+                <w:i w:val="0"/>
+                <w:color w:val="222B33"/>
+                <w:sz w:val="23"/>
+                <w:szCs w:val="23"/>
+              </w:rPr>
+              <w:t>۵ دوره</w:t>
+            </w:r>
+          </w:p>
+        </w:tc>
+      </w:tr>
+      <w:tr>
+        <w:tc>
+          <w:tcPr>
+            <w:tcW w:type="dxa" w:w="4819"/>
+            <w:shd w:val="clear" w:fill="F2F5F9"/>
+          </w:tcPr>
+          <w:p>
+            <w:pPr>
+              <w:bidi w:val="1"/>
+              <w:jc w:val="center"/>
+            </w:pPr>
+            <w:r/>
+            <w:r>
+              <w:rPr>
+                <w:rFonts w:ascii="B Nazanin" w:hAnsi="B Nazanin" w:cs="B Nazanin"/>
+                <w:b w:val="0"/>
+                <w:i w:val="0"/>
+                <w:color w:val="222B33"/>
+                <w:sz w:val="23"/>
+                <w:szCs w:val="23"/>
+              </w:rPr>
+              <w:t>کلاس‌های فعال</w:t>
+            </w:r>
+          </w:p>
+        </w:tc>
+        <w:tc>
+          <w:tcPr>
+            <w:tcW w:type="dxa" w:w="4819"/>
+            <w:shd w:val="clear" w:fill="F2F5F9"/>
+          </w:tcPr>
+          <w:p>
+            <w:pPr>
+              <w:bidi w:val="1"/>
+              <w:jc w:val="center"/>
+            </w:pPr>
+            <w:r/>
+            <w:r>
+              <w:rPr>
+                <w:rFonts w:ascii="B Nazanin" w:hAnsi="B Nazanin" w:cs="B Nazanin"/>
+                <w:b w:val="0"/>
+                <w:i w:val="0"/>
+                <w:color w:val="222B33"/>
+                <w:sz w:val="23"/>
+                <w:szCs w:val="23"/>
+              </w:rPr>
+              <w:t>۳ کلاس</w:t>
+            </w:r>
+          </w:p>
+        </w:tc>
+      </w:tr>
+      <w:tr>
+        <w:tc>
+          <w:tcPr>
+            <w:tcW w:type="dxa" w:w="4819"/>
+          </w:tcPr>
+          <w:p>
+            <w:pPr>
+              <w:bidi w:val="1"/>
+              <w:jc w:val="center"/>
+            </w:pPr>
+            <w:r/>
+            <w:r>
+              <w:rPr>
+                <w:rFonts w:ascii="B Nazanin" w:hAnsi="B Nazanin" w:cs="B Nazanin"/>
+                <w:b w:val="0"/>
+                <w:i w:val="0"/>
+                <w:color w:val="222B33"/>
+                <w:sz w:val="23"/>
+                <w:szCs w:val="23"/>
+              </w:rPr>
+              <w:t>جلسات برگزارشده</w:t>
+            </w:r>
+          </w:p>
+        </w:tc>
+        <w:tc>
+          <w:tcPr>
+            <w:tcW w:type="dxa" w:w="4819"/>
+          </w:tcPr>
+          <w:p>
+            <w:pPr>
+              <w:bidi w:val="1"/>
+              <w:jc w:val="center"/>
+            </w:pPr>
+            <w:r/>
+            <w:r>
+              <w:rPr>
+                <w:rFonts w:ascii="B Nazanin" w:hAnsi="B Nazanin" w:cs="B Nazanin"/>
+                <w:b w:val="0"/>
+                <w:i w:val="0"/>
+                <w:color w:val="222B33"/>
+                <w:sz w:val="23"/>
+                <w:szCs w:val="23"/>
+              </w:rPr>
+              <w:t>۸ جلسه</w:t>
+            </w:r>
+          </w:p>
+        </w:tc>
+      </w:tr>
+      <w:tr>
+        <w:tc>
+          <w:tcPr>
+            <w:tcW w:type="dxa" w:w="4819"/>
+            <w:shd w:val="clear" w:fill="F2F5F9"/>
+          </w:tcPr>
+          <w:p>
+            <w:pPr>
+              <w:bidi w:val="1"/>
+              <w:jc w:val="center"/>
+            </w:pPr>
+            <w:r/>
+            <w:r>
+              <w:rPr>
+                <w:rFonts w:ascii="B Nazanin" w:hAnsi="B Nazanin" w:cs="B Nazanin"/>
+                <w:b w:val="0"/>
+                <w:i w:val="0"/>
+                <w:color w:val="222B33"/>
+                <w:sz w:val="23"/>
+                <w:szCs w:val="23"/>
+              </w:rPr>
+              <w:t>ثبت‌نام‌های فعال</w:t>
+            </w:r>
+          </w:p>
+        </w:tc>
+        <w:tc>
+          <w:tcPr>
+            <w:tcW w:type="dxa" w:w="4819"/>
+            <w:shd w:val="clear" w:fill="F2F5F9"/>
+          </w:tcPr>
+          <w:p>
+            <w:pPr>
+              <w:bidi w:val="1"/>
+              <w:jc w:val="center"/>
+            </w:pPr>
+            <w:r/>
+            <w:r>
+              <w:rPr>
+                <w:rFonts w:ascii="B Nazanin" w:hAnsi="B Nazanin" w:cs="B Nazanin"/>
+                <w:b w:val="0"/>
+                <w:i w:val="0"/>
+                <w:color w:val="222B33"/>
+                <w:sz w:val="23"/>
+                <w:szCs w:val="23"/>
+              </w:rPr>
+              <w:t>۱۰ ثبت‌نام</w:t>
+            </w:r>
+          </w:p>
+        </w:tc>
+      </w:tr>
+      <w:tr>
+        <w:tc>
+          <w:tcPr>
+            <w:tcW w:type="dxa" w:w="4819"/>
+          </w:tcPr>
+          <w:p>
+            <w:pPr>
+              <w:bidi w:val="1"/>
+              <w:jc w:val="center"/>
+            </w:pPr>
+            <w:r/>
+            <w:r>
+              <w:rPr>
+                <w:rFonts w:ascii="B Nazanin" w:hAnsi="B Nazanin" w:cs="B Nazanin"/>
+                <w:b w:val="0"/>
+                <w:i w:val="0"/>
+                <w:color w:val="222B33"/>
+                <w:sz w:val="23"/>
+                <w:szCs w:val="23"/>
+              </w:rPr>
+              <w:t>دریافتی کل (۹ رسید)</w:t>
+            </w:r>
+          </w:p>
+        </w:tc>
+        <w:tc>
+          <w:tcPr>
+            <w:tcW w:type="dxa" w:w="4819"/>
+          </w:tcPr>
+          <w:p>
+            <w:pPr>
+              <w:bidi w:val="1"/>
+              <w:jc w:val="center"/>
+            </w:pPr>
+            <w:r/>
+            <w:r>
+              <w:rPr>
+                <w:rFonts w:ascii="B Nazanin" w:hAnsi="B Nazanin" w:cs="B Nazanin"/>
+                <w:b/>
+                <w:i w:val="0"/>
+                <w:color w:val="007A3D"/>
+                <w:sz w:val="23"/>
+                <w:szCs w:val="23"/>
+              </w:rPr>
+              <w:t>۴۲,۵۰۰,۰۰ تومان</w:t>
+            </w:r>
+          </w:p>
+        </w:tc>
+      </w:tr>
+      <w:tr>
+        <w:tc>
+          <w:tcPr>
+            <w:tcW w:type="dxa" w:w="4819"/>
+            <w:shd w:val="clear" w:fill="F2F5F9"/>
+          </w:tcPr>
+          <w:p>
+            <w:pPr>
+              <w:bidi w:val="1"/>
+              <w:jc w:val="center"/>
+            </w:pPr>
+            <w:r/>
+            <w:r>
+              <w:rPr>
+                <w:rFonts w:ascii="B Nazanin" w:hAnsi="B Nazanin" w:cs="B Nazanin"/>
+                <w:b w:val="0"/>
+                <w:i w:val="0"/>
+                <w:color w:val="222B33"/>
+                <w:sz w:val="23"/>
+                <w:szCs w:val="23"/>
+              </w:rPr>
+              <w:t>اسناد حسابداری ثبت‌شده</w:t>
+            </w:r>
+          </w:p>
+        </w:tc>
+        <w:tc>
+          <w:tcPr>
+            <w:tcW w:type="dxa" w:w="4819"/>
+            <w:shd w:val="clear" w:fill="F2F5F9"/>
+          </w:tcPr>
+          <w:p>
+            <w:pPr>
+              <w:bidi w:val="1"/>
+              <w:jc w:val="center"/>
+            </w:pPr>
+            <w:r/>
+            <w:r>
+              <w:rPr>
+                <w:rFonts w:ascii="B Nazanin" w:hAnsi="B Nazanin" w:cs="B Nazanin"/>
+                <w:b w:val="0"/>
+                <w:i w:val="0"/>
+                <w:color w:val="222B33"/>
+                <w:sz w:val="23"/>
+                <w:szCs w:val="23"/>
+              </w:rPr>
+              <w:t>۴ سند</w:t>
+            </w:r>
+          </w:p>
+        </w:tc>
+      </w:tr>
+    </w:tbl>
+    <w:p>
+      <w:pPr>
+        <w:spacing w:after="80"/>
+      </w:pPr>
+    </w:p>
+    <w:p>
+      <w:pPr>
+        <w:bidi w:val="1"/>
+        <w:spacing w:before="240" w:after="120"/>
+        <w:jc w:val="right"/>
+      </w:pPr>
+      <w:r>
+        <w:rPr>
+          <w:rFonts w:ascii="B Nazanin" w:hAnsi="B Nazanin" w:cs="B Nazanin"/>
+          <w:b/>
+          <w:i w:val="0"/>
+          <w:color w:val="222B33"/>
+          <w:sz w:val="32"/>
+          <w:szCs w:val="32"/>
+        </w:rPr>
+        <w:t>کلاس‌ها و ظرفیت</w:t>
+      </w:r>
+    </w:p>
+    <w:tbl>
+      <w:tblPr>
+        <w:tblW w:type="auto" w:w="0"/>
+        <w:jc w:val="center"/>
+        <w:tblLook w:firstColumn="1" w:firstRow="1" w:lastColumn="0" w:lastRow="0" w:noHBand="0" w:noVBand="1" w:val="04A0"/>
+        <w:tblBorders>
+          <w:top w:val="single" w:sz="4" w:space="0" w:color="D9DDE3"/>
+          <w:left w:val="single" w:sz="4" w:space="0" w:color="D9DDE3"/>
+          <w:bottom w:val="single" w:sz="4" w:space="0" w:color="D9DDE3"/>
+          <w:right w:val="single" w:sz="4" w:space="0" w:color="D9DDE3"/>
+          <w:insideH w:val="single" w:sz="4" w:space="0" w:color="D9DDE3"/>
+          <w:insideV w:val="single" w:sz="4" w:space="0" w:color="D9DDE3"/>
+        </w:tblBorders>
+      </w:tblPr>
+      <w:tblGrid>
+        <w:gridCol w:w="2409"/>
+        <w:gridCol w:w="2409"/>
+        <w:gridCol w:w="2409"/>
+        <w:gridCol w:w="2409"/>
+      </w:tblGrid>
+      <w:tr>
+        <w:tc>
+          <w:tcPr>
+            <w:tcW w:type="dxa" w:w="2409"/>
+            <w:shd w:val="clear" w:fill="0D47A1"/>
+          </w:tcPr>
+          <w:p>
+            <w:pPr>
+              <w:bidi w:val="1"/>
+              <w:jc w:val="center"/>
+            </w:pPr>
+            <w:r/>
+            <w:r>
+              <w:rPr>
+                <w:rFonts w:ascii="B Nazanin" w:hAnsi="B Nazanin" w:cs="B Nazanin"/>
+                <w:b/>
+                <w:i w:val="0"/>
+                <w:color w:val="FFFFFF"/>
+                <w:sz w:val="24"/>
+                <w:szCs w:val="24"/>
+              </w:rPr>
+              <w:t>کلاس</w:t>
+            </w:r>
+          </w:p>
+        </w:tc>
+        <w:tc>
+          <w:tcPr>
+            <w:tcW w:type="dxa" w:w="2409"/>
+            <w:shd w:val="clear" w:fill="0D47A1"/>
+          </w:tcPr>
+          <w:p>
+            <w:pPr>
+              <w:bidi w:val="1"/>
+              <w:jc w:val="center"/>
+            </w:pPr>
+            <w:r/>
+            <w:r>
+              <w:rPr>
+                <w:rFonts w:ascii="B Nazanin" w:hAnsi="B Nazanin" w:cs="B Nazanin"/>
+                <w:b/>
+                <w:i w:val="0"/>
+                <w:color w:val="FFFFFF"/>
+                <w:sz w:val="24"/>
+                <w:szCs w:val="24"/>
+              </w:rPr>
+              <w:t>مدرس</w:t>
+            </w:r>
+          </w:p>
+        </w:tc>
+        <w:tc>
+          <w:tcPr>
+            <w:tcW w:type="dxa" w:w="2409"/>
+            <w:shd w:val="clear" w:fill="0D47A1"/>
+          </w:tcPr>
+          <w:p>
+            <w:pPr>
+              <w:bidi w:val="1"/>
+              <w:jc w:val="center"/>
+            </w:pPr>
+            <w:r/>
+            <w:r>
+              <w:rPr>
+                <w:rFonts w:ascii="B Nazanin" w:hAnsi="B Nazanin" w:cs="B Nazanin"/>
+                <w:b/>
+                <w:i w:val="0"/>
+                <w:color w:val="FFFFFF"/>
+                <w:sz w:val="24"/>
+                <w:szCs w:val="24"/>
+              </w:rPr>
+              <w:t>ثبت‌نام‌شده</w:t>
+            </w:r>
+          </w:p>
+        </w:tc>
+        <w:tc>
+          <w:tcPr>
+            <w:tcW w:type="dxa" w:w="2409"/>
+            <w:shd w:val="clear" w:fill="0D47A1"/>
+          </w:tcPr>
+          <w:p>
+            <w:pPr>
+              <w:bidi w:val="1"/>
+              <w:jc w:val="center"/>
+            </w:pPr>
+            <w:r/>
+            <w:r>
+              <w:rPr>
+                <w:rFonts w:ascii="B Nazanin" w:hAnsi="B Nazanin" w:cs="B Nazanin"/>
+                <w:b/>
+                <w:i w:val="0"/>
+                <w:color w:val="FFFFFF"/>
+                <w:sz w:val="24"/>
+                <w:szCs w:val="24"/>
+              </w:rPr>
+              <w:t>نرخ اشغال</w:t>
+            </w:r>
+          </w:p>
+        </w:tc>
+      </w:tr>
+      <w:tr>
+        <w:tc>
+          <w:tcPr>
+            <w:tcW w:type="dxa" w:w="2409"/>
+          </w:tcPr>
+          <w:p>
+            <w:pPr>
+              <w:bidi w:val="1"/>
+              <w:jc w:val="center"/>
+            </w:pPr>
+            <w:r/>
+            <w:r>
+              <w:rPr>
+                <w:rFonts w:ascii="B Nazanin" w:hAnsi="B Nazanin" w:cs="B Nazanin"/>
+                <w:b w:val="0"/>
+                <w:i w:val="0"/>
+                <w:color w:val="222B33"/>
+                <w:sz w:val="23"/>
+                <w:szCs w:val="23"/>
+              </w:rPr>
+              <w:t>Python گروه ۱</w:t>
+            </w:r>
+          </w:p>
+        </w:tc>
+        <w:tc>
+          <w:tcPr>
+            <w:tcW w:type="dxa" w:w="2409"/>
+          </w:tcPr>
+          <w:p>
+            <w:pPr>
+              <w:bidi w:val="1"/>
+              <w:jc w:val="center"/>
+            </w:pPr>
+            <w:r/>
+            <w:r>
+              <w:rPr>
+                <w:rFonts w:ascii="B Nazanin" w:hAnsi="B Nazanin" w:cs="B Nazanin"/>
+                <w:b w:val="0"/>
+                <w:i w:val="0"/>
+                <w:color w:val="222B33"/>
+                <w:sz w:val="23"/>
+                <w:szCs w:val="23"/>
+              </w:rPr>
+              <w:t>علی احمدی</w:t>
+            </w:r>
+          </w:p>
+        </w:tc>
+        <w:tc>
+          <w:tcPr>
+            <w:tcW w:type="dxa" w:w="2409"/>
+          </w:tcPr>
+          <w:p>
+            <w:pPr>
+              <w:bidi w:val="1"/>
+              <w:jc w:val="center"/>
+            </w:pPr>
+            <w:r/>
+            <w:r>
+              <w:rPr>
+                <w:rFonts w:ascii="B Nazanin" w:hAnsi="B Nazanin" w:cs="B Nazanin"/>
+                <w:b w:val="0"/>
+                <w:i w:val="0"/>
+                <w:color w:val="222B33"/>
+                <w:sz w:val="23"/>
+                <w:szCs w:val="23"/>
+              </w:rPr>
+              <w:t>۳ از ۱۲</w:t>
+            </w:r>
+          </w:p>
+        </w:tc>
+        <w:tc>
+          <w:tcPr>
+            <w:tcW w:type="dxa" w:w="2409"/>
+          </w:tcPr>
+          <w:p>
+            <w:pPr>
+              <w:bidi w:val="1"/>
+              <w:jc w:val="center"/>
+            </w:pPr>
+            <w:r/>
+            <w:r>
+              <w:rPr>
+                <w:rFonts w:ascii="B Nazanin" w:hAnsi="B Nazanin" w:cs="B Nazanin"/>
+                <w:b/>
+                <w:i w:val="0"/>
+                <w:color w:val="007A3D"/>
+                <w:sz w:val="23"/>
+                <w:szCs w:val="23"/>
+              </w:rPr>
+              <w:t>۲۵٪</w:t>
+            </w:r>
+          </w:p>
+        </w:tc>
+      </w:tr>
+      <w:tr>
+        <w:tc>
+          <w:tcPr>
+            <w:tcW w:type="dxa" w:w="2409"/>
+            <w:shd w:val="clear" w:fill="F2F5F9"/>
+          </w:tcPr>
+          <w:p>
+            <w:pPr>
+              <w:bidi w:val="1"/>
+              <w:jc w:val="center"/>
+            </w:pPr>
+            <w:r/>
+            <w:r>
+              <w:rPr>
+                <w:rFonts w:ascii="B Nazanin" w:hAnsi="B Nazanin" w:cs="B Nazanin"/>
+                <w:b w:val="0"/>
+                <w:i w:val="0"/>
+                <w:color w:val="222B33"/>
+                <w:sz w:val="23"/>
+                <w:szCs w:val="23"/>
+              </w:rPr>
+              <w:t>ICDL گروه ۱</w:t>
+            </w:r>
+          </w:p>
+        </w:tc>
+        <w:tc>
+          <w:tcPr>
+            <w:tcW w:type="dxa" w:w="2409"/>
+            <w:shd w:val="clear" w:fill="F2F5F9"/>
+          </w:tcPr>
+          <w:p>
+            <w:pPr>
+              <w:bidi w:val="1"/>
+              <w:jc w:val="center"/>
+            </w:pPr>
+            <w:r/>
+            <w:r>
+              <w:rPr>
+                <w:rFonts w:ascii="B Nazanin" w:hAnsi="B Nazanin" w:cs="B Nazanin"/>
+                <w:b w:val="0"/>
+                <w:i w:val="0"/>
+                <w:color w:val="222B33"/>
+                <w:sz w:val="23"/>
+                <w:szCs w:val="23"/>
+              </w:rPr>
+              <w:t>مریم رضایی</w:t>
+            </w:r>
+          </w:p>
+        </w:tc>
+        <w:tc>
+          <w:tcPr>
+            <w:tcW w:type="dxa" w:w="2409"/>
+            <w:shd w:val="clear" w:fill="F2F5F9"/>
+          </w:tcPr>
+          <w:p>
+            <w:pPr>
+              <w:bidi w:val="1"/>
+              <w:jc w:val="center"/>
+            </w:pPr>
+            <w:r/>
+            <w:r>
+              <w:rPr>
+                <w:rFonts w:ascii="B Nazanin" w:hAnsi="B Nazanin" w:cs="B Nazanin"/>
+                <w:b w:val="0"/>
+                <w:i w:val="0"/>
+                <w:color w:val="222B33"/>
+                <w:sz w:val="23"/>
+                <w:szCs w:val="23"/>
+              </w:rPr>
+              <w:t>۳ از ۱۵</w:t>
+            </w:r>
+          </w:p>
+        </w:tc>
+        <w:tc>
+          <w:tcPr>
+            <w:tcW w:type="dxa" w:w="2409"/>
+            <w:shd w:val="clear" w:fill="F2F5F9"/>
+          </w:tcPr>
+          <w:p>
+            <w:pPr>
+              <w:bidi w:val="1"/>
+              <w:jc w:val="center"/>
+            </w:pPr>
+            <w:r/>
+            <w:r>
+              <w:rPr>
+                <w:rFonts w:ascii="B Nazanin" w:hAnsi="B Nazanin" w:cs="B Nazanin"/>
+                <w:b/>
+                <w:i w:val="0"/>
+                <w:color w:val="007A3D"/>
+                <w:sz w:val="23"/>
+                <w:szCs w:val="23"/>
+              </w:rPr>
+              <w:t>۲۰٪</w:t>
+            </w:r>
+          </w:p>
+        </w:tc>
+      </w:tr>
+      <w:tr>
+        <w:tc>
+          <w:tcPr>
+            <w:tcW w:type="dxa" w:w="2409"/>
+          </w:tcPr>
+          <w:p>
+            <w:pPr>
+              <w:bidi w:val="1"/>
+              <w:jc w:val="center"/>
+            </w:pPr>
+            <w:r/>
+            <w:r>
+              <w:rPr>
+                <w:rFonts w:ascii="B Nazanin" w:hAnsi="B Nazanin" w:cs="B Nazanin"/>
+                <w:b w:val="0"/>
+                <w:i w:val="0"/>
+                <w:color w:val="222B33"/>
+                <w:sz w:val="23"/>
+                <w:szCs w:val="23"/>
+              </w:rPr>
+              <w:t>حسابداری گروه ۱</w:t>
+            </w:r>
+          </w:p>
+        </w:tc>
+        <w:tc>
+          <w:tcPr>
+            <w:tcW w:type="dxa" w:w="2409"/>
+          </w:tcPr>
+          <w:p>
+            <w:pPr>
+              <w:bidi w:val="1"/>
+              <w:jc w:val="center"/>
+            </w:pPr>
+            <w:r/>
+            <w:r>
+              <w:rPr>
+                <w:rFonts w:ascii="B Nazanin" w:hAnsi="B Nazanin" w:cs="B Nazanin"/>
+                <w:b w:val="0"/>
+                <w:i w:val="0"/>
+                <w:color w:val="222B33"/>
+                <w:sz w:val="23"/>
+                <w:szCs w:val="23"/>
+              </w:rPr>
+              <w:t>حسن کریمی</w:t>
+            </w:r>
+          </w:p>
+        </w:tc>
+        <w:tc>
+          <w:tcPr>
+            <w:tcW w:type="dxa" w:w="2409"/>
+          </w:tcPr>
+          <w:p>
+            <w:pPr>
+              <w:bidi w:val="1"/>
+              <w:jc w:val="center"/>
+            </w:pPr>
+            <w:r/>
+            <w:r>
+              <w:rPr>
+                <w:rFonts w:ascii="B Nazanin" w:hAnsi="B Nazanin" w:cs="B Nazanin"/>
+                <w:b w:val="0"/>
+                <w:i w:val="0"/>
+                <w:color w:val="222B33"/>
+                <w:sz w:val="23"/>
+                <w:szCs w:val="23"/>
+              </w:rPr>
+              <w:t>۲ از ۲۰</w:t>
+            </w:r>
+          </w:p>
+        </w:tc>
+        <w:tc>
+          <w:tcPr>
+            <w:tcW w:type="dxa" w:w="2409"/>
+          </w:tcPr>
+          <w:p>
+            <w:pPr>
+              <w:bidi w:val="1"/>
+              <w:jc w:val="center"/>
+            </w:pPr>
+            <w:r/>
+            <w:r>
+              <w:rPr>
+                <w:rFonts w:ascii="B Nazanin" w:hAnsi="B Nazanin" w:cs="B Nazanin"/>
+                <w:b/>
+                <w:i w:val="0"/>
+                <w:color w:val="007A3D"/>
+                <w:sz w:val="23"/>
+                <w:szCs w:val="23"/>
+              </w:rPr>
+              <w:t>۱۰٪</w:t>
+            </w:r>
+          </w:p>
+        </w:tc>
+      </w:tr>
+      <w:tr>
+        <w:tc>
+          <w:tcPr>
+            <w:tcW w:type="dxa" w:w="2409"/>
+            <w:shd w:val="clear" w:fill="F2F5F9"/>
+          </w:tcPr>
+          <w:p>
+            <w:pPr>
+              <w:bidi w:val="1"/>
+              <w:jc w:val="center"/>
+            </w:pPr>
+            <w:r/>
+            <w:r>
+              <w:rPr>
+                <w:rFonts w:ascii="B Nazanin" w:hAnsi="B Nazanin" w:cs="B Nazanin"/>
+                <w:b w:val="0"/>
+                <w:i w:val="0"/>
+                <w:color w:val="222B33"/>
+                <w:sz w:val="23"/>
+                <w:szCs w:val="23"/>
+              </w:rPr>
+              <w:t>جمع صندلی‌ها</w:t>
+            </w:r>
+          </w:p>
+        </w:tc>
+        <w:tc>
+          <w:tcPr>
+            <w:tcW w:type="dxa" w:w="2409"/>
+            <w:shd w:val="clear" w:fill="F2F5F9"/>
+          </w:tcPr>
+          <w:p>
+            <w:pPr>
+              <w:bidi w:val="1"/>
+              <w:jc w:val="center"/>
+            </w:pPr>
+            <w:r/>
+            <w:r>
+              <w:rPr>
+                <w:rFonts w:ascii="B Nazanin" w:hAnsi="B Nazanin" w:cs="B Nazanin"/>
+                <w:b w:val="0"/>
+                <w:i w:val="0"/>
+                <w:color w:val="222B33"/>
+                <w:sz w:val="23"/>
+                <w:szCs w:val="23"/>
+              </w:rPr>
+              <w:t>—</w:t>
+            </w:r>
+          </w:p>
+        </w:tc>
+        <w:tc>
+          <w:tcPr>
+            <w:tcW w:type="dxa" w:w="2409"/>
+            <w:shd w:val="clear" w:fill="F2F5F9"/>
+          </w:tcPr>
+          <w:p>
+            <w:pPr>
+              <w:bidi w:val="1"/>
+              <w:jc w:val="center"/>
+            </w:pPr>
+            <w:r/>
+            <w:r>
+              <w:rPr>
+                <w:rFonts w:ascii="B Nazanin" w:hAnsi="B Nazanin" w:cs="B Nazanin"/>
+                <w:b w:val="0"/>
+                <w:i w:val="0"/>
+                <w:color w:val="222B33"/>
+                <w:sz w:val="23"/>
+                <w:szCs w:val="23"/>
+              </w:rPr>
+              <w:t>۸ از ۴۷</w:t>
+            </w:r>
+          </w:p>
+        </w:tc>
+        <w:tc>
+          <w:tcPr>
+            <w:tcW w:type="dxa" w:w="2409"/>
+            <w:shd w:val="clear" w:fill="F2F5F9"/>
+          </w:tcPr>
+          <w:p>
+            <w:pPr>
+              <w:bidi w:val="1"/>
+              <w:jc w:val="center"/>
+            </w:pPr>
+            <w:r/>
+            <w:r>
+              <w:rPr>
+                <w:rFonts w:ascii="B Nazanin" w:hAnsi="B Nazanin" w:cs="B Nazanin"/>
+                <w:b w:val="0"/>
+                <w:i w:val="0"/>
+                <w:color w:val="222B33"/>
+                <w:sz w:val="23"/>
+                <w:szCs w:val="23"/>
+              </w:rPr>
+              <w:t>۱۷٪</w:t>
+            </w:r>
+          </w:p>
+        </w:tc>
+      </w:tr>
+    </w:tbl>
+    <w:p>
+      <w:pPr>
+        <w:spacing w:after="80"/>
+      </w:pPr>
+    </w:p>
+    <w:p>
+      <w:pPr>
+        <w:bidi w:val="1"/>
+        <w:spacing w:before="240" w:after="120"/>
+        <w:jc w:val="right"/>
+      </w:pPr>
+      <w:r>
+        <w:rPr>
+          <w:rFonts w:ascii="B Nazanin" w:hAnsi="B Nazanin" w:cs="B Nazanin"/>
+          <w:b/>
+          <w:i w:val="0"/>
+          <w:color w:val="222B33"/>
+          <w:sz w:val="32"/>
+          <w:szCs w:val="32"/>
+        </w:rPr>
+        <w:t>جریان مالی (سال مالی ۱۴۰)</w:t>
+      </w:r>
+    </w:p>
+    <w:tbl>
+      <w:tblPr>
+        <w:tblW w:type="auto" w:w="0"/>
+        <w:jc w:val="center"/>
+        <w:tblLook w:firstColumn="1" w:firstRow="1" w:lastColumn="0" w:lastRow="0" w:noHBand="0" w:noVBand="1" w:val="04A0"/>
+        <w:tblBorders>
+          <w:top w:val="single" w:sz="4" w:space="0" w:color="D9DDE3"/>
+          <w:left w:val="single" w:sz="4" w:space="0" w:color="D9DDE3"/>
+          <w:bottom w:val="single" w:sz="4" w:space="0" w:color="D9DDE3"/>
+          <w:right w:val="single" w:sz="4" w:space="0" w:color="D9DDE3"/>
+          <w:insideH w:val="single" w:sz="4" w:space="0" w:color="D9DDE3"/>
+          <w:insideV w:val="single" w:sz="4" w:space="0" w:color="D9DDE3"/>
+        </w:tblBorders>
+      </w:tblPr>
+      <w:tblGrid>
+        <w:gridCol w:w="4819"/>
+        <w:gridCol w:w="4819"/>
+      </w:tblGrid>
+      <w:tr>
+        <w:tc>
+          <w:tcPr>
+            <w:tcW w:type="dxa" w:w="4819"/>
+            <w:shd w:val="clear" w:fill="0D47A1"/>
+          </w:tcPr>
+          <w:p>
+            <w:pPr>
+              <w:bidi w:val="1"/>
+              <w:jc w:val="center"/>
+            </w:pPr>
+            <w:r/>
+            <w:r>
+              <w:rPr>
+                <w:rFonts w:ascii="B Nazanin" w:hAnsi="B Nazanin" w:cs="B Nazanin"/>
+                <w:b/>
+                <w:i w:val="0"/>
+                <w:color w:val="FFFFFF"/>
+                <w:sz w:val="24"/>
+                <w:szCs w:val="24"/>
+              </w:rPr>
+              <w:t>مورد</w:t>
+            </w:r>
+          </w:p>
+        </w:tc>
+        <w:tc>
+          <w:tcPr>
+            <w:tcW w:type="dxa" w:w="4819"/>
+            <w:shd w:val="clear" w:fill="0D47A1"/>
+          </w:tcPr>
+          <w:p>
+            <w:pPr>
+              <w:bidi w:val="1"/>
+              <w:jc w:val="center"/>
+            </w:pPr>
+            <w:r/>
+            <w:r>
+              <w:rPr>
+                <w:rFonts w:ascii="B Nazanin" w:hAnsi="B Nazanin" w:cs="B Nazanin"/>
+                <w:b/>
+                <w:i w:val="0"/>
+                <w:color w:val="FFFFFF"/>
+                <w:sz w:val="24"/>
+                <w:szCs w:val="24"/>
+              </w:rPr>
+              <w:t>مبلغ (تومان)</w:t>
+            </w:r>
+          </w:p>
+        </w:tc>
+      </w:tr>
+      <w:tr>
+        <w:tc>
+          <w:tcPr>
+            <w:tcW w:type="dxa" w:w="4819"/>
+          </w:tcPr>
+          <w:p>
+            <w:pPr>
+              <w:bidi w:val="1"/>
+              <w:jc w:val="center"/>
+            </w:pPr>
+            <w:r/>
+            <w:r>
+              <w:rPr>
+                <w:rFonts w:ascii="B Nazanin" w:hAnsi="B Nazanin" w:cs="B Nazanin"/>
+                <w:b w:val="0"/>
+                <w:i w:val="0"/>
+                <w:color w:val="222B33"/>
+                <w:sz w:val="23"/>
+                <w:szCs w:val="23"/>
+              </w:rPr>
+              <w:t>دریافتی اردیبهشت (۲ رسید)</w:t>
+            </w:r>
+          </w:p>
+        </w:tc>
+        <w:tc>
+          <w:tcPr>
+            <w:tcW w:type="dxa" w:w="4819"/>
+          </w:tcPr>
+          <w:p>
+            <w:pPr>
+              <w:bidi w:val="1"/>
+              <w:jc w:val="center"/>
+            </w:pPr>
+            <w:r/>
+            <w:r>
+              <w:rPr>
+                <w:rFonts w:ascii="B Nazanin" w:hAnsi="B Nazanin" w:cs="B Nazanin"/>
+                <w:b w:val="0"/>
+                <w:i w:val="0"/>
+                <w:color w:val="222B33"/>
+                <w:sz w:val="23"/>
+                <w:szCs w:val="23"/>
+              </w:rPr>
+              <w:t>۸,۰۰۰,۰۰۰</w:t>
+            </w:r>
+          </w:p>
+        </w:tc>
+      </w:tr>
+      <w:tr>
+        <w:tc>
+          <w:tcPr>
+            <w:tcW w:type="dxa" w:w="4819"/>
+            <w:shd w:val="clear" w:fill="F2F5F9"/>
+          </w:tcPr>
+          <w:p>
+            <w:pPr>
+              <w:bidi w:val="1"/>
+              <w:jc w:val="center"/>
+            </w:pPr>
+            <w:r/>
+            <w:r>
+              <w:rPr>
+                <w:rFonts w:ascii="B Nazanin" w:hAnsi="B Nazanin" w:cs="B Nazanin"/>
+                <w:b w:val="0"/>
+                <w:i w:val="0"/>
+                <w:color w:val="222B33"/>
+                <w:sz w:val="23"/>
+                <w:szCs w:val="23"/>
+              </w:rPr>
+              <w:t>دریافتی خرداد (۷ رسید)</w:t>
+            </w:r>
+          </w:p>
+        </w:tc>
+        <w:tc>
+          <w:tcPr>
+            <w:tcW w:type="dxa" w:w="4819"/>
+            <w:shd w:val="clear" w:fill="F2F5F9"/>
+          </w:tcPr>
+          <w:p>
+            <w:pPr>
+              <w:bidi w:val="1"/>
+              <w:jc w:val="center"/>
+            </w:pPr>
+            <w:r/>
+            <w:r>
+              <w:rPr>
+                <w:rFonts w:ascii="B Nazanin" w:hAnsi="B Nazanin" w:cs="B Nazanin"/>
+                <w:b w:val="0"/>
+                <w:i w:val="0"/>
+                <w:color w:val="222B33"/>
+                <w:sz w:val="23"/>
+                <w:szCs w:val="23"/>
+              </w:rPr>
+              <w:t>۳۴,۵۰۰,۰۰۰</w:t>
+            </w:r>
+          </w:p>
+        </w:tc>
+      </w:tr>
+      <w:tr>
+        <w:tc>
+          <w:tcPr>
+            <w:tcW w:type="dxa" w:w="4819"/>
+          </w:tcPr>
+          <w:p>
+            <w:pPr>
+              <w:bidi w:val="1"/>
+              <w:jc w:val="center"/>
+            </w:pPr>
+            <w:r/>
+            <w:r>
+              <w:rPr>
+                <w:rFonts w:ascii="B Nazanin" w:hAnsi="B Nazanin" w:cs="B Nazanin"/>
+                <w:b w:val="0"/>
+                <w:i w:val="0"/>
+                <w:color w:val="222B33"/>
+                <w:sz w:val="23"/>
+                <w:szCs w:val="23"/>
+              </w:rPr>
+              <w:t>مجموع دریافتی سال</w:t>
+            </w:r>
+          </w:p>
+        </w:tc>
+        <w:tc>
+          <w:tcPr>
+            <w:tcW w:type="dxa" w:w="4819"/>
+          </w:tcPr>
+          <w:p>
+            <w:pPr>
+              <w:bidi w:val="1"/>
+              <w:jc w:val="center"/>
+            </w:pPr>
+            <w:r/>
+            <w:r>
+              <w:rPr>
+                <w:rFonts w:ascii="B Nazanin" w:hAnsi="B Nazanin" w:cs="B Nazanin"/>
+                <w:b/>
+                <w:i w:val="0"/>
+                <w:color w:val="007A3D"/>
+                <w:sz w:val="23"/>
+                <w:szCs w:val="23"/>
+              </w:rPr>
+              <w:t>۴۲,۵۰۰,۰۰۰</w:t>
+            </w:r>
+          </w:p>
+        </w:tc>
+      </w:tr>
+      <w:tr>
+        <w:tc>
+          <w:tcPr>
+            <w:tcW w:type="dxa" w:w="4819"/>
+            <w:shd w:val="clear" w:fill="F2F5F9"/>
+          </w:tcPr>
+          <w:p>
+            <w:pPr>
+              <w:bidi w:val="1"/>
+              <w:jc w:val="center"/>
+            </w:pPr>
+            <w:r/>
+            <w:r>
+              <w:rPr>
+                <w:rFonts w:ascii="B Nazanin" w:hAnsi="B Nazanin" w:cs="B Nazanin"/>
+                <w:b w:val="0"/>
+                <w:i w:val="0"/>
+                <w:color w:val="222B33"/>
+                <w:sz w:val="23"/>
+                <w:szCs w:val="23"/>
+              </w:rPr>
+              <w:t>هزینه‌های ثبت‌شده</w:t>
+            </w:r>
+          </w:p>
+        </w:tc>
+        <w:tc>
+          <w:tcPr>
+            <w:tcW w:type="dxa" w:w="4819"/>
+            <w:shd w:val="clear" w:fill="F2F5F9"/>
+          </w:tcPr>
+          <w:p>
+            <w:pPr>
+              <w:bidi w:val="1"/>
+              <w:jc w:val="center"/>
+            </w:pPr>
+            <w:r/>
+            <w:r>
+              <w:rPr>
+                <w:rFonts w:ascii="B Nazanin" w:hAnsi="B Nazanin" w:cs="B Nazanin"/>
+                <w:b w:val="0"/>
+                <w:i w:val="0"/>
+                <w:color w:val="222B33"/>
+                <w:sz w:val="23"/>
+                <w:szCs w:val="23"/>
+              </w:rPr>
+              <w:t>۰</w:t>
+            </w:r>
+          </w:p>
+        </w:tc>
+      </w:tr>
+      <w:tr>
+        <w:tc>
+          <w:tcPr>
+            <w:tcW w:type="dxa" w:w="4819"/>
+          </w:tcPr>
+          <w:p>
+            <w:pPr>
+              <w:bidi w:val="1"/>
+              <w:jc w:val="center"/>
+            </w:pPr>
+            <w:r/>
+            <w:r>
+              <w:rPr>
+                <w:rFonts w:ascii="B Nazanin" w:hAnsi="B Nazanin" w:cs="B Nazanin"/>
+                <w:b w:val="0"/>
+                <w:i w:val="0"/>
+                <w:color w:val="222B33"/>
+                <w:sz w:val="23"/>
+                <w:szCs w:val="23"/>
+              </w:rPr>
+              <w:t>سود خالص تا این لحظه</w:t>
+            </w:r>
+          </w:p>
+        </w:tc>
+        <w:tc>
+          <w:tcPr>
+            <w:tcW w:type="dxa" w:w="4819"/>
+          </w:tcPr>
+          <w:p>
+            <w:pPr>
+              <w:bidi w:val="1"/>
+              <w:jc w:val="center"/>
+            </w:pPr>
+            <w:r/>
+            <w:r>
+              <w:rPr>
+                <w:rFonts w:ascii="B Nazanin" w:hAnsi="B Nazanin" w:cs="B Nazanin"/>
+                <w:b/>
+                <w:i w:val="0"/>
+                <w:color w:val="007A3D"/>
+                <w:sz w:val="23"/>
+                <w:szCs w:val="23"/>
+              </w:rPr>
+              <w:t>۴۲,۵۰۰,۰۰۰</w:t>
+            </w:r>
+          </w:p>
+        </w:tc>
+      </w:tr>
+      <w:tr>
+        <w:tc>
+          <w:tcPr>
+            <w:tcW w:type="dxa" w:w="4819"/>
+            <w:shd w:val="clear" w:fill="F2F5F9"/>
+          </w:tcPr>
+          <w:p>
+            <w:pPr>
+              <w:bidi w:val="1"/>
+              <w:jc w:val="center"/>
+            </w:pPr>
+            <w:r/>
+            <w:r>
+              <w:rPr>
+                <w:rFonts w:ascii="B Nazanin" w:hAnsi="B Nazanin" w:cs="B Nazanin"/>
+                <w:b w:val="0"/>
+                <w:i w:val="0"/>
+                <w:color w:val="222B33"/>
+                <w:sz w:val="23"/>
+                <w:szCs w:val="23"/>
+              </w:rPr>
+              <w:t>موجودی فعلی صندوق</w:t>
+            </w:r>
+          </w:p>
+        </w:tc>
+        <w:tc>
+          <w:tcPr>
+            <w:tcW w:type="dxa" w:w="4819"/>
+            <w:shd w:val="clear" w:fill="F2F5F9"/>
+          </w:tcPr>
+          <w:p>
+            <w:pPr>
+              <w:bidi w:val="1"/>
+              <w:jc w:val="center"/>
+            </w:pPr>
+            <w:r/>
+            <w:r>
+              <w:rPr>
+                <w:rFonts w:ascii="B Nazanin" w:hAnsi="B Nazanin" w:cs="B Nazanin"/>
+                <w:b/>
+                <w:i w:val="0"/>
+                <w:color w:val="007A3D"/>
+                <w:sz w:val="23"/>
+                <w:szCs w:val="23"/>
+              </w:rPr>
+              <w:t>۴۲,۵۰۰,۰۰۰</w:t>
+            </w:r>
+          </w:p>
+        </w:tc>
+      </w:tr>
+      <w:tr>
+        <w:tc>
+          <w:tcPr>
+            <w:tcW w:type="dxa" w:w="4819"/>
+          </w:tcPr>
+          <w:p>
+            <w:pPr>
+              <w:bidi w:val="1"/>
+              <w:jc w:val="center"/>
+            </w:pPr>
+            <w:r/>
+            <w:r>
+              <w:rPr>
+                <w:rFonts w:ascii="B Nazanin" w:hAnsi="B Nazanin" w:cs="B Nazanin"/>
+                <w:b w:val="0"/>
+                <w:i w:val="0"/>
+                <w:color w:val="222B33"/>
+                <w:sz w:val="23"/>
+                <w:szCs w:val="23"/>
+              </w:rPr>
+              <w:t>اقساط پیش‌رو (۲۱ قسط)</w:t>
+            </w:r>
+          </w:p>
+        </w:tc>
+        <w:tc>
+          <w:tcPr>
+            <w:tcW w:type="dxa" w:w="4819"/>
+          </w:tcPr>
+          <w:p>
+            <w:pPr>
+              <w:bidi w:val="1"/>
+              <w:jc w:val="center"/>
+            </w:pPr>
+            <w:r/>
+            <w:r>
+              <w:rPr>
+                <w:rFonts w:ascii="B Nazanin" w:hAnsi="B Nazanin" w:cs="B Nazanin"/>
+                <w:b w:val="0"/>
+                <w:i w:val="0"/>
+                <w:color w:val="222B33"/>
+                <w:sz w:val="23"/>
+                <w:szCs w:val="23"/>
+              </w:rPr>
+              <w:t>۳۷,۳۹۹,۹۹۵</w:t>
+            </w:r>
+          </w:p>
+        </w:tc>
+      </w:tr>
+    </w:tbl>
+    <w:p>
+      <w:pPr>
+        <w:spacing w:after="80"/>
+      </w:pPr>
+    </w:p>
+    <w:p>
+      <w:pPr>
+        <w:bidi w:val="1"/>
+        <w:spacing w:before="240" w:after="120"/>
+        <w:jc w:val="right"/>
+      </w:pPr>
+      <w:r>
+        <w:rPr>
+          <w:rFonts w:ascii="B Nazanin" w:hAnsi="B Nazanin" w:cs="B Nazanin"/>
+          <w:b/>
+          <w:i w:val="0"/>
+          <w:color w:val="222B33"/>
+          <w:sz w:val="32"/>
+          <w:szCs w:val="32"/>
+        </w:rPr>
+        <w:t>کیفیت آموزشی</w:t>
+      </w:r>
+    </w:p>
+    <w:tbl>
+      <w:tblPr>
+        <w:tblW w:type="auto" w:w="0"/>
+        <w:jc w:val="center"/>
+        <w:tblLook w:firstColumn="1" w:firstRow="1" w:lastColumn="0" w:lastRow="0" w:noHBand="0" w:noVBand="1" w:val="04A0"/>
+        <w:tblBorders>
+          <w:top w:val="single" w:sz="4" w:space="0" w:color="D9DDE3"/>
+          <w:left w:val="single" w:sz="4" w:space="0" w:color="D9DDE3"/>
+          <w:bottom w:val="single" w:sz="4" w:space="0" w:color="D9DDE3"/>
+          <w:right w:val="single" w:sz="4" w:space="0" w:color="D9DDE3"/>
+          <w:insideH w:val="single" w:sz="4" w:space="0" w:color="D9DDE3"/>
+          <w:insideV w:val="single" w:sz="4" w:space="0" w:color="D9DDE3"/>
+        </w:tblBorders>
+      </w:tblPr>
+      <w:tblGrid>
+        <w:gridCol w:w="4819"/>
+        <w:gridCol w:w="4819"/>
+      </w:tblGrid>
+      <w:tr>
+        <w:tc>
+          <w:tcPr>
+            <w:tcW w:type="dxa" w:w="4819"/>
+            <w:shd w:val="clear" w:fill="0D47A1"/>
+          </w:tcPr>
+          <w:p>
+            <w:pPr>
+              <w:bidi w:val="1"/>
+              <w:jc w:val="center"/>
+            </w:pPr>
+            <w:r/>
+            <w:r>
+              <w:rPr>
+                <w:rFonts w:ascii="B Nazanin" w:hAnsi="B Nazanin" w:cs="B Nazanin"/>
+                <w:b/>
+                <w:i w:val="0"/>
+                <w:color w:val="FFFFFF"/>
+                <w:sz w:val="24"/>
+                <w:szCs w:val="24"/>
+              </w:rPr>
+              <w:t>مورد</w:t>
+            </w:r>
+          </w:p>
+        </w:tc>
+        <w:tc>
+          <w:tcPr>
+            <w:tcW w:type="dxa" w:w="4819"/>
+            <w:shd w:val="clear" w:fill="0D47A1"/>
+          </w:tcPr>
+          <w:p>
+            <w:pPr>
+              <w:bidi w:val="1"/>
+              <w:jc w:val="center"/>
+            </w:pPr>
+            <w:r/>
+            <w:r>
+              <w:rPr>
+                <w:rFonts w:ascii="B Nazanin" w:hAnsi="B Nazanin" w:cs="B Nazanin"/>
+                <w:b/>
+                <w:i w:val="0"/>
+                <w:color w:val="FFFFFF"/>
+                <w:sz w:val="24"/>
+                <w:szCs w:val="24"/>
+              </w:rPr>
+              <w:t>مقدار</w:t>
+            </w:r>
+          </w:p>
+        </w:tc>
+      </w:tr>
+      <w:tr>
+        <w:tc>
+          <w:tcPr>
+            <w:tcW w:type="dxa" w:w="4819"/>
+          </w:tcPr>
+          <w:p>
+            <w:pPr>
+              <w:bidi w:val="1"/>
+              <w:jc w:val="center"/>
+            </w:pPr>
+            <w:r/>
+            <w:r>
+              <w:rPr>
+                <w:rFonts w:ascii="B Nazanin" w:hAnsi="B Nazanin" w:cs="B Nazanin"/>
+                <w:b w:val="0"/>
+                <w:i w:val="0"/>
+                <w:color w:val="222B33"/>
+                <w:sz w:val="23"/>
+                <w:szCs w:val="23"/>
+              </w:rPr>
+              <w:t>درصد حضور کلاس Python (۸ جلسه)</w:t>
+            </w:r>
+          </w:p>
+        </w:tc>
+        <w:tc>
+          <w:tcPr>
+            <w:tcW w:type="dxa" w:w="4819"/>
+          </w:tcPr>
+          <w:p>
+            <w:pPr>
+              <w:bidi w:val="1"/>
+              <w:jc w:val="center"/>
+            </w:pPr>
+            <w:r/>
+            <w:r>
+              <w:rPr>
+                <w:rFonts w:ascii="B Nazanin" w:hAnsi="B Nazanin" w:cs="B Nazanin"/>
+                <w:b/>
+                <w:i w:val="0"/>
+                <w:color w:val="007A3D"/>
+                <w:sz w:val="23"/>
+                <w:szCs w:val="23"/>
+              </w:rPr>
+              <w:t>۸۸.۹٪ (۱۶ از ۱۸ ثبت‌نام)</w:t>
+            </w:r>
+          </w:p>
+        </w:tc>
+      </w:tr>
+      <w:tr>
+        <w:tc>
+          <w:tcPr>
+            <w:tcW w:type="dxa" w:w="4819"/>
+            <w:shd w:val="clear" w:fill="F2F5F9"/>
+          </w:tcPr>
+          <w:p>
+            <w:pPr>
+              <w:bidi w:val="1"/>
+              <w:jc w:val="center"/>
+            </w:pPr>
+            <w:r/>
+            <w:r>
+              <w:rPr>
+                <w:rFonts w:ascii="B Nazanin" w:hAnsi="B Nazanin" w:cs="B Nazanin"/>
+                <w:b w:val="0"/>
+                <w:i w:val="0"/>
+                <w:color w:val="222B33"/>
+                <w:sz w:val="23"/>
+                <w:szCs w:val="23"/>
+              </w:rPr>
+              <w:t>آزمون‌های برگزارشده</w:t>
+            </w:r>
+          </w:p>
+        </w:tc>
+        <w:tc>
+          <w:tcPr>
+            <w:tcW w:type="dxa" w:w="4819"/>
+            <w:shd w:val="clear" w:fill="F2F5F9"/>
+          </w:tcPr>
+          <w:p>
+            <w:pPr>
+              <w:bidi w:val="1"/>
+              <w:jc w:val="center"/>
+            </w:pPr>
+            <w:r/>
+            <w:r>
+              <w:rPr>
+                <w:rFonts w:ascii="B Nazanin" w:hAnsi="B Nazanin" w:cs="B Nazanin"/>
+                <w:b w:val="0"/>
+                <w:i w:val="0"/>
+                <w:color w:val="222B33"/>
+                <w:sz w:val="23"/>
+                <w:szCs w:val="23"/>
+              </w:rPr>
+              <w:t>۱ آزمون</w:t>
+            </w:r>
+          </w:p>
+        </w:tc>
+      </w:tr>
+      <w:tr>
+        <w:tc>
+          <w:tcPr>
+            <w:tcW w:type="dxa" w:w="4819"/>
+          </w:tcPr>
+          <w:p>
+            <w:pPr>
+              <w:bidi w:val="1"/>
+              <w:jc w:val="center"/>
+            </w:pPr>
+            <w:r/>
+            <w:r>
+              <w:rPr>
+                <w:rFonts w:ascii="B Nazanin" w:hAnsi="B Nazanin" w:cs="B Nazanin"/>
+                <w:b w:val="0"/>
+                <w:i w:val="0"/>
+                <w:color w:val="222B33"/>
+                <w:sz w:val="23"/>
+                <w:szCs w:val="23"/>
+              </w:rPr>
+              <w:t>درصد قبولی</w:t>
+            </w:r>
+          </w:p>
+        </w:tc>
+        <w:tc>
+          <w:tcPr>
+            <w:tcW w:type="dxa" w:w="4819"/>
+          </w:tcPr>
+          <w:p>
+            <w:pPr>
+              <w:bidi w:val="1"/>
+              <w:jc w:val="center"/>
+            </w:pPr>
+            <w:r/>
+            <w:r>
+              <w:rPr>
+                <w:rFonts w:ascii="B Nazanin" w:hAnsi="B Nazanin" w:cs="B Nazanin"/>
+                <w:b/>
+                <w:i w:val="0"/>
+                <w:color w:val="007A3D"/>
+                <w:sz w:val="23"/>
+                <w:szCs w:val="23"/>
+              </w:rPr>
+              <w:t>۱۰۰٪ (۳ از ۳)</w:t>
+            </w:r>
+          </w:p>
+        </w:tc>
+      </w:tr>
+      <w:tr>
+        <w:tc>
+          <w:tcPr>
+            <w:tcW w:type="dxa" w:w="4819"/>
+            <w:shd w:val="clear" w:fill="F2F5F9"/>
+          </w:tcPr>
+          <w:p>
+            <w:pPr>
+              <w:bidi w:val="1"/>
+              <w:jc w:val="center"/>
+            </w:pPr>
+            <w:r/>
+            <w:r>
+              <w:rPr>
+                <w:rFonts w:ascii="B Nazanin" w:hAnsi="B Nazanin" w:cs="B Nazanin"/>
+                <w:b w:val="0"/>
+                <w:i w:val="0"/>
+                <w:color w:val="222B33"/>
+                <w:sz w:val="23"/>
+                <w:szCs w:val="23"/>
+              </w:rPr>
+              <w:t>میانگین نمره کل</w:t>
+            </w:r>
+          </w:p>
+        </w:tc>
+        <w:tc>
+          <w:tcPr>
+            <w:tcW w:type="dxa" w:w="4819"/>
+            <w:shd w:val="clear" w:fill="F2F5F9"/>
+          </w:tcPr>
+          <w:p>
+            <w:pPr>
+              <w:bidi w:val="1"/>
+              <w:jc w:val="center"/>
+            </w:pPr>
+            <w:r/>
+            <w:r>
+              <w:rPr>
+                <w:rFonts w:ascii="B Nazanin" w:hAnsi="B Nazanin" w:cs="B Nazanin"/>
+                <w:b w:val="0"/>
+                <w:i w:val="0"/>
+                <w:color w:val="222B33"/>
+                <w:sz w:val="23"/>
+                <w:szCs w:val="23"/>
+              </w:rPr>
+              <w:t>۷۷.۶</w:t>
+            </w:r>
+          </w:p>
+        </w:tc>
+      </w:tr>
+    </w:tbl>
+    <w:p>
+      <w:pPr>
+        <w:spacing w:after="80"/>
+      </w:pPr>
+    </w:p>
+    <w:p>
+      <w:pPr>
+        <w:bidi w:val="1"/>
+        <w:spacing w:after="240"/>
+        <w:ind w:right="454" w:left="454"/>
+        <w:jc w:val="right"/>
+        <w:pBdr>
+          <w:right w:val="single" w:sz="18" w:space="8" w:color="0D47A1"/>
+        </w:pBdr>
+      </w:pPr>
+      <w:r>
+        <w:rPr>
+          <w:rFonts w:ascii="B Nazanin" w:hAnsi="B Nazanin" w:cs="B Nazanin"/>
+          <w:b w:val="0"/>
+          <w:i w:val="0"/>
+          <w:color w:val="555555"/>
+          <w:sz w:val="24"/>
+          <w:szCs w:val="24"/>
+        </w:rPr>
+        <w:t>هیچ‌کدام از این اعداد ساختگی نیست — همین حالا از دیتابیس دیتای زنده‌ی محیط دمو خوانده شده‌اند و با هر تراکنش جدید شما به‌روز می‌شوند.</w:t>
+      </w:r>
+    </w:p>
+    <w:p>
+      <w:pPr>
+        <w:bidi w:val="1"/>
+        <w:spacing w:before="400" w:after="200"/>
+        <w:jc w:val="right"/>
+        <w:pBdr>
+          <w:bottom w:val="single" w:sz="8" w:space="4" w:color="0D47A1"/>
+        </w:pBdr>
+      </w:pPr>
+      <w:r>
+        <w:rPr>
+          <w:rFonts w:ascii="B Nazanin" w:hAnsi="B Nazanin" w:cs="B Nazanin"/>
+          <w:b/>
+          <w:i w:val="0"/>
+          <w:color w:val="0D47A1"/>
+          <w:sz w:val="40"/>
+          <w:szCs w:val="40"/>
+        </w:rPr>
+        <w:t xml:space="preserve">۱۷  </w:t>
+      </w:r>
+      <w:r>
+        <w:rPr>
+          <w:rFonts w:ascii="B Nazanin" w:hAnsi="B Nazanin" w:cs="B Nazanin"/>
+          <w:b/>
+          <w:i w:val="0"/>
+          <w:color w:val="0D47A1"/>
+          <w:sz w:val="40"/>
+          <w:szCs w:val="40"/>
+        </w:rPr>
         <w:t>مزایای رقابتی — چرا آکادمی‌منیجر پرو؟</w:t>
       </w:r>
     </w:p>
@@ -4657,7 +6484,7 @@
           <w:sz w:val="40"/>
           <w:szCs w:val="40"/>
         </w:rPr>
-        <w:t xml:space="preserve">۱۷  </w:t>
+        <w:t xml:space="preserve">۱۸  </w:t>
       </w:r>
       <w:r>
         <w:rPr>
@@ -4995,6 +6822,208 @@
         <w:spacing w:after="80"/>
       </w:pPr>
     </w:p>
+    <w:p>
+      <w:pPr>
+        <w:bidi w:val="1"/>
+        <w:spacing w:before="400" w:after="200"/>
+        <w:jc w:val="right"/>
+        <w:pBdr>
+          <w:bottom w:val="single" w:sz="8" w:space="4" w:color="0D47A1"/>
+        </w:pBdr>
+      </w:pPr>
+      <w:r>
+        <w:rPr>
+          <w:rFonts w:ascii="B Nazanin" w:hAnsi="B Nazanin" w:cs="B Nazanin"/>
+          <w:b/>
+          <w:i w:val="0"/>
+          <w:color w:val="0D47A1"/>
+          <w:sz w:val="40"/>
+          <w:szCs w:val="40"/>
+        </w:rPr>
+        <w:t xml:space="preserve">۱۹  </w:t>
+      </w:r>
+      <w:r>
+        <w:rPr>
+          <w:rFonts w:ascii="B Nazanin" w:hAnsi="B Nazanin" w:cs="B Nazanin"/>
+          <w:b/>
+          <w:i w:val="0"/>
+          <w:color w:val="0D47A1"/>
+          <w:sz w:val="40"/>
+          <w:szCs w:val="40"/>
+        </w:rPr>
+        <w:t>پرسش‌های پرتکرار</w:t>
+      </w:r>
+    </w:p>
+    <w:p>
+      <w:pPr>
+        <w:bidi w:val="1"/>
+        <w:spacing w:before="240" w:after="120"/>
+        <w:jc w:val="right"/>
+      </w:pPr>
+      <w:r>
+        <w:rPr>
+          <w:rFonts w:ascii="B Nazanin" w:hAnsi="B Nazanin" w:cs="B Nazanin"/>
+          <w:b/>
+          <w:i w:val="0"/>
+          <w:color w:val="222B33"/>
+          <w:sz w:val="32"/>
+          <w:szCs w:val="32"/>
+        </w:rPr>
+        <w:t>هزینه‌ی نرم‌افزار چقدر است؟</w:t>
+      </w:r>
+    </w:p>
+    <w:p>
+      <w:pPr>
+        <w:bidi w:val="1"/>
+        <w:spacing w:after="200" w:before="0"/>
+        <w:ind w:firstLine="357"/>
+        <w:jc w:val="both"/>
+      </w:pPr>
+      <w:r>
+        <w:rPr>
+          <w:rFonts w:ascii="B Nazanin" w:hAnsi="B Nazanin" w:cs="B Nazanin"/>
+          <w:b w:val="0"/>
+          <w:i w:val="0"/>
+          <w:color w:val="222B33"/>
+          <w:sz w:val="28"/>
+          <w:szCs w:val="28"/>
+        </w:rPr>
+        <w:t xml:space="preserve">اشتراک ماهانه‌ی پیچیده‌ای وجود ندارد؛ نرم‌افزار با </w:t>
+      </w:r>
+      <w:r>
+        <w:rPr>
+          <w:rFonts w:ascii="B Nazanin" w:hAnsi="B Nazanin" w:cs="B Nazanin"/>
+          <w:b/>
+          <w:i w:val="0"/>
+          <w:color w:val="222B33"/>
+          <w:sz w:val="28"/>
+          <w:szCs w:val="28"/>
+        </w:rPr>
+        <w:t>یک لایسنس واحد</w:t>
+      </w:r>
+      <w:r>
+        <w:rPr>
+          <w:rFonts w:ascii="B Nazanin" w:hAnsi="B Nazanin" w:cs="B Nazanin"/>
+          <w:b w:val="0"/>
+          <w:i w:val="0"/>
+          <w:color w:val="222B33"/>
+          <w:sz w:val="28"/>
+          <w:szCs w:val="28"/>
+        </w:rPr>
+        <w:t xml:space="preserve"> صادر می‌شود. مبلغ دقیق، در جلسه‌ی دمو ۳۰ دقیقه‌ای (رایگان) بر اساس تعداد شعب و نیاز شما اعلام می‌شود.</w:t>
+      </w:r>
+    </w:p>
+    <w:p>
+      <w:pPr>
+        <w:bidi w:val="1"/>
+        <w:spacing w:before="240" w:after="120"/>
+        <w:jc w:val="right"/>
+      </w:pPr>
+      <w:r>
+        <w:rPr>
+          <w:rFonts w:ascii="B Nazanin" w:hAnsi="B Nazanin" w:cs="B Nazanin"/>
+          <w:b/>
+          <w:i w:val="0"/>
+          <w:color w:val="222B33"/>
+          <w:sz w:val="32"/>
+          <w:szCs w:val="32"/>
+        </w:rPr>
+        <w:t>آیا باید کارمندانم را آموزش بدهم؟</w:t>
+      </w:r>
+    </w:p>
+    <w:p>
+      <w:pPr>
+        <w:bidi w:val="1"/>
+        <w:spacing w:after="200" w:before="0"/>
+        <w:ind w:firstLine="357"/>
+        <w:jc w:val="both"/>
+      </w:pPr>
+      <w:r>
+        <w:rPr>
+          <w:rFonts w:ascii="B Nazanin" w:hAnsi="B Nazanin" w:cs="B Nazanin"/>
+          <w:b w:val="0"/>
+          <w:i w:val="0"/>
+          <w:color w:val="222B33"/>
+          <w:sz w:val="28"/>
+          <w:szCs w:val="28"/>
+        </w:rPr>
+        <w:t>خیر — رابط کاربری کاملاً فارسی است و کارهای روزانه (حضور و غیاب، ثبت‌نام، دریافت وجه) در یک یا دو کلیک انجام می‌شود. در اولین جلسه‌ی رایگان، سیستم را با داده‌های خودتان راه‌اندازی و به‌صورت عملی راهنمایی می‌کنیم.</w:t>
+      </w:r>
+    </w:p>
+    <w:p>
+      <w:pPr>
+        <w:bidi w:val="1"/>
+        <w:spacing w:before="240" w:after="120"/>
+        <w:jc w:val="right"/>
+      </w:pPr>
+      <w:r>
+        <w:rPr>
+          <w:rFonts w:ascii="B Nazanin" w:hAnsi="B Nazanin" w:cs="B Nazanin"/>
+          <w:b/>
+          <w:i w:val="0"/>
+          <w:color w:val="222B33"/>
+          <w:sz w:val="32"/>
+          <w:szCs w:val="32"/>
+        </w:rPr>
+        <w:t>داده‌های من امن است؟</w:t>
+      </w:r>
+    </w:p>
+    <w:p>
+      <w:pPr>
+        <w:bidi w:val="1"/>
+        <w:spacing w:after="200" w:before="0"/>
+        <w:ind w:firstLine="357"/>
+        <w:jc w:val="both"/>
+      </w:pPr>
+      <w:r>
+        <w:rPr>
+          <w:rFonts w:ascii="B Nazanin" w:hAnsi="B Nazanin" w:cs="B Nazanin"/>
+          <w:b w:val="0"/>
+          <w:i w:val="0"/>
+          <w:color w:val="222B33"/>
+          <w:sz w:val="28"/>
+          <w:szCs w:val="28"/>
+        </w:rPr>
+        <w:t>بله. داده‌ها روی شبکه‌ی محلی خودتان ذخیره می‌شوند (نیازی به ارسال به سرورهای شخص ثالث نیست)، پشتیبان‌گیری خودکار و زمان‌بندی‌شده دارید، چند کاربر با نقش و مجوزهای جداگانه می‌توانند کار کنند و هر ورود با IP و زمان کامل لاگ می‌شود.</w:t>
+      </w:r>
+    </w:p>
+    <w:p>
+      <w:pPr>
+        <w:bidi w:val="1"/>
+        <w:spacing w:before="240" w:after="120"/>
+        <w:jc w:val="right"/>
+      </w:pPr>
+      <w:r>
+        <w:rPr>
+          <w:rFonts w:ascii="B Nazanin" w:hAnsi="B Nazanin" w:cs="B Nazanin"/>
+          <w:b/>
+          <w:i w:val="0"/>
+          <w:color w:val="222B33"/>
+          <w:sz w:val="32"/>
+          <w:szCs w:val="32"/>
+        </w:rPr>
+        <w:t>حالا که اکسل یا نرم‌افزار دیگری استفاده می‌کنم، مهاجرت داده‌ها چطور است؟</w:t>
+      </w:r>
+    </w:p>
+    <w:p>
+      <w:pPr>
+        <w:bidi w:val="1"/>
+        <w:spacing w:after="200" w:before="0"/>
+        <w:ind w:firstLine="357"/>
+        <w:jc w:val="both"/>
+      </w:pPr>
+      <w:r>
+        <w:rPr>
+          <w:rFonts w:ascii="B Nazanin" w:hAnsi="B Nazanin" w:cs="B Nazanin"/>
+          <w:b w:val="0"/>
+          <w:i w:val="0"/>
+          <w:color w:val="222B33"/>
+          <w:sz w:val="28"/>
+          <w:szCs w:val="28"/>
+        </w:rPr>
+        <w:t>داده‌های موجود شما — هنرجویان، شهریه‌ها و وضعیت مالی — در اولین جلسه توسط تیم ما وارد نرم‌افزار می‌شود تا بدون گم شدن حتی یک عدد، جابه‌جا شوید.</w:t>
+      </w:r>
+    </w:p>
     <w:tbl>
       <w:tblPr>
         <w:tblW w:type="auto" w:w="0"/>
